--- a/fra/docx/56.content.docx
+++ b/fra/docx/56.content.docx
@@ -11,6 +11,15 @@
         <w:pStyle w:val="Heading2"/>
       </w:pPr>
       <w:r>
+        <w:t>Resource: Notes d'étude (Tyndale)</w:t>
+      </w:r>
+      <w:r/>
+    </w:p>
+    <w:p>
+      <w:pPr>
+        <w:pStyle w:val="Heading2"/>
+      </w:pPr>
+      <w:r>
         <w:t>License Information</w:t>
       </w:r>
       <w:r/>
@@ -21,7 +30,7 @@
         <w:rPr>
           <w:b/>
         </w:rPr>
-        <w:t>Study Notes (Tyndale)</w:t>
+        <w:t>Notes d'étude (Tyndale)</w:t>
       </w:r>
       <w:r>
         <w:t xml:space="preserve"> (French) is based on</w:t>
@@ -74,7 +83,7 @@
         <w:pStyle w:val="Heading1"/>
       </w:pPr>
       <w:r>
-        <w:t>Study Notes (Tyndale)</w:t>
+        <w:t>Notes d'étude (Tyndale)</w:t>
       </w:r>
     </w:p>
     <w:p>
@@ -83,6 +92,51 @@
           <w:headerReference w:type="even" r:id="rId8"/>
           <w:headerReference w:type="default" r:id="rId9"/>
           <w:footerReference w:type="default" r:id="rId10"/>
+          <w:footnotePr>
+            <w:numRestart w:val="eachSect"/>
+          </w:footnotePr>
+          <w:type w:val="continuous"/>
+          <w:pgSz w:w="12240" w:h="15840" w:code="1"/>
+          <w:pgMar w:top="1440" w:right="1440" w:bottom="1440" w:left="1440" w:header="504" w:footer="504" w:gutter="0"/>
+          <w:cols w:space="708"/>
+          <w:titlePg/>
+          <w:docGrid w:linePitch="360"/>
+        </w:sectPr>
+      </w:pPr>
+    </w:p>
+    <w:p>
+      <w:r/>
+    </w:p>
+    <w:p>
+      <w:pPr>
+        <w:pStyle w:val="Heading2"/>
+      </w:pPr>
+      <w:r>
+        <w:t>TIT</w:t>
+      </w:r>
+      <w:r/>
+    </w:p>
+    <w:p>
+      <w:r/>
+      <w:r>
+        <w:rPr>
+          <w:i/>
+        </w:rPr>
+        <w:t>Tite 1.1, Tite 1.1–4, Tite 1.2, Tite 1.3, Tite 1.4, Tite 1.5, Tite 1.5–9, Tite 1.5–16, Tite 1.6, Tite 1.7, Tite 1.9, Tite 1.10, Tite 1.10–16, Tite 1.11, Tite 1.12, Tite 1.13, Tite 1.14, Tite 1.15, Tite 1.15–16, Tite 1.16, Tite 2.1–15, Tite 2.9–10, Tite 2.11, Tite 2.11–15, Tite 2.12, Tite 2.13, Tite 2.14, Tite 3.1, Tite 3.1–11, Tite 3.3, Tite 3.4, Tite 3.4–7, Tite 3.5, Tite 3.7, Tite 3.8, Tite 3.10–11, Tite 3.12, Tite 3.12–15, Tite 3.13, Tite 3.14, Tite 3.15</w:t>
+      </w:r>
+      <w:r/>
+    </w:p>
+    <w:p>
+      <w:r/>
+      <w:r>
+        <w:t xml:space="preserve"> </w:t>
+      </w:r>
+      <w:r/>
+      <w:r/>
+    </w:p>
+    <w:p>
+      <w:pPr>
+        <w:sectPr>
           <w:footnotePr>
             <w:numRestart w:val="eachSect"/>
           </w:footnotePr>

--- a/fra/docx/56.content.docx
+++ b/fra/docx/56.content.docx
@@ -4,49 +4,89 @@
   <w:body>
     <w:p/>
     <w:p>
-      <w:r/>
+      <w:pPr/>
+      <w:r>
+        <w:rPr>
+          <w:lang w:val="fr_FR" w:bidi="fr_FR"/>
+        </w:rPr>
+      </w:r>
     </w:p>
     <w:p>
       <w:pPr>
         <w:pStyle w:val="Heading2"/>
       </w:pPr>
       <w:r>
+        <w:rPr>
+          <w:lang w:val="fr_FR" w:bidi="fr_FR"/>
+        </w:rPr>
         <w:t>Resource: Notes d'étude (Tyndale)</w:t>
       </w:r>
-      <w:r/>
+      <w:r>
+        <w:rPr>
+          <w:lang w:val="fr_FR" w:bidi="fr_FR"/>
+        </w:rPr>
+      </w:r>
     </w:p>
     <w:p>
       <w:pPr>
         <w:pStyle w:val="Heading2"/>
       </w:pPr>
       <w:r>
+        <w:rPr>
+          <w:lang w:val="fr_FR" w:bidi="fr_FR"/>
+        </w:rPr>
         <w:t>License Information</w:t>
       </w:r>
-      <w:r/>
-    </w:p>
-    <w:p>
-      <w:r/>
+      <w:r>
+        <w:rPr>
+          <w:lang w:val="fr_FR" w:bidi="fr_FR"/>
+        </w:rPr>
+      </w:r>
+    </w:p>
+    <w:p>
+      <w:pPr/>
+      <w:r>
+        <w:rPr>
+          <w:lang w:val="fr_FR" w:bidi="fr_FR"/>
+        </w:rPr>
+      </w:r>
       <w:r>
         <w:rPr>
           <w:b/>
+          <w:lang w:val="fr_FR" w:bidi="fr_FR"/>
         </w:rPr>
         <w:t>Notes d'étude (Tyndale)</w:t>
       </w:r>
       <w:r>
+        <w:rPr>
+          <w:lang w:val="fr_FR" w:bidi="fr_FR"/>
+        </w:rPr>
         <w:t xml:space="preserve"> (French) is based on</w:t>
       </w:r>
       <w:r>
+        <w:rPr>
+          <w:lang w:val="fr_FR" w:bidi="fr_FR"/>
+        </w:rPr>
         <w:t xml:space="preserve">: </w:t>
       </w:r>
       <w:r>
+        <w:rPr>
+          <w:lang w:val="fr_FR" w:bidi="fr_FR"/>
+        </w:rPr>
         <w:t>Tyndale Open Study Notes</w:t>
       </w:r>
       <w:r>
+        <w:rPr>
+          <w:lang w:val="fr_FR" w:bidi="fr_FR"/>
+        </w:rPr>
         <w:t xml:space="preserve">, </w:t>
       </w:r>
       <w:hyperlink r:id="rId13">
         <w:r>
           <w:rPr>
+            <w:lang w:val="fr_FR" w:bidi="fr_FR"/>
+          </w:rPr>
+          <w:rPr>
             <w:color w:val="0000EE"/>
             <w:u w:val="single"/>
           </w:rPr>
@@ -54,11 +94,17 @@
         </w:r>
       </w:hyperlink>
       <w:r>
+        <w:rPr>
+          <w:lang w:val="fr_FR" w:bidi="fr_FR"/>
+        </w:rPr>
         <w:t xml:space="preserve">, 2019, which is licensed under a </w:t>
       </w:r>
       <w:hyperlink r:id="rId14">
         <w:r>
           <w:rPr>
+            <w:lang w:val="fr_FR" w:bidi="fr_FR"/>
+          </w:rPr>
+          <w:rPr>
             <w:color w:val="0000EE"/>
             <w:u w:val="single"/>
           </w:rPr>
@@ -66,23 +112,49 @@
         </w:r>
       </w:hyperlink>
       <w:r>
+        <w:rPr>
+          <w:lang w:val="fr_FR" w:bidi="fr_FR"/>
+        </w:rPr>
         <w:t>.</w:t>
       </w:r>
-      <w:r/>
-    </w:p>
-    <w:p>
-      <w:r/>
-      <w:r>
+      <w:r>
+        <w:rPr>
+          <w:lang w:val="fr_FR" w:bidi="fr_FR"/>
+        </w:rPr>
+      </w:r>
+    </w:p>
+    <w:p>
+      <w:pPr/>
+      <w:r>
+        <w:rPr>
+          <w:lang w:val="fr_FR" w:bidi="fr_FR"/>
+        </w:rPr>
+      </w:r>
+      <w:r>
+        <w:rPr>
+          <w:lang w:val="fr_FR" w:bidi="fr_FR"/>
+        </w:rPr>
         <w:t>This PDF version is provided under the same license.</w:t>
       </w:r>
-      <w:r/>
-      <w:r/>
+      <w:r>
+        <w:rPr>
+          <w:lang w:val="fr_FR" w:bidi="fr_FR"/>
+        </w:rPr>
+      </w:r>
+      <w:r>
+        <w:rPr>
+          <w:lang w:val="fr_FR" w:bidi="fr_FR"/>
+        </w:rPr>
+      </w:r>
     </w:p>
     <w:p>
       <w:pPr>
         <w:pStyle w:val="Heading1"/>
       </w:pPr>
       <w:r>
+        <w:rPr>
+          <w:lang w:val="fr_FR" w:bidi="fr_FR"/>
+        </w:rPr>
         <w:t>Notes d'étude (Tyndale)</w:t>
       </w:r>
     </w:p>
@@ -105,34 +177,72 @@
       </w:pPr>
     </w:p>
     <w:p>
-      <w:r/>
+      <w:pPr/>
+      <w:r>
+        <w:rPr>
+          <w:lang w:val="fr_FR" w:bidi="fr_FR"/>
+        </w:rPr>
+      </w:r>
     </w:p>
     <w:p>
       <w:pPr>
         <w:pStyle w:val="Heading2"/>
       </w:pPr>
       <w:r>
+        <w:rPr>
+          <w:lang w:val="fr_FR" w:bidi="fr_FR"/>
+        </w:rPr>
         <w:t>TIT</w:t>
       </w:r>
-      <w:r/>
-    </w:p>
-    <w:p>
-      <w:r/>
+      <w:r>
+        <w:rPr>
+          <w:lang w:val="fr_FR" w:bidi="fr_FR"/>
+        </w:rPr>
+      </w:r>
+    </w:p>
+    <w:p>
+      <w:pPr/>
+      <w:r>
+        <w:rPr>
+          <w:lang w:val="fr_FR" w:bidi="fr_FR"/>
+        </w:rPr>
+      </w:r>
       <w:r>
         <w:rPr>
           <w:i/>
+          <w:lang w:val="fr_FR" w:bidi="fr_FR"/>
         </w:rPr>
         <w:t>Tite 1.1, Tite 1.1–4, Tite 1.2, Tite 1.3, Tite 1.4, Tite 1.5, Tite 1.5–9, Tite 1.5–16, Tite 1.6, Tite 1.7, Tite 1.9, Tite 1.10, Tite 1.10–16, Tite 1.11, Tite 1.12, Tite 1.13, Tite 1.14, Tite 1.15, Tite 1.15–16, Tite 1.16, Tite 2.1–15, Tite 2.9–10, Tite 2.11, Tite 2.11–15, Tite 2.12, Tite 2.13, Tite 2.14, Tite 3.1, Tite 3.1–11, Tite 3.3, Tite 3.4, Tite 3.4–7, Tite 3.5, Tite 3.7, Tite 3.8, Tite 3.10–11, Tite 3.12, Tite 3.12–15, Tite 3.13, Tite 3.14, Tite 3.15</w:t>
       </w:r>
-      <w:r/>
-    </w:p>
-    <w:p>
-      <w:r/>
-      <w:r>
+      <w:r>
+        <w:rPr>
+          <w:lang w:val="fr_FR" w:bidi="fr_FR"/>
+        </w:rPr>
+      </w:r>
+    </w:p>
+    <w:p>
+      <w:pPr/>
+      <w:r>
+        <w:rPr>
+          <w:lang w:val="fr_FR" w:bidi="fr_FR"/>
+        </w:rPr>
+      </w:r>
+      <w:r>
+        <w:rPr>
+          <w:lang w:val="fr_FR" w:bidi="fr_FR"/>
+        </w:rPr>
         <w:t xml:space="preserve"> </w:t>
       </w:r>
-      <w:r/>
-      <w:r/>
+      <w:r>
+        <w:rPr>
+          <w:lang w:val="fr_FR" w:bidi="fr_FR"/>
+        </w:rPr>
+      </w:r>
+      <w:r>
+        <w:rPr>
+          <w:lang w:val="fr_FR" w:bidi="fr_FR"/>
+        </w:rPr>
+      </w:r>
     </w:p>
     <w:p>
       <w:pPr>
@@ -150,25 +260,48 @@
       </w:pPr>
     </w:p>
     <w:p>
-      <w:r/>
+      <w:pPr/>
+      <w:r>
+        <w:rPr>
+          <w:lang w:val="fr_FR" w:bidi="fr_FR"/>
+        </w:rPr>
+      </w:r>
     </w:p>
     <w:p>
       <w:pPr>
         <w:pStyle w:val="Heading2"/>
       </w:pPr>
       <w:r>
+        <w:rPr>
+          <w:lang w:val="fr_FR" w:bidi="fr_FR"/>
+        </w:rPr>
         <w:t>Tite 1.1</w:t>
       </w:r>
-      <w:r/>
-    </w:p>
-    <w:p>
-      <w:r/>
-      <w:r>
+      <w:r>
+        <w:rPr>
+          <w:lang w:val="fr_FR" w:bidi="fr_FR"/>
+        </w:rPr>
+      </w:r>
+    </w:p>
+    <w:p>
+      <w:pPr/>
+      <w:r>
+        <w:rPr>
+          <w:lang w:val="fr_FR" w:bidi="fr_FR"/>
+        </w:rPr>
+      </w:r>
+      <w:r>
+        <w:rPr>
+          <w:lang w:val="fr_FR" w:bidi="fr_FR"/>
+        </w:rPr>
         <w:t xml:space="preserve">Voir </w:t>
       </w:r>
       <w:hyperlink r:id="rId15">
         <w:r>
           <w:rPr>
+            <w:lang w:val="fr_FR" w:bidi="fr_FR"/>
+          </w:rPr>
+          <w:rPr>
             <w:color w:val="0000EE"/>
             <w:u w:val="single"/>
           </w:rPr>
@@ -176,11 +309,17 @@
         </w:r>
       </w:hyperlink>
       <w:r>
+        <w:rPr>
+          <w:lang w:val="fr_FR" w:bidi="fr_FR"/>
+        </w:rPr>
         <w:t xml:space="preserve">; </w:t>
       </w:r>
       <w:hyperlink r:id="rId16">
         <w:r>
           <w:rPr>
+            <w:lang w:val="fr_FR" w:bidi="fr_FR"/>
+          </w:rPr>
+          <w:rPr>
             <w:color w:val="0000EE"/>
             <w:u w:val="single"/>
           </w:rPr>
@@ -188,31 +327,65 @@
         </w:r>
       </w:hyperlink>
       <w:r>
+        <w:rPr>
+          <w:lang w:val="fr_FR" w:bidi="fr_FR"/>
+        </w:rPr>
         <w:t>.</w:t>
       </w:r>
-      <w:r/>
-      <w:r/>
-    </w:p>
-    <w:p>
-      <w:r/>
+      <w:r>
+        <w:rPr>
+          <w:lang w:val="fr_FR" w:bidi="fr_FR"/>
+        </w:rPr>
+      </w:r>
+      <w:r>
+        <w:rPr>
+          <w:lang w:val="fr_FR" w:bidi="fr_FR"/>
+        </w:rPr>
+      </w:r>
+    </w:p>
+    <w:p>
+      <w:pPr/>
+      <w:r>
+        <w:rPr>
+          <w:lang w:val="fr_FR" w:bidi="fr_FR"/>
+        </w:rPr>
+      </w:r>
     </w:p>
     <w:p>
       <w:pPr>
         <w:pStyle w:val="Heading2"/>
       </w:pPr>
       <w:r>
+        <w:rPr>
+          <w:lang w:val="fr_FR" w:bidi="fr_FR"/>
+        </w:rPr>
         <w:t>Tite 1.1–4</w:t>
       </w:r>
-      <w:r/>
-    </w:p>
-    <w:p>
-      <w:r/>
-      <w:r>
+      <w:r>
+        <w:rPr>
+          <w:lang w:val="fr_FR" w:bidi="fr_FR"/>
+        </w:rPr>
+      </w:r>
+    </w:p>
+    <w:p>
+      <w:pPr/>
+      <w:r>
+        <w:rPr>
+          <w:lang w:val="fr_FR" w:bidi="fr_FR"/>
+        </w:rPr>
+      </w:r>
+      <w:r>
+        <w:rPr>
+          <w:lang w:val="fr_FR" w:bidi="fr_FR"/>
+        </w:rPr>
         <w:t>Dans le prologue de Tite, comme dans celui de 1 Timothée (</w:t>
       </w:r>
       <w:hyperlink r:id="rId17">
         <w:r>
           <w:rPr>
+            <w:lang w:val="fr_FR" w:bidi="fr_FR"/>
+          </w:rPr>
+          <w:rPr>
             <w:color w:val="0000EE"/>
             <w:u w:val="single"/>
           </w:rPr>
@@ -220,31 +393,65 @@
         </w:r>
       </w:hyperlink>
       <w:r>
+        <w:rPr>
+          <w:lang w:val="fr_FR" w:bidi="fr_FR"/>
+        </w:rPr>
         <w:t>), Paul établit son autorité apostolique envers son délégué.</w:t>
       </w:r>
-      <w:r/>
-      <w:r/>
-    </w:p>
-    <w:p>
-      <w:r/>
+      <w:r>
+        <w:rPr>
+          <w:lang w:val="fr_FR" w:bidi="fr_FR"/>
+        </w:rPr>
+      </w:r>
+      <w:r>
+        <w:rPr>
+          <w:lang w:val="fr_FR" w:bidi="fr_FR"/>
+        </w:rPr>
+      </w:r>
+    </w:p>
+    <w:p>
+      <w:pPr/>
+      <w:r>
+        <w:rPr>
+          <w:lang w:val="fr_FR" w:bidi="fr_FR"/>
+        </w:rPr>
+      </w:r>
     </w:p>
     <w:p>
       <w:pPr>
         <w:pStyle w:val="Heading2"/>
       </w:pPr>
       <w:r>
+        <w:rPr>
+          <w:lang w:val="fr_FR" w:bidi="fr_FR"/>
+        </w:rPr>
         <w:t>Tite 1.2</w:t>
       </w:r>
-      <w:r/>
-    </w:p>
-    <w:p>
-      <w:r/>
-      <w:r>
+      <w:r>
+        <w:rPr>
+          <w:lang w:val="fr_FR" w:bidi="fr_FR"/>
+        </w:rPr>
+      </w:r>
+    </w:p>
+    <w:p>
+      <w:pPr/>
+      <w:r>
+        <w:rPr>
+          <w:lang w:val="fr_FR" w:bidi="fr_FR"/>
+        </w:rPr>
+      </w:r>
+      <w:r>
+        <w:rPr>
+          <w:lang w:val="fr_FR" w:bidi="fr_FR"/>
+        </w:rPr>
         <w:t xml:space="preserve">La confiance qu'ils ont en la vie éternelle permet au peuple de Dieu de vivre dans le présent à la lumière de l'avenir (voir </w:t>
       </w:r>
       <w:hyperlink r:id="rId15">
         <w:r>
           <w:rPr>
+            <w:lang w:val="fr_FR" w:bidi="fr_FR"/>
+          </w:rPr>
+          <w:rPr>
             <w:color w:val="0000EE"/>
             <w:u w:val="single"/>
           </w:rPr>
@@ -252,11 +459,17 @@
         </w:r>
       </w:hyperlink>
       <w:r>
+        <w:rPr>
+          <w:lang w:val="fr_FR" w:bidi="fr_FR"/>
+        </w:rPr>
         <w:t xml:space="preserve">; </w:t>
       </w:r>
       <w:hyperlink r:id="rId18">
         <w:r>
           <w:rPr>
+            <w:lang w:val="fr_FR" w:bidi="fr_FR"/>
+          </w:rPr>
+          <w:rPr>
             <w:color w:val="0000EE"/>
             <w:u w:val="single"/>
           </w:rPr>
@@ -264,17 +477,29 @@
         </w:r>
       </w:hyperlink>
       <w:r>
+        <w:rPr>
+          <w:lang w:val="fr_FR" w:bidi="fr_FR"/>
+        </w:rPr>
         <w:t xml:space="preserve">). • Le vrai Dieu diffère radicalement des conceptions crétoises populaires (voir </w:t>
       </w:r>
       <w:r>
+        <w:rPr>
+          <w:lang w:val="fr_FR" w:bidi="fr_FR"/>
+        </w:rPr>
         <w:t>note d'étude sur 1.12</w:t>
       </w:r>
       <w:r>
+        <w:rPr>
+          <w:lang w:val="fr_FR" w:bidi="fr_FR"/>
+        </w:rPr>
         <w:t>). Cette déclaration met également l'accent sur le plan divin du salut. Ce plan demeure inchangé (</w:t>
       </w:r>
       <w:hyperlink r:id="rId19">
         <w:r>
           <w:rPr>
+            <w:lang w:val="fr_FR" w:bidi="fr_FR"/>
+          </w:rPr>
+          <w:rPr>
             <w:color w:val="0000EE"/>
             <w:u w:val="single"/>
           </w:rPr>
@@ -282,11 +507,17 @@
         </w:r>
       </w:hyperlink>
       <w:r>
+        <w:rPr>
+          <w:lang w:val="fr_FR" w:bidi="fr_FR"/>
+        </w:rPr>
         <w:t xml:space="preserve">) : on peut faire confiance à Dieu et croire qu'il tiendra ses promesses (voir </w:t>
       </w:r>
       <w:hyperlink r:id="rId20">
         <w:r>
           <w:rPr>
+            <w:lang w:val="fr_FR" w:bidi="fr_FR"/>
+          </w:rPr>
+          <w:rPr>
             <w:color w:val="0000EE"/>
             <w:u w:val="single"/>
           </w:rPr>
@@ -294,11 +525,17 @@
         </w:r>
       </w:hyperlink>
       <w:r>
+        <w:rPr>
+          <w:lang w:val="fr_FR" w:bidi="fr_FR"/>
+        </w:rPr>
         <w:t xml:space="preserve">; </w:t>
       </w:r>
       <w:hyperlink r:id="rId21">
         <w:r>
           <w:rPr>
+            <w:lang w:val="fr_FR" w:bidi="fr_FR"/>
+          </w:rPr>
+          <w:rPr>
             <w:color w:val="0000EE"/>
             <w:u w:val="single"/>
           </w:rPr>
@@ -306,11 +543,17 @@
         </w:r>
       </w:hyperlink>
       <w:r>
+        <w:rPr>
+          <w:lang w:val="fr_FR" w:bidi="fr_FR"/>
+        </w:rPr>
         <w:t xml:space="preserve">; </w:t>
       </w:r>
       <w:hyperlink r:id="rId22">
         <w:r>
           <w:rPr>
+            <w:lang w:val="fr_FR" w:bidi="fr_FR"/>
+          </w:rPr>
+          <w:rPr>
             <w:color w:val="0000EE"/>
             <w:u w:val="single"/>
           </w:rPr>
@@ -318,31 +561,65 @@
         </w:r>
       </w:hyperlink>
       <w:r>
+        <w:rPr>
+          <w:lang w:val="fr_FR" w:bidi="fr_FR"/>
+        </w:rPr>
         <w:t>).</w:t>
       </w:r>
-      <w:r/>
-      <w:r/>
-    </w:p>
-    <w:p>
-      <w:r/>
+      <w:r>
+        <w:rPr>
+          <w:lang w:val="fr_FR" w:bidi="fr_FR"/>
+        </w:rPr>
+      </w:r>
+      <w:r>
+        <w:rPr>
+          <w:lang w:val="fr_FR" w:bidi="fr_FR"/>
+        </w:rPr>
+      </w:r>
+    </w:p>
+    <w:p>
+      <w:pPr/>
+      <w:r>
+        <w:rPr>
+          <w:lang w:val="fr_FR" w:bidi="fr_FR"/>
+        </w:rPr>
+      </w:r>
     </w:p>
     <w:p>
       <w:pPr>
         <w:pStyle w:val="Heading2"/>
       </w:pPr>
       <w:r>
+        <w:rPr>
+          <w:lang w:val="fr_FR" w:bidi="fr_FR"/>
+        </w:rPr>
         <w:t>Tite 1.3</w:t>
       </w:r>
-      <w:r/>
-    </w:p>
-    <w:p>
-      <w:r/>
-      <w:r>
+      <w:r>
+        <w:rPr>
+          <w:lang w:val="fr_FR" w:bidi="fr_FR"/>
+        </w:rPr>
+      </w:r>
+    </w:p>
+    <w:p>
+      <w:pPr/>
+      <w:r>
+        <w:rPr>
+          <w:lang w:val="fr_FR" w:bidi="fr_FR"/>
+        </w:rPr>
+      </w:r>
+      <w:r>
+        <w:rPr>
+          <w:lang w:val="fr_FR" w:bidi="fr_FR"/>
+        </w:rPr>
         <w:t xml:space="preserve">L'initiative revient entièrement à Dieu, qui réalise son plan en son temps et selon sa propre volonté (voir </w:t>
       </w:r>
       <w:hyperlink r:id="rId23">
         <w:r>
           <w:rPr>
+            <w:lang w:val="fr_FR" w:bidi="fr_FR"/>
+          </w:rPr>
+          <w:rPr>
             <w:color w:val="0000EE"/>
             <w:u w:val="single"/>
           </w:rPr>
@@ -350,11 +627,17 @@
         </w:r>
       </w:hyperlink>
       <w:r>
+        <w:rPr>
+          <w:lang w:val="fr_FR" w:bidi="fr_FR"/>
+        </w:rPr>
         <w:t xml:space="preserve">; </w:t>
       </w:r>
       <w:hyperlink r:id="rId24">
         <w:r>
           <w:rPr>
+            <w:lang w:val="fr_FR" w:bidi="fr_FR"/>
+          </w:rPr>
+          <w:rPr>
             <w:color w:val="0000EE"/>
             <w:u w:val="single"/>
           </w:rPr>
@@ -362,11 +645,17 @@
         </w:r>
       </w:hyperlink>
       <w:r>
+        <w:rPr>
+          <w:lang w:val="fr_FR" w:bidi="fr_FR"/>
+        </w:rPr>
         <w:t xml:space="preserve">; </w:t>
       </w:r>
       <w:hyperlink r:id="rId25">
         <w:r>
           <w:rPr>
+            <w:lang w:val="fr_FR" w:bidi="fr_FR"/>
+          </w:rPr>
+          <w:rPr>
             <w:color w:val="0000EE"/>
             <w:u w:val="single"/>
           </w:rPr>
@@ -374,11 +663,17 @@
         </w:r>
       </w:hyperlink>
       <w:r>
+        <w:rPr>
+          <w:lang w:val="fr_FR" w:bidi="fr_FR"/>
+        </w:rPr>
         <w:t xml:space="preserve">). • En </w:t>
       </w:r>
       <w:hyperlink r:id="rId26">
         <w:r>
           <w:rPr>
+            <w:lang w:val="fr_FR" w:bidi="fr_FR"/>
+          </w:rPr>
+          <w:rPr>
             <w:color w:val="0000EE"/>
             <w:u w:val="single"/>
           </w:rPr>
@@ -386,11 +681,17 @@
         </w:r>
       </w:hyperlink>
       <w:r>
+        <w:rPr>
+          <w:lang w:val="fr_FR" w:bidi="fr_FR"/>
+        </w:rPr>
         <w:t xml:space="preserve">, Jésus est également désigné comme notre sauveur. Jésus est donc identifié à Dieu (voir </w:t>
       </w:r>
       <w:hyperlink r:id="rId27">
         <w:r>
           <w:rPr>
+            <w:lang w:val="fr_FR" w:bidi="fr_FR"/>
+          </w:rPr>
+          <w:rPr>
             <w:color w:val="0000EE"/>
             <w:u w:val="single"/>
           </w:rPr>
@@ -398,11 +699,17 @@
         </w:r>
       </w:hyperlink>
       <w:r>
+        <w:rPr>
+          <w:lang w:val="fr_FR" w:bidi="fr_FR"/>
+        </w:rPr>
         <w:t xml:space="preserve">, </w:t>
       </w:r>
       <w:hyperlink r:id="rId28">
         <w:r>
           <w:rPr>
+            <w:lang w:val="fr_FR" w:bidi="fr_FR"/>
+          </w:rPr>
+          <w:rPr>
             <w:color w:val="0000EE"/>
             <w:u w:val="single"/>
           </w:rPr>
@@ -410,11 +717,17 @@
         </w:r>
       </w:hyperlink>
       <w:r>
+        <w:rPr>
+          <w:lang w:val="fr_FR" w:bidi="fr_FR"/>
+        </w:rPr>
         <w:t xml:space="preserve">; </w:t>
       </w:r>
       <w:hyperlink r:id="rId29">
         <w:r>
           <w:rPr>
+            <w:lang w:val="fr_FR" w:bidi="fr_FR"/>
+          </w:rPr>
+          <w:rPr>
             <w:color w:val="0000EE"/>
             <w:u w:val="single"/>
           </w:rPr>
@@ -422,11 +735,17 @@
         </w:r>
       </w:hyperlink>
       <w:r>
+        <w:rPr>
+          <w:lang w:val="fr_FR" w:bidi="fr_FR"/>
+        </w:rPr>
         <w:t xml:space="preserve">, </w:t>
       </w:r>
       <w:hyperlink r:id="rId30">
         <w:r>
           <w:rPr>
+            <w:lang w:val="fr_FR" w:bidi="fr_FR"/>
+          </w:rPr>
+          <w:rPr>
             <w:color w:val="0000EE"/>
             <w:u w:val="single"/>
           </w:rPr>
@@ -434,31 +753,65 @@
         </w:r>
       </w:hyperlink>
       <w:r>
+        <w:rPr>
+          <w:lang w:val="fr_FR" w:bidi="fr_FR"/>
+        </w:rPr>
         <w:t>).</w:t>
       </w:r>
-      <w:r/>
-      <w:r/>
-    </w:p>
-    <w:p>
-      <w:r/>
+      <w:r>
+        <w:rPr>
+          <w:lang w:val="fr_FR" w:bidi="fr_FR"/>
+        </w:rPr>
+      </w:r>
+      <w:r>
+        <w:rPr>
+          <w:lang w:val="fr_FR" w:bidi="fr_FR"/>
+        </w:rPr>
+      </w:r>
+    </w:p>
+    <w:p>
+      <w:pPr/>
+      <w:r>
+        <w:rPr>
+          <w:lang w:val="fr_FR" w:bidi="fr_FR"/>
+        </w:rPr>
+      </w:r>
     </w:p>
     <w:p>
       <w:pPr>
         <w:pStyle w:val="Heading2"/>
       </w:pPr>
       <w:r>
+        <w:rPr>
+          <w:lang w:val="fr_FR" w:bidi="fr_FR"/>
+        </w:rPr>
         <w:t>Tite 1.4</w:t>
       </w:r>
-      <w:r/>
-    </w:p>
-    <w:p>
-      <w:r/>
-      <w:r>
+      <w:r>
+        <w:rPr>
+          <w:lang w:val="fr_FR" w:bidi="fr_FR"/>
+        </w:rPr>
+      </w:r>
+    </w:p>
+    <w:p>
+      <w:pPr/>
+      <w:r>
+        <w:rPr>
+          <w:lang w:val="fr_FR" w:bidi="fr_FR"/>
+        </w:rPr>
+      </w:r>
+      <w:r>
+        <w:rPr>
+          <w:lang w:val="fr_FR" w:bidi="fr_FR"/>
+        </w:rPr>
         <w:t xml:space="preserve">Tite était le délégué de Paul auprès de l'église en Crète. • La formulation donne une certaine légitimité au délégué (comme dans </w:t>
       </w:r>
       <w:hyperlink r:id="rId31">
         <w:r>
           <w:rPr>
+            <w:lang w:val="fr_FR" w:bidi="fr_FR"/>
+          </w:rPr>
+          <w:rPr>
             <w:color w:val="0000EE"/>
             <w:u w:val="single"/>
           </w:rPr>
@@ -466,31 +819,65 @@
         </w:r>
       </w:hyperlink>
       <w:r>
+        <w:rPr>
+          <w:lang w:val="fr_FR" w:bidi="fr_FR"/>
+        </w:rPr>
         <w:t>).</w:t>
       </w:r>
-      <w:r/>
-      <w:r/>
-    </w:p>
-    <w:p>
-      <w:r/>
+      <w:r>
+        <w:rPr>
+          <w:lang w:val="fr_FR" w:bidi="fr_FR"/>
+        </w:rPr>
+      </w:r>
+      <w:r>
+        <w:rPr>
+          <w:lang w:val="fr_FR" w:bidi="fr_FR"/>
+        </w:rPr>
+      </w:r>
+    </w:p>
+    <w:p>
+      <w:pPr/>
+      <w:r>
+        <w:rPr>
+          <w:lang w:val="fr_FR" w:bidi="fr_FR"/>
+        </w:rPr>
+      </w:r>
     </w:p>
     <w:p>
       <w:pPr>
         <w:pStyle w:val="Heading2"/>
       </w:pPr>
       <w:r>
+        <w:rPr>
+          <w:lang w:val="fr_FR" w:bidi="fr_FR"/>
+        </w:rPr>
         <w:t>Tite 1.5</w:t>
       </w:r>
-      <w:r/>
-    </w:p>
-    <w:p>
-      <w:r/>
-      <w:r>
+      <w:r>
+        <w:rPr>
+          <w:lang w:val="fr_FR" w:bidi="fr_FR"/>
+        </w:rPr>
+      </w:r>
+    </w:p>
+    <w:p>
+      <w:pPr/>
+      <w:r>
+        <w:rPr>
+          <w:lang w:val="fr_FR" w:bidi="fr_FR"/>
+        </w:rPr>
+      </w:r>
+      <w:r>
+        <w:rPr>
+          <w:lang w:val="fr_FR" w:bidi="fr_FR"/>
+        </w:rPr>
         <w:t>La Crète est située en Méditerranée, au sud de la mer Égée. C'était un carrefour commercial stratégique, où l'on trouvait de nombreuses influences, et une population juive. Certains Crétois étaient présents à la Pentecôte (</w:t>
       </w:r>
       <w:hyperlink r:id="rId32">
         <w:r>
           <w:rPr>
+            <w:lang w:val="fr_FR" w:bidi="fr_FR"/>
+          </w:rPr>
+          <w:rPr>
             <w:color w:val="0000EE"/>
             <w:u w:val="single"/>
           </w:rPr>
@@ -498,31 +885,65 @@
         </w:r>
       </w:hyperlink>
       <w:r>
+        <w:rPr>
+          <w:lang w:val="fr_FR" w:bidi="fr_FR"/>
+        </w:rPr>
         <w:t>), mais cette lettre semble traiter d'une église naissante. • Il pouvait y avoir plus d'une église de maison dans une ville donnée, et éventuellement plus d'un ancien dans une église domestique donnée. De toute évidence, il y avait des églises dans au moins deux villes, et le leadership était spécifique à chaque ville.</w:t>
       </w:r>
-      <w:r/>
-      <w:r/>
-    </w:p>
-    <w:p>
-      <w:r/>
+      <w:r>
+        <w:rPr>
+          <w:lang w:val="fr_FR" w:bidi="fr_FR"/>
+        </w:rPr>
+      </w:r>
+      <w:r>
+        <w:rPr>
+          <w:lang w:val="fr_FR" w:bidi="fr_FR"/>
+        </w:rPr>
+      </w:r>
+    </w:p>
+    <w:p>
+      <w:pPr/>
+      <w:r>
+        <w:rPr>
+          <w:lang w:val="fr_FR" w:bidi="fr_FR"/>
+        </w:rPr>
+      </w:r>
     </w:p>
     <w:p>
       <w:pPr>
         <w:pStyle w:val="Heading2"/>
       </w:pPr>
       <w:r>
+        <w:rPr>
+          <w:lang w:val="fr_FR" w:bidi="fr_FR"/>
+        </w:rPr>
         <w:t>Tite 1.5–9</w:t>
       </w:r>
-      <w:r/>
-    </w:p>
-    <w:p>
-      <w:r/>
-      <w:r>
+      <w:r>
+        <w:rPr>
+          <w:lang w:val="fr_FR" w:bidi="fr_FR"/>
+        </w:rPr>
+      </w:r>
+    </w:p>
+    <w:p>
+      <w:pPr/>
+      <w:r>
+        <w:rPr>
+          <w:lang w:val="fr_FR" w:bidi="fr_FR"/>
+        </w:rPr>
+      </w:r>
+      <w:r>
+        <w:rPr>
+          <w:lang w:val="fr_FR" w:bidi="fr_FR"/>
+        </w:rPr>
         <w:t xml:space="preserve">Tite a été chargé d'établir l'église (cf. </w:t>
       </w:r>
       <w:hyperlink r:id="rId33">
         <w:r>
           <w:rPr>
+            <w:lang w:val="fr_FR" w:bidi="fr_FR"/>
+          </w:rPr>
+          <w:rPr>
             <w:color w:val="0000EE"/>
             <w:u w:val="single"/>
           </w:rPr>
@@ -530,11 +951,17 @@
         </w:r>
       </w:hyperlink>
       <w:r>
+        <w:rPr>
+          <w:lang w:val="fr_FR" w:bidi="fr_FR"/>
+        </w:rPr>
         <w:t xml:space="preserve">). Les diacres ne sont pas mentionnés, peut-être parce que ces églises étaient naissantes et petites. • Ces qualités de direction étaient peut-être une adaptation à la jeunesse spirituelle de ces convertis, et à la rudesse de leur culture. On admet que les anciens sont des hommes (voir </w:t>
       </w:r>
       <w:hyperlink r:id="rId34">
         <w:r>
           <w:rPr>
+            <w:lang w:val="fr_FR" w:bidi="fr_FR"/>
+          </w:rPr>
+          <w:rPr>
             <w:color w:val="0000EE"/>
             <w:u w:val="single"/>
           </w:rPr>
@@ -542,31 +969,65 @@
         </w:r>
       </w:hyperlink>
       <w:r>
+        <w:rPr>
+          <w:lang w:val="fr_FR" w:bidi="fr_FR"/>
+        </w:rPr>
         <w:t>).</w:t>
       </w:r>
-      <w:r/>
-      <w:r/>
-    </w:p>
-    <w:p>
-      <w:r/>
+      <w:r>
+        <w:rPr>
+          <w:lang w:val="fr_FR" w:bidi="fr_FR"/>
+        </w:rPr>
+      </w:r>
+      <w:r>
+        <w:rPr>
+          <w:lang w:val="fr_FR" w:bidi="fr_FR"/>
+        </w:rPr>
+      </w:r>
+    </w:p>
+    <w:p>
+      <w:pPr/>
+      <w:r>
+        <w:rPr>
+          <w:lang w:val="fr_FR" w:bidi="fr_FR"/>
+        </w:rPr>
+      </w:r>
     </w:p>
     <w:p>
       <w:pPr>
         <w:pStyle w:val="Heading2"/>
       </w:pPr>
       <w:r>
+        <w:rPr>
+          <w:lang w:val="fr_FR" w:bidi="fr_FR"/>
+        </w:rPr>
         <w:t>Tite 1.5–16</w:t>
       </w:r>
-      <w:r/>
-    </w:p>
-    <w:p>
-      <w:r/>
-      <w:r>
+      <w:r>
+        <w:rPr>
+          <w:lang w:val="fr_FR" w:bidi="fr_FR"/>
+        </w:rPr>
+      </w:r>
+    </w:p>
+    <w:p>
+      <w:pPr/>
+      <w:r>
+        <w:rPr>
+          <w:lang w:val="fr_FR" w:bidi="fr_FR"/>
+        </w:rPr>
+      </w:r>
+      <w:r>
+        <w:rPr>
+          <w:lang w:val="fr_FR" w:bidi="fr_FR"/>
+        </w:rPr>
         <w:t>Un leadership fort et fidèle était nécessaire dans les églises de Crète pour faire face au danger des faux enseignants (</w:t>
       </w:r>
       <w:hyperlink r:id="rId35">
         <w:r>
           <w:rPr>
+            <w:lang w:val="fr_FR" w:bidi="fr_FR"/>
+          </w:rPr>
+          <w:rPr>
             <w:color w:val="0000EE"/>
             <w:u w:val="single"/>
           </w:rPr>
@@ -574,11 +1035,17 @@
         </w:r>
       </w:hyperlink>
       <w:r>
+        <w:rPr>
+          <w:lang w:val="fr_FR" w:bidi="fr_FR"/>
+        </w:rPr>
         <w:t xml:space="preserve">). Cette partie de la tâche de Tite rejoint la préoccupation plus large exprimée dans la lettre : façonner une communauté qui témoigne du Christ en incarnant la grâce de Dieu dans sa conduite : voir </w:t>
       </w:r>
       <w:hyperlink r:id="rId36">
         <w:r>
           <w:rPr>
+            <w:lang w:val="fr_FR" w:bidi="fr_FR"/>
+          </w:rPr>
+          <w:rPr>
             <w:color w:val="0000EE"/>
             <w:u w:val="single"/>
           </w:rPr>
@@ -586,37 +1053,77 @@
         </w:r>
       </w:hyperlink>
       <w:r>
+        <w:rPr>
+          <w:lang w:val="fr_FR" w:bidi="fr_FR"/>
+        </w:rPr>
         <w:t>.</w:t>
       </w:r>
-      <w:r/>
-      <w:r/>
-    </w:p>
-    <w:p>
-      <w:r/>
+      <w:r>
+        <w:rPr>
+          <w:lang w:val="fr_FR" w:bidi="fr_FR"/>
+        </w:rPr>
+      </w:r>
+      <w:r>
+        <w:rPr>
+          <w:lang w:val="fr_FR" w:bidi="fr_FR"/>
+        </w:rPr>
+      </w:r>
+    </w:p>
+    <w:p>
+      <w:pPr/>
+      <w:r>
+        <w:rPr>
+          <w:lang w:val="fr_FR" w:bidi="fr_FR"/>
+        </w:rPr>
+      </w:r>
     </w:p>
     <w:p>
       <w:pPr>
         <w:pStyle w:val="Heading2"/>
       </w:pPr>
       <w:r>
+        <w:rPr>
+          <w:lang w:val="fr_FR" w:bidi="fr_FR"/>
+        </w:rPr>
         <w:t>Tite 1.6</w:t>
       </w:r>
-      <w:r/>
-    </w:p>
-    <w:p>
-      <w:r/>
-      <w:r>
+      <w:r>
+        <w:rPr>
+          <w:lang w:val="fr_FR" w:bidi="fr_FR"/>
+        </w:rPr>
+      </w:r>
+    </w:p>
+    <w:p>
+      <w:pPr/>
+      <w:r>
+        <w:rPr>
+          <w:lang w:val="fr_FR" w:bidi="fr_FR"/>
+        </w:rPr>
+      </w:r>
+      <w:r>
+        <w:rPr>
+          <w:lang w:val="fr_FR" w:bidi="fr_FR"/>
+        </w:rPr>
         <w:t xml:space="preserve">Voir </w:t>
       </w:r>
       <w:r>
+        <w:rPr>
+          <w:lang w:val="fr_FR" w:bidi="fr_FR"/>
+        </w:rPr>
         <w:t>note d'étude sur 1 Timothée 3.2</w:t>
       </w:r>
       <w:r>
+        <w:rPr>
+          <w:lang w:val="fr_FR" w:bidi="fr_FR"/>
+        </w:rPr>
         <w:t>. • Il faut probablement relier cela à la culture crétoise, et ses standards moraux assez bas (</w:t>
       </w:r>
       <w:hyperlink r:id="rId37">
         <w:r>
           <w:rPr>
+            <w:lang w:val="fr_FR" w:bidi="fr_FR"/>
+          </w:rPr>
+          <w:rPr>
             <w:color w:val="0000EE"/>
             <w:u w:val="single"/>
           </w:rPr>
@@ -624,40 +1131,78 @@
         </w:r>
       </w:hyperlink>
       <w:r>
+        <w:rPr>
+          <w:lang w:val="fr_FR" w:bidi="fr_FR"/>
+        </w:rPr>
         <w:t>).</w:t>
       </w:r>
-      <w:r/>
-      <w:r/>
-    </w:p>
-    <w:p>
-      <w:r/>
+      <w:r>
+        <w:rPr>
+          <w:lang w:val="fr_FR" w:bidi="fr_FR"/>
+        </w:rPr>
+      </w:r>
+      <w:r>
+        <w:rPr>
+          <w:lang w:val="fr_FR" w:bidi="fr_FR"/>
+        </w:rPr>
+      </w:r>
+    </w:p>
+    <w:p>
+      <w:pPr/>
+      <w:r>
+        <w:rPr>
+          <w:lang w:val="fr_FR" w:bidi="fr_FR"/>
+        </w:rPr>
+      </w:r>
     </w:p>
     <w:p>
       <w:pPr>
         <w:pStyle w:val="Heading2"/>
       </w:pPr>
       <w:r>
+        <w:rPr>
+          <w:lang w:val="fr_FR" w:bidi="fr_FR"/>
+        </w:rPr>
         <w:t>Tite 1.7</w:t>
       </w:r>
-      <w:r/>
-    </w:p>
-    <w:p>
-      <w:r/>
-      <w:r>
+      <w:r>
+        <w:rPr>
+          <w:lang w:val="fr_FR" w:bidi="fr_FR"/>
+        </w:rPr>
+      </w:r>
+    </w:p>
+    <w:p>
+      <w:pPr/>
+      <w:r>
+        <w:rPr>
+          <w:lang w:val="fr_FR" w:bidi="fr_FR"/>
+        </w:rPr>
+      </w:r>
+      <w:r>
+        <w:rPr>
+          <w:lang w:val="fr_FR" w:bidi="fr_FR"/>
+        </w:rPr>
         <w:t>Un responsable d'église (ou "un surveillant"</w:t>
       </w:r>
       <w:r>
         <w:rPr>
           <w:i/>
+          <w:lang w:val="fr_FR" w:bidi="fr_FR"/>
         </w:rPr>
         <w:t>,</w:t>
       </w:r>
       <w:r>
+        <w:rPr>
+          <w:lang w:val="fr_FR" w:bidi="fr_FR"/>
+        </w:rPr>
         <w:t xml:space="preserve"> ou "un évêque") est un gestionnaire de la maison de Dieu : voir </w:t>
       </w:r>
       <w:hyperlink r:id="rId38">
         <w:r>
           <w:rPr>
+            <w:lang w:val="fr_FR" w:bidi="fr_FR"/>
+          </w:rPr>
+          <w:rPr>
             <w:color w:val="0000EE"/>
             <w:u w:val="single"/>
           </w:rPr>
@@ -665,11 +1210,17 @@
         </w:r>
       </w:hyperlink>
       <w:r>
+        <w:rPr>
+          <w:lang w:val="fr_FR" w:bidi="fr_FR"/>
+        </w:rPr>
         <w:t xml:space="preserve">; </w:t>
       </w:r>
       <w:hyperlink r:id="rId39">
         <w:r>
           <w:rPr>
+            <w:lang w:val="fr_FR" w:bidi="fr_FR"/>
+          </w:rPr>
+          <w:rPr>
             <w:color w:val="0000EE"/>
             <w:u w:val="single"/>
           </w:rPr>
@@ -677,11 +1228,17 @@
         </w:r>
       </w:hyperlink>
       <w:r>
+        <w:rPr>
+          <w:lang w:val="fr_FR" w:bidi="fr_FR"/>
+        </w:rPr>
         <w:t xml:space="preserve">; </w:t>
       </w:r>
       <w:hyperlink r:id="rId40">
         <w:r>
           <w:rPr>
+            <w:lang w:val="fr_FR" w:bidi="fr_FR"/>
+          </w:rPr>
+          <w:rPr>
             <w:color w:val="0000EE"/>
             <w:u w:val="single"/>
           </w:rPr>
@@ -689,11 +1246,17 @@
         </w:r>
       </w:hyperlink>
       <w:r>
+        <w:rPr>
+          <w:lang w:val="fr_FR" w:bidi="fr_FR"/>
+        </w:rPr>
         <w:t xml:space="preserve">; </w:t>
       </w:r>
       <w:hyperlink r:id="rId34">
         <w:r>
           <w:rPr>
+            <w:lang w:val="fr_FR" w:bidi="fr_FR"/>
+          </w:rPr>
+          <w:rPr>
             <w:color w:val="0000EE"/>
             <w:u w:val="single"/>
           </w:rPr>
@@ -701,11 +1264,17 @@
         </w:r>
       </w:hyperlink>
       <w:r>
+        <w:rPr>
+          <w:lang w:val="fr_FR" w:bidi="fr_FR"/>
+        </w:rPr>
         <w:t xml:space="preserve">, </w:t>
       </w:r>
       <w:hyperlink r:id="rId41">
         <w:r>
           <w:rPr>
+            <w:lang w:val="fr_FR" w:bidi="fr_FR"/>
+          </w:rPr>
+          <w:rPr>
             <w:color w:val="0000EE"/>
             <w:u w:val="single"/>
           </w:rPr>
@@ -713,11 +1282,17 @@
         </w:r>
       </w:hyperlink>
       <w:r>
+        <w:rPr>
+          <w:lang w:val="fr_FR" w:bidi="fr_FR"/>
+        </w:rPr>
         <w:t xml:space="preserve">, </w:t>
       </w:r>
       <w:hyperlink r:id="rId42">
         <w:r>
           <w:rPr>
+            <w:lang w:val="fr_FR" w:bidi="fr_FR"/>
+          </w:rPr>
+          <w:rPr>
             <w:color w:val="0000EE"/>
             <w:u w:val="single"/>
           </w:rPr>
@@ -725,11 +1300,17 @@
         </w:r>
       </w:hyperlink>
       <w:r>
+        <w:rPr>
+          <w:lang w:val="fr_FR" w:bidi="fr_FR"/>
+        </w:rPr>
         <w:t xml:space="preserve">; </w:t>
       </w:r>
       <w:hyperlink r:id="rId43">
         <w:r>
           <w:rPr>
+            <w:lang w:val="fr_FR" w:bidi="fr_FR"/>
+          </w:rPr>
+          <w:rPr>
             <w:color w:val="0000EE"/>
             <w:u w:val="single"/>
           </w:rPr>
@@ -737,11 +1318,17 @@
         </w:r>
       </w:hyperlink>
       <w:r>
+        <w:rPr>
+          <w:lang w:val="fr_FR" w:bidi="fr_FR"/>
+        </w:rPr>
         <w:t xml:space="preserve">. • Ces qualités indiquent qu'un ancien ne devrait pas se mêler aux coutumes crétoises (voir </w:t>
       </w:r>
       <w:hyperlink r:id="rId37">
         <w:r>
           <w:rPr>
+            <w:lang w:val="fr_FR" w:bidi="fr_FR"/>
+          </w:rPr>
+          <w:rPr>
             <w:color w:val="0000EE"/>
             <w:u w:val="single"/>
           </w:rPr>
@@ -749,31 +1336,65 @@
         </w:r>
       </w:hyperlink>
       <w:r>
+        <w:rPr>
+          <w:lang w:val="fr_FR" w:bidi="fr_FR"/>
+        </w:rPr>
         <w:t>).</w:t>
       </w:r>
-      <w:r/>
-      <w:r/>
-    </w:p>
-    <w:p>
-      <w:r/>
+      <w:r>
+        <w:rPr>
+          <w:lang w:val="fr_FR" w:bidi="fr_FR"/>
+        </w:rPr>
+      </w:r>
+      <w:r>
+        <w:rPr>
+          <w:lang w:val="fr_FR" w:bidi="fr_FR"/>
+        </w:rPr>
+      </w:r>
+    </w:p>
+    <w:p>
+      <w:pPr/>
+      <w:r>
+        <w:rPr>
+          <w:lang w:val="fr_FR" w:bidi="fr_FR"/>
+        </w:rPr>
+      </w:r>
     </w:p>
     <w:p>
       <w:pPr>
         <w:pStyle w:val="Heading2"/>
       </w:pPr>
       <w:r>
+        <w:rPr>
+          <w:lang w:val="fr_FR" w:bidi="fr_FR"/>
+        </w:rPr>
         <w:t>Tite 1.9</w:t>
       </w:r>
-      <w:r/>
-    </w:p>
-    <w:p>
-      <w:r/>
-      <w:r>
+      <w:r>
+        <w:rPr>
+          <w:lang w:val="fr_FR" w:bidi="fr_FR"/>
+        </w:rPr>
+      </w:r>
+    </w:p>
+    <w:p>
+      <w:pPr/>
+      <w:r>
+        <w:rPr>
+          <w:lang w:val="fr_FR" w:bidi="fr_FR"/>
+        </w:rPr>
+      </w:r>
+      <w:r>
+        <w:rPr>
+          <w:lang w:val="fr_FR" w:bidi="fr_FR"/>
+        </w:rPr>
         <w:t xml:space="preserve">Les anciens avaient un rôle prépondérant d'enseignement au sein de la communauté. Cela était nécessaire pour faire face à la menace immédiate qui planait sur ces communautés (comme à Éphèse ; voir </w:t>
       </w:r>
       <w:hyperlink r:id="rId44">
         <w:r>
           <w:rPr>
+            <w:lang w:val="fr_FR" w:bidi="fr_FR"/>
+          </w:rPr>
+          <w:rPr>
             <w:color w:val="0000EE"/>
             <w:u w:val="single"/>
           </w:rPr>
@@ -781,11 +1402,17 @@
         </w:r>
       </w:hyperlink>
       <w:r>
+        <w:rPr>
+          <w:lang w:val="fr_FR" w:bidi="fr_FR"/>
+        </w:rPr>
         <w:t xml:space="preserve">). • Ce n'est qu'en croyant fermement à la Bonne Nouvelle qu'un ancien pourrait dispenser un enseignement sain. Les préoccupations spécifiques de Paul sont abordées dans </w:t>
       </w:r>
       <w:hyperlink r:id="rId45">
         <w:r>
           <w:rPr>
+            <w:lang w:val="fr_FR" w:bidi="fr_FR"/>
+          </w:rPr>
+          <w:rPr>
             <w:color w:val="0000EE"/>
             <w:u w:val="single"/>
           </w:rPr>
@@ -793,11 +1420,17 @@
         </w:r>
       </w:hyperlink>
       <w:r>
+        <w:rPr>
+          <w:lang w:val="fr_FR" w:bidi="fr_FR"/>
+        </w:rPr>
         <w:t xml:space="preserve">, à la lumière des problèmes mentionnés en </w:t>
       </w:r>
       <w:hyperlink r:id="rId35">
         <w:r>
           <w:rPr>
+            <w:lang w:val="fr_FR" w:bidi="fr_FR"/>
+          </w:rPr>
+          <w:rPr>
             <w:color w:val="0000EE"/>
             <w:u w:val="single"/>
           </w:rPr>
@@ -805,11 +1438,17 @@
         </w:r>
       </w:hyperlink>
       <w:r>
+        <w:rPr>
+          <w:lang w:val="fr_FR" w:bidi="fr_FR"/>
+        </w:rPr>
         <w:t xml:space="preserve"> et </w:t>
       </w:r>
       <w:hyperlink r:id="rId46">
         <w:r>
           <w:rPr>
+            <w:lang w:val="fr_FR" w:bidi="fr_FR"/>
+          </w:rPr>
+          <w:rPr>
             <w:color w:val="0000EE"/>
             <w:u w:val="single"/>
           </w:rPr>
@@ -817,11 +1456,17 @@
         </w:r>
       </w:hyperlink>
       <w:r>
+        <w:rPr>
+          <w:lang w:val="fr_FR" w:bidi="fr_FR"/>
+        </w:rPr>
         <w:t xml:space="preserve"> (voir aussi </w:t>
       </w:r>
       <w:hyperlink r:id="rId47">
         <w:r>
           <w:rPr>
+            <w:lang w:val="fr_FR" w:bidi="fr_FR"/>
+          </w:rPr>
+          <w:rPr>
             <w:color w:val="0000EE"/>
             <w:u w:val="single"/>
           </w:rPr>
@@ -829,11 +1474,17 @@
         </w:r>
       </w:hyperlink>
       <w:r>
+        <w:rPr>
+          <w:lang w:val="fr_FR" w:bidi="fr_FR"/>
+        </w:rPr>
         <w:t xml:space="preserve">). • Tite avait un rôle similaire (cf. </w:t>
       </w:r>
       <w:hyperlink r:id="rId48">
         <w:r>
           <w:rPr>
+            <w:lang w:val="fr_FR" w:bidi="fr_FR"/>
+          </w:rPr>
+          <w:rPr>
             <w:color w:val="0000EE"/>
             <w:u w:val="single"/>
           </w:rPr>
@@ -841,11 +1492,17 @@
         </w:r>
       </w:hyperlink>
       <w:r>
+        <w:rPr>
+          <w:lang w:val="fr_FR" w:bidi="fr_FR"/>
+        </w:rPr>
         <w:t xml:space="preserve">; </w:t>
       </w:r>
       <w:hyperlink r:id="rId49">
         <w:r>
           <w:rPr>
+            <w:lang w:val="fr_FR" w:bidi="fr_FR"/>
+          </w:rPr>
+          <w:rPr>
             <w:color w:val="0000EE"/>
             <w:u w:val="single"/>
           </w:rPr>
@@ -853,11 +1510,17 @@
         </w:r>
       </w:hyperlink>
       <w:r>
+        <w:rPr>
+          <w:lang w:val="fr_FR" w:bidi="fr_FR"/>
+        </w:rPr>
         <w:t xml:space="preserve">; </w:t>
       </w:r>
       <w:hyperlink r:id="rId50">
         <w:r>
           <w:rPr>
+            <w:lang w:val="fr_FR" w:bidi="fr_FR"/>
+          </w:rPr>
+          <w:rPr>
             <w:color w:val="0000EE"/>
             <w:u w:val="single"/>
           </w:rPr>
@@ -865,11 +1528,17 @@
         </w:r>
       </w:hyperlink>
       <w:r>
+        <w:rPr>
+          <w:lang w:val="fr_FR" w:bidi="fr_FR"/>
+        </w:rPr>
         <w:t xml:space="preserve">). Les responsables d'une communauté locale reprenaient là où Paul et ses délégués s'étaient arrêtés. • Ceux qui s'y opposent sont décrits en </w:t>
       </w:r>
       <w:hyperlink r:id="rId35">
         <w:r>
           <w:rPr>
+            <w:lang w:val="fr_FR" w:bidi="fr_FR"/>
+          </w:rPr>
+          <w:rPr>
             <w:color w:val="0000EE"/>
             <w:u w:val="single"/>
           </w:rPr>
@@ -877,31 +1546,65 @@
         </w:r>
       </w:hyperlink>
       <w:r>
+        <w:rPr>
+          <w:lang w:val="fr_FR" w:bidi="fr_FR"/>
+        </w:rPr>
         <w:t>.</w:t>
       </w:r>
-      <w:r/>
-      <w:r/>
-    </w:p>
-    <w:p>
-      <w:r/>
+      <w:r>
+        <w:rPr>
+          <w:lang w:val="fr_FR" w:bidi="fr_FR"/>
+        </w:rPr>
+      </w:r>
+      <w:r>
+        <w:rPr>
+          <w:lang w:val="fr_FR" w:bidi="fr_FR"/>
+        </w:rPr>
+      </w:r>
+    </w:p>
+    <w:p>
+      <w:pPr/>
+      <w:r>
+        <w:rPr>
+          <w:lang w:val="fr_FR" w:bidi="fr_FR"/>
+        </w:rPr>
+      </w:r>
     </w:p>
     <w:p>
       <w:pPr>
         <w:pStyle w:val="Heading2"/>
       </w:pPr>
       <w:r>
+        <w:rPr>
+          <w:lang w:val="fr_FR" w:bidi="fr_FR"/>
+        </w:rPr>
         <w:t>Tite 1.10</w:t>
       </w:r>
-      <w:r/>
-    </w:p>
-    <w:p>
-      <w:r/>
-      <w:r>
+      <w:r>
+        <w:rPr>
+          <w:lang w:val="fr_FR" w:bidi="fr_FR"/>
+        </w:rPr>
+      </w:r>
+    </w:p>
+    <w:p>
+      <w:pPr/>
+      <w:r>
+        <w:rPr>
+          <w:lang w:val="fr_FR" w:bidi="fr_FR"/>
+        </w:rPr>
+      </w:r>
+      <w:r>
+        <w:rPr>
+          <w:lang w:val="fr_FR" w:bidi="fr_FR"/>
+        </w:rPr>
         <w:t xml:space="preserve">Le même mot grec est utilisé pour les enfants dans </w:t>
       </w:r>
       <w:hyperlink r:id="rId51">
         <w:r>
           <w:rPr>
+            <w:lang w:val="fr_FR" w:bidi="fr_FR"/>
+          </w:rPr>
+          <w:rPr>
             <w:color w:val="0000EE"/>
             <w:u w:val="single"/>
           </w:rPr>
@@ -909,11 +1612,17 @@
         </w:r>
       </w:hyperlink>
       <w:r>
+        <w:rPr>
+          <w:lang w:val="fr_FR" w:bidi="fr_FR"/>
+        </w:rPr>
         <w:t xml:space="preserve">. • Il est probablement question ici de chrétiens d'origine juive ; la phrase grecque n'indique pas s'ils exigeaient ou non la circoncision des non-juifs. Le caractère judaïque de ce faux enseignement est suggéré en </w:t>
       </w:r>
       <w:hyperlink r:id="rId52">
         <w:r>
           <w:rPr>
+            <w:lang w:val="fr_FR" w:bidi="fr_FR"/>
+          </w:rPr>
+          <w:rPr>
             <w:color w:val="0000EE"/>
             <w:u w:val="single"/>
           </w:rPr>
@@ -921,11 +1630,17 @@
         </w:r>
       </w:hyperlink>
       <w:r>
+        <w:rPr>
+          <w:lang w:val="fr_FR" w:bidi="fr_FR"/>
+        </w:rPr>
         <w:t xml:space="preserve"> et </w:t>
       </w:r>
       <w:hyperlink r:id="rId53">
         <w:r>
           <w:rPr>
+            <w:lang w:val="fr_FR" w:bidi="fr_FR"/>
+          </w:rPr>
+          <w:rPr>
             <w:color w:val="0000EE"/>
             <w:u w:val="single"/>
           </w:rPr>
@@ -933,31 +1648,65 @@
         </w:r>
       </w:hyperlink>
       <w:r>
+        <w:rPr>
+          <w:lang w:val="fr_FR" w:bidi="fr_FR"/>
+        </w:rPr>
         <w:t>.</w:t>
       </w:r>
-      <w:r/>
-      <w:r/>
-    </w:p>
-    <w:p>
-      <w:r/>
+      <w:r>
+        <w:rPr>
+          <w:lang w:val="fr_FR" w:bidi="fr_FR"/>
+        </w:rPr>
+      </w:r>
+      <w:r>
+        <w:rPr>
+          <w:lang w:val="fr_FR" w:bidi="fr_FR"/>
+        </w:rPr>
+      </w:r>
+    </w:p>
+    <w:p>
+      <w:pPr/>
+      <w:r>
+        <w:rPr>
+          <w:lang w:val="fr_FR" w:bidi="fr_FR"/>
+        </w:rPr>
+      </w:r>
     </w:p>
     <w:p>
       <w:pPr>
         <w:pStyle w:val="Heading2"/>
       </w:pPr>
       <w:r>
+        <w:rPr>
+          <w:lang w:val="fr_FR" w:bidi="fr_FR"/>
+        </w:rPr>
         <w:t>Tite 1.10–16</w:t>
       </w:r>
-      <w:r/>
-    </w:p>
-    <w:p>
-      <w:r/>
-      <w:r>
+      <w:r>
+        <w:rPr>
+          <w:lang w:val="fr_FR" w:bidi="fr_FR"/>
+        </w:rPr>
+      </w:r>
+    </w:p>
+    <w:p>
+      <w:pPr/>
+      <w:r>
+        <w:rPr>
+          <w:lang w:val="fr_FR" w:bidi="fr_FR"/>
+        </w:rPr>
+      </w:r>
+      <w:r>
+        <w:rPr>
+          <w:lang w:val="fr_FR" w:bidi="fr_FR"/>
+        </w:rPr>
         <w:t>Au milieu d'une population avec de fortes tendances à la rébellion, Tite doit user de fermeté pour éliminer toute corruption du sein de ces communautés chrétiennes, pour qu'elles soient en bonne santé (</w:t>
       </w:r>
       <w:hyperlink r:id="rId54">
         <w:r>
           <w:rPr>
+            <w:lang w:val="fr_FR" w:bidi="fr_FR"/>
+          </w:rPr>
+          <w:rPr>
             <w:color w:val="0000EE"/>
             <w:u w:val="single"/>
           </w:rPr>
@@ -965,31 +1714,65 @@
         </w:r>
       </w:hyperlink>
       <w:r>
+        <w:rPr>
+          <w:lang w:val="fr_FR" w:bidi="fr_FR"/>
+        </w:rPr>
         <w:t>).</w:t>
       </w:r>
-      <w:r/>
-      <w:r/>
-    </w:p>
-    <w:p>
-      <w:r/>
+      <w:r>
+        <w:rPr>
+          <w:lang w:val="fr_FR" w:bidi="fr_FR"/>
+        </w:rPr>
+      </w:r>
+      <w:r>
+        <w:rPr>
+          <w:lang w:val="fr_FR" w:bidi="fr_FR"/>
+        </w:rPr>
+      </w:r>
+    </w:p>
+    <w:p>
+      <w:pPr/>
+      <w:r>
+        <w:rPr>
+          <w:lang w:val="fr_FR" w:bidi="fr_FR"/>
+        </w:rPr>
+      </w:r>
     </w:p>
     <w:p>
       <w:pPr>
         <w:pStyle w:val="Heading2"/>
       </w:pPr>
       <w:r>
+        <w:rPr>
+          <w:lang w:val="fr_FR" w:bidi="fr_FR"/>
+        </w:rPr>
         <w:t>Tite 1.11</w:t>
       </w:r>
-      <w:r/>
-    </w:p>
-    <w:p>
-      <w:r/>
-      <w:r>
+      <w:r>
+        <w:rPr>
+          <w:lang w:val="fr_FR" w:bidi="fr_FR"/>
+        </w:rPr>
+      </w:r>
+    </w:p>
+    <w:p>
+      <w:pPr/>
+      <w:r>
+        <w:rPr>
+          <w:lang w:val="fr_FR" w:bidi="fr_FR"/>
+        </w:rPr>
+      </w:r>
+      <w:r>
+        <w:rPr>
+          <w:lang w:val="fr_FR" w:bidi="fr_FR"/>
+        </w:rPr>
         <w:t xml:space="preserve">Cela s'est également produit à Éphèse (cp. </w:t>
       </w:r>
       <w:hyperlink r:id="rId55">
         <w:r>
           <w:rPr>
+            <w:lang w:val="fr_FR" w:bidi="fr_FR"/>
+          </w:rPr>
+          <w:rPr>
             <w:color w:val="0000EE"/>
             <w:u w:val="single"/>
           </w:rPr>
@@ -997,11 +1780,17 @@
         </w:r>
       </w:hyperlink>
       <w:r>
+        <w:rPr>
+          <w:lang w:val="fr_FR" w:bidi="fr_FR"/>
+        </w:rPr>
         <w:t xml:space="preserve">; </w:t>
       </w:r>
       <w:hyperlink r:id="rId56">
         <w:r>
           <w:rPr>
+            <w:lang w:val="fr_FR" w:bidi="fr_FR"/>
+          </w:rPr>
+          <w:rPr>
             <w:color w:val="0000EE"/>
             <w:u w:val="single"/>
           </w:rPr>
@@ -1009,11 +1798,17 @@
         </w:r>
       </w:hyperlink>
       <w:r>
+        <w:rPr>
+          <w:lang w:val="fr_FR" w:bidi="fr_FR"/>
+        </w:rPr>
         <w:t xml:space="preserve">; </w:t>
       </w:r>
       <w:hyperlink r:id="rId57">
         <w:r>
           <w:rPr>
+            <w:lang w:val="fr_FR" w:bidi="fr_FR"/>
+          </w:rPr>
+          <w:rPr>
             <w:color w:val="0000EE"/>
             <w:u w:val="single"/>
           </w:rPr>
@@ -1021,11 +1816,17 @@
         </w:r>
       </w:hyperlink>
       <w:r>
+        <w:rPr>
+          <w:lang w:val="fr_FR" w:bidi="fr_FR"/>
+        </w:rPr>
         <w:t>). • Les anciens ne doivent pas être cupides (</w:t>
       </w:r>
       <w:hyperlink r:id="rId58">
         <w:r>
           <w:rPr>
+            <w:lang w:val="fr_FR" w:bidi="fr_FR"/>
+          </w:rPr>
+          <w:rPr>
             <w:color w:val="0000EE"/>
             <w:u w:val="single"/>
           </w:rPr>
@@ -1033,11 +1834,17 @@
         </w:r>
       </w:hyperlink>
       <w:r>
+        <w:rPr>
+          <w:lang w:val="fr_FR" w:bidi="fr_FR"/>
+        </w:rPr>
         <w:t xml:space="preserve">; voir aussi </w:t>
       </w:r>
       <w:hyperlink r:id="rId59">
         <w:r>
           <w:rPr>
+            <w:lang w:val="fr_FR" w:bidi="fr_FR"/>
+          </w:rPr>
+          <w:rPr>
             <w:color w:val="0000EE"/>
             <w:u w:val="single"/>
           </w:rPr>
@@ -1045,11 +1852,17 @@
         </w:r>
       </w:hyperlink>
       <w:r>
+        <w:rPr>
+          <w:lang w:val="fr_FR" w:bidi="fr_FR"/>
+        </w:rPr>
         <w:t xml:space="preserve">; </w:t>
       </w:r>
       <w:hyperlink r:id="rId60">
         <w:r>
           <w:rPr>
+            <w:lang w:val="fr_FR" w:bidi="fr_FR"/>
+          </w:rPr>
+          <w:rPr>
             <w:color w:val="0000EE"/>
             <w:u w:val="single"/>
           </w:rPr>
@@ -1057,11 +1870,17 @@
         </w:r>
       </w:hyperlink>
       <w:r>
+        <w:rPr>
+          <w:lang w:val="fr_FR" w:bidi="fr_FR"/>
+        </w:rPr>
         <w:t xml:space="preserve">; </w:t>
       </w:r>
       <w:hyperlink r:id="rId61">
         <w:r>
           <w:rPr>
+            <w:lang w:val="fr_FR" w:bidi="fr_FR"/>
+          </w:rPr>
+          <w:rPr>
             <w:color w:val="0000EE"/>
             <w:u w:val="single"/>
           </w:rPr>
@@ -1069,31 +1888,65 @@
         </w:r>
       </w:hyperlink>
       <w:r>
+        <w:rPr>
+          <w:lang w:val="fr_FR" w:bidi="fr_FR"/>
+        </w:rPr>
         <w:t>).</w:t>
       </w:r>
-      <w:r/>
-      <w:r/>
-    </w:p>
-    <w:p>
-      <w:r/>
+      <w:r>
+        <w:rPr>
+          <w:lang w:val="fr_FR" w:bidi="fr_FR"/>
+        </w:rPr>
+      </w:r>
+      <w:r>
+        <w:rPr>
+          <w:lang w:val="fr_FR" w:bidi="fr_FR"/>
+        </w:rPr>
+      </w:r>
+    </w:p>
+    <w:p>
+      <w:pPr/>
+      <w:r>
+        <w:rPr>
+          <w:lang w:val="fr_FR" w:bidi="fr_FR"/>
+        </w:rPr>
+      </w:r>
     </w:p>
     <w:p>
       <w:pPr>
         <w:pStyle w:val="Heading2"/>
       </w:pPr>
       <w:r>
+        <w:rPr>
+          <w:lang w:val="fr_FR" w:bidi="fr_FR"/>
+        </w:rPr>
         <w:t>Tite 1.12</w:t>
       </w:r>
-      <w:r/>
-    </w:p>
-    <w:p>
-      <w:r/>
-      <w:r>
+      <w:r>
+        <w:rPr>
+          <w:lang w:val="fr_FR" w:bidi="fr_FR"/>
+        </w:rPr>
+      </w:r>
+    </w:p>
+    <w:p>
+      <w:pPr/>
+      <w:r>
+        <w:rPr>
+          <w:lang w:val="fr_FR" w:bidi="fr_FR"/>
+        </w:rPr>
+      </w:r>
+      <w:r>
+        <w:rPr>
+          <w:lang w:val="fr_FR" w:bidi="fr_FR"/>
+        </w:rPr>
         <w:t>Paul cite ici Épiménide de Cnossos, un philosophe qui a vécu en Crète environ 6 siècles avant J.-C. • Cette accusation visait spécifiquement l'affirmation crétoise selon laquelle le tombeau de Zeus se trouvait sur l'île. Selon la mythologie crétoise, le dieu Zeus était autrefois un être humain qui a vécu et est mort en Crète (son tombeau était censé s'y trouver) mais qui avait atteint la divinité grâce à son mécénat (c'est-à-dire ses dons et bienfaits) envers les humains. Certains moralistes grecs s'opposaient à cette légende et la qualifiaient de mensonge. Une citation retrouvée à Alexandrie datant du troisième siècle avant J.-C. dit : « Les Crétois sont toujours menteurs. Pour un tombeau, Ô Seigneur, les Crétois te construisent ; mais tu ne meurs pas, car tu es éternel. » Un des prophètes de Crète (Épiménide) affirme la même chose, et Paul approuve son constat (</w:t>
       </w:r>
       <w:hyperlink r:id="rId48">
         <w:r>
           <w:rPr>
+            <w:lang w:val="fr_FR" w:bidi="fr_FR"/>
+          </w:rPr>
+          <w:rPr>
             <w:color w:val="0000EE"/>
             <w:u w:val="single"/>
           </w:rPr>
@@ -1101,11 +1954,17 @@
         </w:r>
       </w:hyperlink>
       <w:r>
+        <w:rPr>
+          <w:lang w:val="fr_FR" w:bidi="fr_FR"/>
+        </w:rPr>
         <w:t xml:space="preserve">; voir </w:t>
       </w:r>
       <w:hyperlink r:id="rId62">
         <w:r>
           <w:rPr>
+            <w:lang w:val="fr_FR" w:bidi="fr_FR"/>
+          </w:rPr>
+          <w:rPr>
             <w:color w:val="0000EE"/>
             <w:u w:val="single"/>
           </w:rPr>
@@ -1113,11 +1972,17 @@
         </w:r>
       </w:hyperlink>
       <w:r>
+        <w:rPr>
+          <w:lang w:val="fr_FR" w:bidi="fr_FR"/>
+        </w:rPr>
         <w:t>), car le Dieu qui ne ment pas (</w:t>
       </w:r>
       <w:hyperlink r:id="rId63">
         <w:r>
           <w:rPr>
+            <w:lang w:val="fr_FR" w:bidi="fr_FR"/>
+          </w:rPr>
+          <w:rPr>
             <w:color w:val="0000EE"/>
             <w:u w:val="single"/>
           </w:rPr>
@@ -1125,11 +1990,17 @@
         </w:r>
       </w:hyperlink>
       <w:r>
+        <w:rPr>
+          <w:lang w:val="fr_FR" w:bidi="fr_FR"/>
+        </w:rPr>
         <w:t>) s'oppose aux mensonges de ces mythes. • On croyait que l'immoralité crétoise découlait de leur croyance concernant Zeus ; les mensonges religieux avaient engendré une corruption morale. Paul contrecarre plus tard ces vices en présentant les vertus opposées (</w:t>
       </w:r>
       <w:hyperlink r:id="rId64">
         <w:r>
           <w:rPr>
+            <w:lang w:val="fr_FR" w:bidi="fr_FR"/>
+          </w:rPr>
+          <w:rPr>
             <w:color w:val="0000EE"/>
             <w:u w:val="single"/>
           </w:rPr>
@@ -1137,11 +2008,17 @@
         </w:r>
       </w:hyperlink>
       <w:r>
+        <w:rPr>
+          <w:lang w:val="fr_FR" w:bidi="fr_FR"/>
+        </w:rPr>
         <w:t>). Il appelle les Crétois à atteindre les idéaux éthiques qui sont généralement valorisés dans la société humaine, mais qui faisaient défaut parmi eux, comme le déplorait leur propre prophète. Ils n'atteindraient ces idéaux qu'à travers l'Évangile de Jésus-Christ (</w:t>
       </w:r>
       <w:hyperlink r:id="rId15">
         <w:r>
           <w:rPr>
+            <w:lang w:val="fr_FR" w:bidi="fr_FR"/>
+          </w:rPr>
+          <w:rPr>
             <w:color w:val="0000EE"/>
             <w:u w:val="single"/>
           </w:rPr>
@@ -1149,11 +2026,17 @@
         </w:r>
       </w:hyperlink>
       <w:r>
+        <w:rPr>
+          <w:lang w:val="fr_FR" w:bidi="fr_FR"/>
+        </w:rPr>
         <w:t xml:space="preserve">). • Les Crétois étaient connus pour être prêts à tout en échange d'un peu d'argent. Ils étaient célèbres en tant que mercenaires et consommateurs insatiables. Ils ne voyaient apparemment aucune honte dans la cupidité (voir </w:t>
       </w:r>
       <w:hyperlink r:id="rId65">
         <w:r>
           <w:rPr>
+            <w:lang w:val="fr_FR" w:bidi="fr_FR"/>
+          </w:rPr>
+          <w:rPr>
             <w:color w:val="0000EE"/>
             <w:u w:val="single"/>
           </w:rPr>
@@ -1161,37 +2044,77 @@
         </w:r>
       </w:hyperlink>
       <w:r>
+        <w:rPr>
+          <w:lang w:val="fr_FR" w:bidi="fr_FR"/>
+        </w:rPr>
         <w:t>). • Paul applique la citation de manière plus directe aux faux enseignants qui sévissaient à ce moment-là, plutôt qu'à la culture crétoise en général ; les faux enseignants perpétuaient cette tradition crétoise d'immoralité basée sur le mensonge.</w:t>
       </w:r>
-      <w:r/>
-      <w:r/>
-    </w:p>
-    <w:p>
-      <w:r/>
+      <w:r>
+        <w:rPr>
+          <w:lang w:val="fr_FR" w:bidi="fr_FR"/>
+        </w:rPr>
+      </w:r>
+      <w:r>
+        <w:rPr>
+          <w:lang w:val="fr_FR" w:bidi="fr_FR"/>
+        </w:rPr>
+      </w:r>
+    </w:p>
+    <w:p>
+      <w:pPr/>
+      <w:r>
+        <w:rPr>
+          <w:lang w:val="fr_FR" w:bidi="fr_FR"/>
+        </w:rPr>
+      </w:r>
     </w:p>
     <w:p>
       <w:pPr>
         <w:pStyle w:val="Heading2"/>
       </w:pPr>
       <w:r>
+        <w:rPr>
+          <w:lang w:val="fr_FR" w:bidi="fr_FR"/>
+        </w:rPr>
         <w:t>Tite 1.13</w:t>
       </w:r>
-      <w:r/>
-    </w:p>
-    <w:p>
-      <w:r/>
-      <w:r>
+      <w:r>
+        <w:rPr>
+          <w:lang w:val="fr_FR" w:bidi="fr_FR"/>
+        </w:rPr>
+      </w:r>
+    </w:p>
+    <w:p>
+      <w:pPr/>
+      <w:r>
+        <w:rPr>
+          <w:lang w:val="fr_FR" w:bidi="fr_FR"/>
+        </w:rPr>
+      </w:r>
+      <w:r>
+        <w:rPr>
+          <w:lang w:val="fr_FR" w:bidi="fr_FR"/>
+        </w:rPr>
         <w:t xml:space="preserve">Voir </w:t>
       </w:r>
       <w:r>
+        <w:rPr>
+          <w:lang w:val="fr_FR" w:bidi="fr_FR"/>
+        </w:rPr>
         <w:t>note d'étude sur 1.12</w:t>
       </w:r>
       <w:r>
+        <w:rPr>
+          <w:lang w:val="fr_FR" w:bidi="fr_FR"/>
+        </w:rPr>
         <w:t xml:space="preserve">. • La fermeté dans la foi est démontrée dans la capacité à rejeter les faux enseignements (cf. </w:t>
       </w:r>
       <w:hyperlink r:id="rId66">
         <w:r>
           <w:rPr>
+            <w:lang w:val="fr_FR" w:bidi="fr_FR"/>
+          </w:rPr>
+          <w:rPr>
             <w:color w:val="0000EE"/>
             <w:u w:val="single"/>
           </w:rPr>
@@ -1199,31 +2122,65 @@
         </w:r>
       </w:hyperlink>
       <w:r>
+        <w:rPr>
+          <w:lang w:val="fr_FR" w:bidi="fr_FR"/>
+        </w:rPr>
         <w:t>).</w:t>
       </w:r>
-      <w:r/>
-      <w:r/>
-    </w:p>
-    <w:p>
-      <w:r/>
+      <w:r>
+        <w:rPr>
+          <w:lang w:val="fr_FR" w:bidi="fr_FR"/>
+        </w:rPr>
+      </w:r>
+      <w:r>
+        <w:rPr>
+          <w:lang w:val="fr_FR" w:bidi="fr_FR"/>
+        </w:rPr>
+      </w:r>
+    </w:p>
+    <w:p>
+      <w:pPr/>
+      <w:r>
+        <w:rPr>
+          <w:lang w:val="fr_FR" w:bidi="fr_FR"/>
+        </w:rPr>
+      </w:r>
     </w:p>
     <w:p>
       <w:pPr>
         <w:pStyle w:val="Heading2"/>
       </w:pPr>
       <w:r>
+        <w:rPr>
+          <w:lang w:val="fr_FR" w:bidi="fr_FR"/>
+        </w:rPr>
         <w:t>Tite 1.14</w:t>
       </w:r>
-      <w:r/>
-    </w:p>
-    <w:p>
-      <w:r/>
-      <w:r>
+      <w:r>
+        <w:rPr>
+          <w:lang w:val="fr_FR" w:bidi="fr_FR"/>
+        </w:rPr>
+      </w:r>
+    </w:p>
+    <w:p>
+      <w:pPr/>
+      <w:r>
+        <w:rPr>
+          <w:lang w:val="fr_FR" w:bidi="fr_FR"/>
+        </w:rPr>
+      </w:r>
+      <w:r>
+        <w:rPr>
+          <w:lang w:val="fr_FR" w:bidi="fr_FR"/>
+        </w:rPr>
         <w:t xml:space="preserve">Voir </w:t>
       </w:r>
       <w:hyperlink r:id="rId53">
         <w:r>
           <w:rPr>
+            <w:lang w:val="fr_FR" w:bidi="fr_FR"/>
+          </w:rPr>
+          <w:rPr>
             <w:color w:val="0000EE"/>
             <w:u w:val="single"/>
           </w:rPr>
@@ -1231,11 +2188,17 @@
         </w:r>
       </w:hyperlink>
       <w:r>
+        <w:rPr>
+          <w:lang w:val="fr_FR" w:bidi="fr_FR"/>
+        </w:rPr>
         <w:t xml:space="preserve">; </w:t>
       </w:r>
       <w:hyperlink r:id="rId40">
         <w:r>
           <w:rPr>
+            <w:lang w:val="fr_FR" w:bidi="fr_FR"/>
+          </w:rPr>
+          <w:rPr>
             <w:color w:val="0000EE"/>
             <w:u w:val="single"/>
           </w:rPr>
@@ -1243,11 +2206,17 @@
         </w:r>
       </w:hyperlink>
       <w:r>
+        <w:rPr>
+          <w:lang w:val="fr_FR" w:bidi="fr_FR"/>
+        </w:rPr>
         <w:t xml:space="preserve">; </w:t>
       </w:r>
       <w:hyperlink r:id="rId67">
         <w:r>
           <w:rPr>
+            <w:lang w:val="fr_FR" w:bidi="fr_FR"/>
+          </w:rPr>
+          <w:rPr>
             <w:color w:val="0000EE"/>
             <w:u w:val="single"/>
           </w:rPr>
@@ -1255,11 +2224,17 @@
         </w:r>
       </w:hyperlink>
       <w:r>
+        <w:rPr>
+          <w:lang w:val="fr_FR" w:bidi="fr_FR"/>
+        </w:rPr>
         <w:t xml:space="preserve">; </w:t>
       </w:r>
       <w:hyperlink r:id="rId68">
         <w:r>
           <w:rPr>
+            <w:lang w:val="fr_FR" w:bidi="fr_FR"/>
+          </w:rPr>
+          <w:rPr>
             <w:color w:val="0000EE"/>
             <w:u w:val="single"/>
           </w:rPr>
@@ -1267,11 +2242,17 @@
         </w:r>
       </w:hyperlink>
       <w:r>
+        <w:rPr>
+          <w:lang w:val="fr_FR" w:bidi="fr_FR"/>
+        </w:rPr>
         <w:t xml:space="preserve">. • Il s'agissait d'apostasie, et non pas simplement d'incrédulité. Voir </w:t>
       </w:r>
       <w:hyperlink r:id="rId69">
         <w:r>
           <w:rPr>
+            <w:lang w:val="fr_FR" w:bidi="fr_FR"/>
+          </w:rPr>
+          <w:rPr>
             <w:color w:val="0000EE"/>
             <w:u w:val="single"/>
           </w:rPr>
@@ -1279,31 +2260,65 @@
         </w:r>
       </w:hyperlink>
       <w:r>
+        <w:rPr>
+          <w:lang w:val="fr_FR" w:bidi="fr_FR"/>
+        </w:rPr>
         <w:t>.</w:t>
       </w:r>
-      <w:r/>
-      <w:r/>
-    </w:p>
-    <w:p>
-      <w:r/>
+      <w:r>
+        <w:rPr>
+          <w:lang w:val="fr_FR" w:bidi="fr_FR"/>
+        </w:rPr>
+      </w:r>
+      <w:r>
+        <w:rPr>
+          <w:lang w:val="fr_FR" w:bidi="fr_FR"/>
+        </w:rPr>
+      </w:r>
+    </w:p>
+    <w:p>
+      <w:pPr/>
+      <w:r>
+        <w:rPr>
+          <w:lang w:val="fr_FR" w:bidi="fr_FR"/>
+        </w:rPr>
+      </w:r>
     </w:p>
     <w:p>
       <w:pPr>
         <w:pStyle w:val="Heading2"/>
       </w:pPr>
       <w:r>
+        <w:rPr>
+          <w:lang w:val="fr_FR" w:bidi="fr_FR"/>
+        </w:rPr>
         <w:t>Tite 1.15</w:t>
       </w:r>
-      <w:r/>
-    </w:p>
-    <w:p>
-      <w:r/>
-      <w:r>
+      <w:r>
+        <w:rPr>
+          <w:lang w:val="fr_FR" w:bidi="fr_FR"/>
+        </w:rPr>
+      </w:r>
+    </w:p>
+    <w:p>
+      <w:pPr/>
+      <w:r>
+        <w:rPr>
+          <w:lang w:val="fr_FR" w:bidi="fr_FR"/>
+        </w:rPr>
+      </w:r>
+      <w:r>
+        <w:rPr>
+          <w:lang w:val="fr_FR" w:bidi="fr_FR"/>
+        </w:rPr>
         <w:t xml:space="preserve">Voir </w:t>
       </w:r>
       <w:hyperlink r:id="rId70">
         <w:r>
           <w:rPr>
+            <w:lang w:val="fr_FR" w:bidi="fr_FR"/>
+          </w:rPr>
+          <w:rPr>
             <w:color w:val="0000EE"/>
             <w:u w:val="single"/>
           </w:rPr>
@@ -1311,31 +2326,65 @@
         </w:r>
       </w:hyperlink>
       <w:r>
+        <w:rPr>
+          <w:lang w:val="fr_FR" w:bidi="fr_FR"/>
+        </w:rPr>
         <w:t>.</w:t>
       </w:r>
-      <w:r/>
-      <w:r/>
-    </w:p>
-    <w:p>
-      <w:r/>
+      <w:r>
+        <w:rPr>
+          <w:lang w:val="fr_FR" w:bidi="fr_FR"/>
+        </w:rPr>
+      </w:r>
+      <w:r>
+        <w:rPr>
+          <w:lang w:val="fr_FR" w:bidi="fr_FR"/>
+        </w:rPr>
+      </w:r>
+    </w:p>
+    <w:p>
+      <w:pPr/>
+      <w:r>
+        <w:rPr>
+          <w:lang w:val="fr_FR" w:bidi="fr_FR"/>
+        </w:rPr>
+      </w:r>
     </w:p>
     <w:p>
       <w:pPr>
         <w:pStyle w:val="Heading2"/>
       </w:pPr>
       <w:r>
+        <w:rPr>
+          <w:lang w:val="fr_FR" w:bidi="fr_FR"/>
+        </w:rPr>
         <w:t>Tite 1.15–16</w:t>
       </w:r>
-      <w:r/>
-    </w:p>
-    <w:p>
-      <w:r/>
-      <w:r>
+      <w:r>
+        <w:rPr>
+          <w:lang w:val="fr_FR" w:bidi="fr_FR"/>
+        </w:rPr>
+      </w:r>
+    </w:p>
+    <w:p>
+      <w:pPr/>
+      <w:r>
+        <w:rPr>
+          <w:lang w:val="fr_FR" w:bidi="fr_FR"/>
+        </w:rPr>
+      </w:r>
+      <w:r>
+        <w:rPr>
+          <w:lang w:val="fr_FR" w:bidi="fr_FR"/>
+        </w:rPr>
         <w:t xml:space="preserve">Ces deux versets concernent ceux dont il est question en </w:t>
       </w:r>
       <w:hyperlink r:id="rId71">
         <w:r>
           <w:rPr>
+            <w:lang w:val="fr_FR" w:bidi="fr_FR"/>
+          </w:rPr>
+          <w:rPr>
             <w:color w:val="0000EE"/>
             <w:u w:val="single"/>
           </w:rPr>
@@ -1343,11 +2392,17 @@
         </w:r>
       </w:hyperlink>
       <w:r>
+        <w:rPr>
+          <w:lang w:val="fr_FR" w:bidi="fr_FR"/>
+        </w:rPr>
         <w:t>, et leurs préceptes, tout en servant de transition vers une section concernant la saine doctrine (</w:t>
       </w:r>
       <w:hyperlink r:id="rId45">
         <w:r>
           <w:rPr>
+            <w:lang w:val="fr_FR" w:bidi="fr_FR"/>
+          </w:rPr>
+          <w:rPr>
             <w:color w:val="0000EE"/>
             <w:u w:val="single"/>
           </w:rPr>
@@ -1355,31 +2410,65 @@
         </w:r>
       </w:hyperlink>
       <w:r>
+        <w:rPr>
+          <w:lang w:val="fr_FR" w:bidi="fr_FR"/>
+        </w:rPr>
         <w:t>).</w:t>
       </w:r>
-      <w:r/>
-      <w:r/>
-    </w:p>
-    <w:p>
-      <w:r/>
+      <w:r>
+        <w:rPr>
+          <w:lang w:val="fr_FR" w:bidi="fr_FR"/>
+        </w:rPr>
+      </w:r>
+      <w:r>
+        <w:rPr>
+          <w:lang w:val="fr_FR" w:bidi="fr_FR"/>
+        </w:rPr>
+      </w:r>
+    </w:p>
+    <w:p>
+      <w:pPr/>
+      <w:r>
+        <w:rPr>
+          <w:lang w:val="fr_FR" w:bidi="fr_FR"/>
+        </w:rPr>
+      </w:r>
     </w:p>
     <w:p>
       <w:pPr>
         <w:pStyle w:val="Heading2"/>
       </w:pPr>
       <w:r>
+        <w:rPr>
+          <w:lang w:val="fr_FR" w:bidi="fr_FR"/>
+        </w:rPr>
         <w:t>Tite 1.16</w:t>
       </w:r>
-      <w:r/>
-    </w:p>
-    <w:p>
-      <w:r/>
-      <w:r>
+      <w:r>
+        <w:rPr>
+          <w:lang w:val="fr_FR" w:bidi="fr_FR"/>
+        </w:rPr>
+      </w:r>
+    </w:p>
+    <w:p>
+      <w:pPr/>
+      <w:r>
+        <w:rPr>
+          <w:lang w:val="fr_FR" w:bidi="fr_FR"/>
+        </w:rPr>
+      </w:r>
+      <w:r>
+        <w:rPr>
+          <w:lang w:val="fr_FR" w:bidi="fr_FR"/>
+        </w:rPr>
         <w:t xml:space="preserve">Un enseignement sain et la piété sont toujours liés dans les lettres à Timothée et Tite (voir </w:t>
       </w:r>
       <w:hyperlink r:id="rId72">
         <w:r>
           <w:rPr>
+            <w:lang w:val="fr_FR" w:bidi="fr_FR"/>
+          </w:rPr>
+          <w:rPr>
             <w:color w:val="0000EE"/>
             <w:u w:val="single"/>
           </w:rPr>
@@ -1387,11 +2476,17 @@
         </w:r>
       </w:hyperlink>
       <w:r>
+        <w:rPr>
+          <w:lang w:val="fr_FR" w:bidi="fr_FR"/>
+        </w:rPr>
         <w:t xml:space="preserve">; </w:t>
       </w:r>
       <w:hyperlink r:id="rId73">
         <w:r>
           <w:rPr>
+            <w:lang w:val="fr_FR" w:bidi="fr_FR"/>
+          </w:rPr>
+          <w:rPr>
             <w:color w:val="0000EE"/>
             <w:u w:val="single"/>
           </w:rPr>
@@ -1399,11 +2494,17 @@
         </w:r>
       </w:hyperlink>
       <w:r>
+        <w:rPr>
+          <w:lang w:val="fr_FR" w:bidi="fr_FR"/>
+        </w:rPr>
         <w:t xml:space="preserve">; </w:t>
       </w:r>
       <w:hyperlink r:id="rId74">
         <w:r>
           <w:rPr>
+            <w:lang w:val="fr_FR" w:bidi="fr_FR"/>
+          </w:rPr>
+          <w:rPr>
             <w:color w:val="0000EE"/>
             <w:u w:val="single"/>
           </w:rPr>
@@ -1411,11 +2512,17 @@
         </w:r>
       </w:hyperlink>
       <w:r>
+        <w:rPr>
+          <w:lang w:val="fr_FR" w:bidi="fr_FR"/>
+        </w:rPr>
         <w:t xml:space="preserve">; </w:t>
       </w:r>
       <w:hyperlink r:id="rId75">
         <w:r>
           <w:rPr>
+            <w:lang w:val="fr_FR" w:bidi="fr_FR"/>
+          </w:rPr>
+          <w:rPr>
             <w:color w:val="0000EE"/>
             <w:u w:val="single"/>
           </w:rPr>
@@ -1423,11 +2530,17 @@
         </w:r>
       </w:hyperlink>
       <w:r>
+        <w:rPr>
+          <w:lang w:val="fr_FR" w:bidi="fr_FR"/>
+        </w:rPr>
         <w:t xml:space="preserve">, </w:t>
       </w:r>
       <w:hyperlink r:id="rId76">
         <w:r>
           <w:rPr>
+            <w:lang w:val="fr_FR" w:bidi="fr_FR"/>
+          </w:rPr>
+          <w:rPr>
             <w:color w:val="0000EE"/>
             <w:u w:val="single"/>
           </w:rPr>
@@ -1435,11 +2548,17 @@
         </w:r>
       </w:hyperlink>
       <w:r>
+        <w:rPr>
+          <w:lang w:val="fr_FR" w:bidi="fr_FR"/>
+        </w:rPr>
         <w:t xml:space="preserve">). De même, la manière impie dont ils vivent est liée à un enseignement faux. • Ceci contraste avec </w:t>
       </w:r>
       <w:hyperlink r:id="rId77">
         <w:r>
           <w:rPr>
+            <w:lang w:val="fr_FR" w:bidi="fr_FR"/>
+          </w:rPr>
+          <w:rPr>
             <w:color w:val="0000EE"/>
             <w:u w:val="single"/>
           </w:rPr>
@@ -1447,31 +2566,65 @@
         </w:r>
       </w:hyperlink>
       <w:r>
+        <w:rPr>
+          <w:lang w:val="fr_FR" w:bidi="fr_FR"/>
+        </w:rPr>
         <w:t>.</w:t>
       </w:r>
-      <w:r/>
-      <w:r/>
-    </w:p>
-    <w:p>
-      <w:r/>
+      <w:r>
+        <w:rPr>
+          <w:lang w:val="fr_FR" w:bidi="fr_FR"/>
+        </w:rPr>
+      </w:r>
+      <w:r>
+        <w:rPr>
+          <w:lang w:val="fr_FR" w:bidi="fr_FR"/>
+        </w:rPr>
+      </w:r>
+    </w:p>
+    <w:p>
+      <w:pPr/>
+      <w:r>
+        <w:rPr>
+          <w:lang w:val="fr_FR" w:bidi="fr_FR"/>
+        </w:rPr>
+      </w:r>
     </w:p>
     <w:p>
       <w:pPr>
         <w:pStyle w:val="Heading2"/>
       </w:pPr>
       <w:r>
+        <w:rPr>
+          <w:lang w:val="fr_FR" w:bidi="fr_FR"/>
+        </w:rPr>
         <w:t>Tite 2.1–15</w:t>
       </w:r>
-      <w:r/>
-    </w:p>
-    <w:p>
-      <w:r/>
-      <w:r>
+      <w:r>
+        <w:rPr>
+          <w:lang w:val="fr_FR" w:bidi="fr_FR"/>
+        </w:rPr>
+      </w:r>
+    </w:p>
+    <w:p>
+      <w:pPr/>
+      <w:r>
+        <w:rPr>
+          <w:lang w:val="fr_FR" w:bidi="fr_FR"/>
+        </w:rPr>
+      </w:r>
+      <w:r>
+        <w:rPr>
+          <w:lang w:val="fr_FR" w:bidi="fr_FR"/>
+        </w:rPr>
         <w:t>L'enseignement sain était particulièrement nécessaire en raison des faux enseignants, qui avaient causé des ravages dans des familles entières (</w:t>
       </w:r>
       <w:hyperlink r:id="rId38">
         <w:r>
           <w:rPr>
+            <w:lang w:val="fr_FR" w:bidi="fr_FR"/>
+          </w:rPr>
+          <w:rPr>
             <w:color w:val="0000EE"/>
             <w:u w:val="single"/>
           </w:rPr>
@@ -1479,11 +2632,17 @@
         </w:r>
       </w:hyperlink>
       <w:r>
+        <w:rPr>
+          <w:lang w:val="fr_FR" w:bidi="fr_FR"/>
+        </w:rPr>
         <w:t xml:space="preserve">). En </w:t>
       </w:r>
       <w:hyperlink r:id="rId78">
         <w:r>
           <w:rPr>
+            <w:lang w:val="fr_FR" w:bidi="fr_FR"/>
+          </w:rPr>
+          <w:rPr>
             <w:color w:val="0000EE"/>
             <w:u w:val="single"/>
           </w:rPr>
@@ -1491,11 +2650,17 @@
         </w:r>
       </w:hyperlink>
       <w:r>
+        <w:rPr>
+          <w:lang w:val="fr_FR" w:bidi="fr_FR"/>
+        </w:rPr>
         <w:t>, Paul s'adresse à différents groupes au sein de la famille de foi, montrant son souci pour le témoignage public de l'église (</w:t>
       </w:r>
       <w:hyperlink r:id="rId79">
         <w:r>
           <w:rPr>
+            <w:lang w:val="fr_FR" w:bidi="fr_FR"/>
+          </w:rPr>
+          <w:rPr>
             <w:color w:val="0000EE"/>
             <w:u w:val="single"/>
           </w:rPr>
@@ -1503,11 +2668,17 @@
         </w:r>
       </w:hyperlink>
       <w:r>
+        <w:rPr>
+          <w:lang w:val="fr_FR" w:bidi="fr_FR"/>
+        </w:rPr>
         <w:t xml:space="preserve">, </w:t>
       </w:r>
       <w:hyperlink r:id="rId80">
         <w:r>
           <w:rPr>
+            <w:lang w:val="fr_FR" w:bidi="fr_FR"/>
+          </w:rPr>
+          <w:rPr>
             <w:color w:val="0000EE"/>
             <w:u w:val="single"/>
           </w:rPr>
@@ -1515,11 +2686,17 @@
         </w:r>
       </w:hyperlink>
       <w:r>
+        <w:rPr>
+          <w:lang w:val="fr_FR" w:bidi="fr_FR"/>
+        </w:rPr>
         <w:t xml:space="preserve">, </w:t>
       </w:r>
       <w:hyperlink r:id="rId27">
         <w:r>
           <w:rPr>
+            <w:lang w:val="fr_FR" w:bidi="fr_FR"/>
+          </w:rPr>
+          <w:rPr>
             <w:color w:val="0000EE"/>
             <w:u w:val="single"/>
           </w:rPr>
@@ -1527,11 +2704,17 @@
         </w:r>
       </w:hyperlink>
       <w:r>
+        <w:rPr>
+          <w:lang w:val="fr_FR" w:bidi="fr_FR"/>
+        </w:rPr>
         <w:t xml:space="preserve">; voir aussi </w:t>
       </w:r>
       <w:hyperlink r:id="rId81">
         <w:r>
           <w:rPr>
+            <w:lang w:val="fr_FR" w:bidi="fr_FR"/>
+          </w:rPr>
+          <w:rPr>
             <w:color w:val="0000EE"/>
             <w:u w:val="single"/>
           </w:rPr>
@@ -1539,11 +2722,17 @@
         </w:r>
       </w:hyperlink>
       <w:r>
+        <w:rPr>
+          <w:lang w:val="fr_FR" w:bidi="fr_FR"/>
+        </w:rPr>
         <w:t>). Ensuite, Paul développe une réflexion sur la venue du Christ (</w:t>
       </w:r>
       <w:hyperlink r:id="rId15">
         <w:r>
           <w:rPr>
+            <w:lang w:val="fr_FR" w:bidi="fr_FR"/>
+          </w:rPr>
+          <w:rPr>
             <w:color w:val="0000EE"/>
             <w:u w:val="single"/>
           </w:rPr>
@@ -1551,11 +2740,17 @@
         </w:r>
       </w:hyperlink>
       <w:r>
+        <w:rPr>
+          <w:lang w:val="fr_FR" w:bidi="fr_FR"/>
+        </w:rPr>
         <w:t>) avant de donner un ordre direct à Tite (</w:t>
       </w:r>
       <w:hyperlink r:id="rId49">
         <w:r>
           <w:rPr>
+            <w:lang w:val="fr_FR" w:bidi="fr_FR"/>
+          </w:rPr>
+          <w:rPr>
             <w:color w:val="0000EE"/>
             <w:u w:val="single"/>
           </w:rPr>
@@ -1563,31 +2758,65 @@
         </w:r>
       </w:hyperlink>
       <w:r>
+        <w:rPr>
+          <w:lang w:val="fr_FR" w:bidi="fr_FR"/>
+        </w:rPr>
         <w:t>).</w:t>
       </w:r>
-      <w:r/>
-      <w:r/>
-    </w:p>
-    <w:p>
-      <w:r/>
+      <w:r>
+        <w:rPr>
+          <w:lang w:val="fr_FR" w:bidi="fr_FR"/>
+        </w:rPr>
+      </w:r>
+      <w:r>
+        <w:rPr>
+          <w:lang w:val="fr_FR" w:bidi="fr_FR"/>
+        </w:rPr>
+      </w:r>
+    </w:p>
+    <w:p>
+      <w:pPr/>
+      <w:r>
+        <w:rPr>
+          <w:lang w:val="fr_FR" w:bidi="fr_FR"/>
+        </w:rPr>
+      </w:r>
     </w:p>
     <w:p>
       <w:pPr>
         <w:pStyle w:val="Heading2"/>
       </w:pPr>
       <w:r>
+        <w:rPr>
+          <w:lang w:val="fr_FR" w:bidi="fr_FR"/>
+        </w:rPr>
         <w:t>Tite 2.9–10</w:t>
       </w:r>
-      <w:r/>
-    </w:p>
-    <w:p>
-      <w:r/>
-      <w:r>
+      <w:r>
+        <w:rPr>
+          <w:lang w:val="fr_FR" w:bidi="fr_FR"/>
+        </w:rPr>
+      </w:r>
+    </w:p>
+    <w:p>
+      <w:pPr/>
+      <w:r>
+        <w:rPr>
+          <w:lang w:val="fr_FR" w:bidi="fr_FR"/>
+        </w:rPr>
+      </w:r>
+      <w:r>
+        <w:rPr>
+          <w:lang w:val="fr_FR" w:bidi="fr_FR"/>
+        </w:rPr>
         <w:t xml:space="preserve">Le but de ces commandements est de rendre l'enseignement sur Dieu attrayant (voir </w:t>
       </w:r>
       <w:hyperlink r:id="rId82">
         <w:r>
           <w:rPr>
+            <w:lang w:val="fr_FR" w:bidi="fr_FR"/>
+          </w:rPr>
+          <w:rPr>
             <w:color w:val="0000EE"/>
             <w:u w:val="single"/>
           </w:rPr>
@@ -1595,37 +2824,77 @@
         </w:r>
       </w:hyperlink>
       <w:r>
+        <w:rPr>
+          <w:lang w:val="fr_FR" w:bidi="fr_FR"/>
+        </w:rPr>
         <w:t>).</w:t>
       </w:r>
-      <w:r/>
-      <w:r/>
-    </w:p>
-    <w:p>
-      <w:r/>
+      <w:r>
+        <w:rPr>
+          <w:lang w:val="fr_FR" w:bidi="fr_FR"/>
+        </w:rPr>
+      </w:r>
+      <w:r>
+        <w:rPr>
+          <w:lang w:val="fr_FR" w:bidi="fr_FR"/>
+        </w:rPr>
+      </w:r>
+    </w:p>
+    <w:p>
+      <w:pPr/>
+      <w:r>
+        <w:rPr>
+          <w:lang w:val="fr_FR" w:bidi="fr_FR"/>
+        </w:rPr>
+      </w:r>
     </w:p>
     <w:p>
       <w:pPr>
         <w:pStyle w:val="Heading2"/>
       </w:pPr>
       <w:r>
+        <w:rPr>
+          <w:lang w:val="fr_FR" w:bidi="fr_FR"/>
+        </w:rPr>
         <w:t>Tite 2.11</w:t>
       </w:r>
-      <w:r/>
-    </w:p>
-    <w:p>
-      <w:r/>
-      <w:r>
+      <w:r>
+        <w:rPr>
+          <w:lang w:val="fr_FR" w:bidi="fr_FR"/>
+        </w:rPr>
+      </w:r>
+    </w:p>
+    <w:p>
+      <w:pPr/>
+      <w:r>
+        <w:rPr>
+          <w:lang w:val="fr_FR" w:bidi="fr_FR"/>
+        </w:rPr>
+      </w:r>
+      <w:r>
+        <w:rPr>
+          <w:lang w:val="fr_FR" w:bidi="fr_FR"/>
+        </w:rPr>
         <w:t xml:space="preserve">Voir </w:t>
       </w:r>
       <w:r>
+        <w:rPr>
+          <w:lang w:val="fr_FR" w:bidi="fr_FR"/>
+        </w:rPr>
         <w:t>note d'étude sur 1Tm 6.14</w:t>
       </w:r>
       <w:r>
+        <w:rPr>
+          <w:lang w:val="fr_FR" w:bidi="fr_FR"/>
+        </w:rPr>
         <w:t>. • Paul entend que la grâce de Dieu accomplira pleinement ses desseins parmi les Crétois et que, ce faisant, elle les enrôlera dans l'œuvre salutaire de Dieu qu'est la propagation de l'Évangile (</w:t>
       </w:r>
       <w:hyperlink r:id="rId64">
         <w:r>
           <w:rPr>
+            <w:lang w:val="fr_FR" w:bidi="fr_FR"/>
+          </w:rPr>
+          <w:rPr>
             <w:color w:val="0000EE"/>
             <w:u w:val="single"/>
           </w:rPr>
@@ -1633,11 +2902,17 @@
         </w:r>
       </w:hyperlink>
       <w:r>
+        <w:rPr>
+          <w:lang w:val="fr_FR" w:bidi="fr_FR"/>
+        </w:rPr>
         <w:t xml:space="preserve">; voir </w:t>
       </w:r>
       <w:hyperlink r:id="rId83">
         <w:r>
           <w:rPr>
+            <w:lang w:val="fr_FR" w:bidi="fr_FR"/>
+          </w:rPr>
+          <w:rPr>
             <w:color w:val="0000EE"/>
             <w:u w:val="single"/>
           </w:rPr>
@@ -1645,11 +2920,17 @@
         </w:r>
       </w:hyperlink>
       <w:r>
+        <w:rPr>
+          <w:lang w:val="fr_FR" w:bidi="fr_FR"/>
+        </w:rPr>
         <w:t xml:space="preserve">; </w:t>
       </w:r>
       <w:hyperlink r:id="rId84">
         <w:r>
           <w:rPr>
+            <w:lang w:val="fr_FR" w:bidi="fr_FR"/>
+          </w:rPr>
+          <w:rPr>
             <w:color w:val="0000EE"/>
             <w:u w:val="single"/>
           </w:rPr>
@@ -1657,31 +2938,65 @@
         </w:r>
       </w:hyperlink>
       <w:r>
+        <w:rPr>
+          <w:lang w:val="fr_FR" w:bidi="fr_FR"/>
+        </w:rPr>
         <w:t>).</w:t>
       </w:r>
-      <w:r/>
-      <w:r/>
-    </w:p>
-    <w:p>
-      <w:r/>
+      <w:r>
+        <w:rPr>
+          <w:lang w:val="fr_FR" w:bidi="fr_FR"/>
+        </w:rPr>
+      </w:r>
+      <w:r>
+        <w:rPr>
+          <w:lang w:val="fr_FR" w:bidi="fr_FR"/>
+        </w:rPr>
+      </w:r>
+    </w:p>
+    <w:p>
+      <w:pPr/>
+      <w:r>
+        <w:rPr>
+          <w:lang w:val="fr_FR" w:bidi="fr_FR"/>
+        </w:rPr>
+      </w:r>
     </w:p>
     <w:p>
       <w:pPr>
         <w:pStyle w:val="Heading2"/>
       </w:pPr>
       <w:r>
+        <w:rPr>
+          <w:lang w:val="fr_FR" w:bidi="fr_FR"/>
+        </w:rPr>
         <w:t>Tite 2.11–15</w:t>
       </w:r>
-      <w:r/>
-    </w:p>
-    <w:p>
-      <w:r/>
-      <w:r>
+      <w:r>
+        <w:rPr>
+          <w:lang w:val="fr_FR" w:bidi="fr_FR"/>
+        </w:rPr>
+      </w:r>
+    </w:p>
+    <w:p>
+      <w:pPr/>
+      <w:r>
+        <w:rPr>
+          <w:lang w:val="fr_FR" w:bidi="fr_FR"/>
+        </w:rPr>
+      </w:r>
+      <w:r>
+        <w:rPr>
+          <w:lang w:val="fr_FR" w:bidi="fr_FR"/>
+        </w:rPr>
         <w:t xml:space="preserve">Les commandements de </w:t>
       </w:r>
       <w:hyperlink r:id="rId78">
         <w:r>
           <w:rPr>
+            <w:lang w:val="fr_FR" w:bidi="fr_FR"/>
+          </w:rPr>
+          <w:rPr>
             <w:color w:val="0000EE"/>
             <w:u w:val="single"/>
           </w:rPr>
@@ -1689,11 +3004,17 @@
         </w:r>
       </w:hyperlink>
       <w:r>
+        <w:rPr>
+          <w:lang w:val="fr_FR" w:bidi="fr_FR"/>
+        </w:rPr>
         <w:t xml:space="preserve"> trouvent leur origine et leur raison d'être dans les deux venues de Jésus. La grâce de Dieu est un modèle pour la conduite de l'église, de même le salut par la grâce permet de vivre convenablement, et suscite des personnes zélées pour de bonnes œuvres (voir aussi </w:t>
       </w:r>
       <w:hyperlink r:id="rId85">
         <w:r>
           <w:rPr>
+            <w:lang w:val="fr_FR" w:bidi="fr_FR"/>
+          </w:rPr>
+          <w:rPr>
             <w:color w:val="0000EE"/>
             <w:u w:val="single"/>
           </w:rPr>
@@ -1701,31 +3022,65 @@
         </w:r>
       </w:hyperlink>
       <w:r>
+        <w:rPr>
+          <w:lang w:val="fr_FR" w:bidi="fr_FR"/>
+        </w:rPr>
         <w:t>).</w:t>
       </w:r>
-      <w:r/>
-      <w:r/>
-    </w:p>
-    <w:p>
-      <w:r/>
+      <w:r>
+        <w:rPr>
+          <w:lang w:val="fr_FR" w:bidi="fr_FR"/>
+        </w:rPr>
+      </w:r>
+      <w:r>
+        <w:rPr>
+          <w:lang w:val="fr_FR" w:bidi="fr_FR"/>
+        </w:rPr>
+      </w:r>
+    </w:p>
+    <w:p>
+      <w:pPr/>
+      <w:r>
+        <w:rPr>
+          <w:lang w:val="fr_FR" w:bidi="fr_FR"/>
+        </w:rPr>
+      </w:r>
     </w:p>
     <w:p>
       <w:pPr>
         <w:pStyle w:val="Heading2"/>
       </w:pPr>
       <w:r>
+        <w:rPr>
+          <w:lang w:val="fr_FR" w:bidi="fr_FR"/>
+        </w:rPr>
         <w:t>Tite 2.12</w:t>
       </w:r>
-      <w:r/>
-    </w:p>
-    <w:p>
-      <w:r/>
-      <w:r>
+      <w:r>
+        <w:rPr>
+          <w:lang w:val="fr_FR" w:bidi="fr_FR"/>
+        </w:rPr>
+      </w:r>
+    </w:p>
+    <w:p>
+      <w:pPr/>
+      <w:r>
+        <w:rPr>
+          <w:lang w:val="fr_FR" w:bidi="fr_FR"/>
+        </w:rPr>
+      </w:r>
+      <w:r>
+        <w:rPr>
+          <w:lang w:val="fr_FR" w:bidi="fr_FR"/>
+        </w:rPr>
         <w:t xml:space="preserve">L'accent ici est mis sur les vertus suivantes : la sagesse, la droiture et la piété. Dans les écrits gréco-romains, ces trois vertus représentent en général une conduite vertueuse. Ces vertus s'opposent aux vices crétois énumérés en </w:t>
       </w:r>
       <w:hyperlink r:id="rId37">
         <w:r>
           <w:rPr>
+            <w:lang w:val="fr_FR" w:bidi="fr_FR"/>
+          </w:rPr>
+          <w:rPr>
             <w:color w:val="0000EE"/>
             <w:u w:val="single"/>
           </w:rPr>
@@ -1733,11 +3088,17 @@
         </w:r>
       </w:hyperlink>
       <w:r>
+        <w:rPr>
+          <w:lang w:val="fr_FR" w:bidi="fr_FR"/>
+        </w:rPr>
         <w:t xml:space="preserve"> et sont transformées en qualités profondément chrétiennes (voir </w:t>
       </w:r>
       <w:hyperlink r:id="rId28">
         <w:r>
           <w:rPr>
+            <w:lang w:val="fr_FR" w:bidi="fr_FR"/>
+          </w:rPr>
+          <w:rPr>
             <w:color w:val="0000EE"/>
             <w:u w:val="single"/>
           </w:rPr>
@@ -1745,31 +3106,65 @@
         </w:r>
       </w:hyperlink>
       <w:r>
+        <w:rPr>
+          <w:lang w:val="fr_FR" w:bidi="fr_FR"/>
+        </w:rPr>
         <w:t>). • Paul exhorte les Crétois à incarner ces vertus, afin de démontrer à leurs compatriotes que c'est seulement par la grâce de Dieu en Jésus-Christ qu'une vie vertueuse peut être vécue.</w:t>
       </w:r>
-      <w:r/>
-      <w:r/>
-    </w:p>
-    <w:p>
-      <w:r/>
+      <w:r>
+        <w:rPr>
+          <w:lang w:val="fr_FR" w:bidi="fr_FR"/>
+        </w:rPr>
+      </w:r>
+      <w:r>
+        <w:rPr>
+          <w:lang w:val="fr_FR" w:bidi="fr_FR"/>
+        </w:rPr>
+      </w:r>
+    </w:p>
+    <w:p>
+      <w:pPr/>
+      <w:r>
+        <w:rPr>
+          <w:lang w:val="fr_FR" w:bidi="fr_FR"/>
+        </w:rPr>
+      </w:r>
     </w:p>
     <w:p>
       <w:pPr>
         <w:pStyle w:val="Heading2"/>
       </w:pPr>
       <w:r>
+        <w:rPr>
+          <w:lang w:val="fr_FR" w:bidi="fr_FR"/>
+        </w:rPr>
         <w:t>Tite 2.13</w:t>
       </w:r>
-      <w:r/>
-    </w:p>
-    <w:p>
-      <w:r/>
-      <w:r>
+      <w:r>
+        <w:rPr>
+          <w:lang w:val="fr_FR" w:bidi="fr_FR"/>
+        </w:rPr>
+      </w:r>
+    </w:p>
+    <w:p>
+      <w:pPr/>
+      <w:r>
+        <w:rPr>
+          <w:lang w:val="fr_FR" w:bidi="fr_FR"/>
+        </w:rPr>
+      </w:r>
+      <w:r>
+        <w:rPr>
+          <w:lang w:val="fr_FR" w:bidi="fr_FR"/>
+        </w:rPr>
         <w:t xml:space="preserve">Cela implique à la fois l'espoir et la redevabilité future, qui incitent à se conduire avec piété dans le temps présent. • Il s'agit ici d'un mot grec important dans les lettres à Timothée et Tite (“épiphanie” ou “apparition”; aussi </w:t>
       </w:r>
       <w:hyperlink r:id="rId86">
         <w:r>
           <w:rPr>
+            <w:lang w:val="fr_FR" w:bidi="fr_FR"/>
+          </w:rPr>
+          <w:rPr>
             <w:color w:val="0000EE"/>
             <w:u w:val="single"/>
           </w:rPr>
@@ -1777,17 +3172,29 @@
         </w:r>
       </w:hyperlink>
       <w:r>
+        <w:rPr>
+          <w:lang w:val="fr_FR" w:bidi="fr_FR"/>
+        </w:rPr>
         <w:t xml:space="preserve">; voir </w:t>
       </w:r>
       <w:r>
+        <w:rPr>
+          <w:lang w:val="fr_FR" w:bidi="fr_FR"/>
+        </w:rPr>
         <w:t>note d'étude sur 1Tm 6.14</w:t>
       </w:r>
       <w:r>
+        <w:rPr>
+          <w:lang w:val="fr_FR" w:bidi="fr_FR"/>
+        </w:rPr>
         <w:t xml:space="preserve">). • C'est l'un des rares endroits du Nouveau Testament où Jésus-Christ est appelé ouvertement “Dieu” (voir aussi </w:t>
       </w:r>
       <w:hyperlink r:id="rId87">
         <w:r>
           <w:rPr>
+            <w:lang w:val="fr_FR" w:bidi="fr_FR"/>
+          </w:rPr>
+          <w:rPr>
             <w:color w:val="0000EE"/>
             <w:u w:val="single"/>
           </w:rPr>
@@ -1795,11 +3202,17 @@
         </w:r>
       </w:hyperlink>
       <w:r>
+        <w:rPr>
+          <w:lang w:val="fr_FR" w:bidi="fr_FR"/>
+        </w:rPr>
         <w:t xml:space="preserve">; </w:t>
       </w:r>
       <w:hyperlink r:id="rId88">
         <w:r>
           <w:rPr>
+            <w:lang w:val="fr_FR" w:bidi="fr_FR"/>
+          </w:rPr>
+          <w:rPr>
             <w:color w:val="0000EE"/>
             <w:u w:val="single"/>
           </w:rPr>
@@ -1807,11 +3220,17 @@
         </w:r>
       </w:hyperlink>
       <w:r>
+        <w:rPr>
+          <w:lang w:val="fr_FR" w:bidi="fr_FR"/>
+        </w:rPr>
         <w:t xml:space="preserve">; </w:t>
       </w:r>
       <w:hyperlink r:id="rId89">
         <w:r>
           <w:rPr>
+            <w:lang w:val="fr_FR" w:bidi="fr_FR"/>
+          </w:rPr>
+          <w:rPr>
             <w:color w:val="0000EE"/>
             <w:u w:val="single"/>
           </w:rPr>
@@ -1819,11 +3238,17 @@
         </w:r>
       </w:hyperlink>
       <w:r>
+        <w:rPr>
+          <w:lang w:val="fr_FR" w:bidi="fr_FR"/>
+        </w:rPr>
         <w:t xml:space="preserve">; </w:t>
       </w:r>
       <w:hyperlink r:id="rId90">
         <w:r>
           <w:rPr>
+            <w:lang w:val="fr_FR" w:bidi="fr_FR"/>
+          </w:rPr>
+          <w:rPr>
             <w:color w:val="0000EE"/>
             <w:u w:val="single"/>
           </w:rPr>
@@ -1831,11 +3256,17 @@
         </w:r>
       </w:hyperlink>
       <w:r>
+        <w:rPr>
+          <w:lang w:val="fr_FR" w:bidi="fr_FR"/>
+        </w:rPr>
         <w:t xml:space="preserve">; </w:t>
       </w:r>
       <w:hyperlink r:id="rId91">
         <w:r>
           <w:rPr>
+            <w:lang w:val="fr_FR" w:bidi="fr_FR"/>
+          </w:rPr>
+          <w:rPr>
             <w:color w:val="0000EE"/>
             <w:u w:val="single"/>
           </w:rPr>
@@ -1843,11 +3274,17 @@
         </w:r>
       </w:hyperlink>
       <w:r>
+        <w:rPr>
+          <w:lang w:val="fr_FR" w:bidi="fr_FR"/>
+        </w:rPr>
         <w:t xml:space="preserve">; peut-être </w:t>
       </w:r>
       <w:hyperlink r:id="rId92">
         <w:r>
           <w:rPr>
+            <w:lang w:val="fr_FR" w:bidi="fr_FR"/>
+          </w:rPr>
+          <w:rPr>
             <w:color w:val="0000EE"/>
             <w:u w:val="single"/>
           </w:rPr>
@@ -1855,37 +3292,77 @@
         </w:r>
       </w:hyperlink>
       <w:r>
+        <w:rPr>
+          <w:lang w:val="fr_FR" w:bidi="fr_FR"/>
+        </w:rPr>
         <w:t xml:space="preserve">). Pourtant, cette affirmation est tout à fait cohérente avec les rôles et les attributs du Christ, ainsi que le culte qu'il reçoit. Peut-être que cette désignation est utilisée ici pour insister sur le fait que le Christ n'est pas qu'un simple humain promu au rang de divinité dans le panthéon des dieux (voir </w:t>
       </w:r>
       <w:r>
+        <w:rPr>
+          <w:lang w:val="fr_FR" w:bidi="fr_FR"/>
+        </w:rPr>
         <w:t>note d'étude sur Tite 1.12</w:t>
       </w:r>
       <w:r>
+        <w:rPr>
+          <w:lang w:val="fr_FR" w:bidi="fr_FR"/>
+        </w:rPr>
         <w:t>). Au moment de cette lettre, les chrétiens insistaient de plus en plus pour que Christ seul, plutôt que les dirigeants et empereurs, soit considéré comme divin.</w:t>
       </w:r>
-      <w:r/>
-      <w:r/>
-    </w:p>
-    <w:p>
-      <w:r/>
+      <w:r>
+        <w:rPr>
+          <w:lang w:val="fr_FR" w:bidi="fr_FR"/>
+        </w:rPr>
+      </w:r>
+      <w:r>
+        <w:rPr>
+          <w:lang w:val="fr_FR" w:bidi="fr_FR"/>
+        </w:rPr>
+      </w:r>
+    </w:p>
+    <w:p>
+      <w:pPr/>
+      <w:r>
+        <w:rPr>
+          <w:lang w:val="fr_FR" w:bidi="fr_FR"/>
+        </w:rPr>
+      </w:r>
     </w:p>
     <w:p>
       <w:pPr>
         <w:pStyle w:val="Heading2"/>
       </w:pPr>
       <w:r>
+        <w:rPr>
+          <w:lang w:val="fr_FR" w:bidi="fr_FR"/>
+        </w:rPr>
         <w:t>Tite 2.14</w:t>
       </w:r>
-      <w:r/>
-    </w:p>
-    <w:p>
-      <w:r/>
-      <w:r>
+      <w:r>
+        <w:rPr>
+          <w:lang w:val="fr_FR" w:bidi="fr_FR"/>
+        </w:rPr>
+      </w:r>
+    </w:p>
+    <w:p>
+      <w:pPr/>
+      <w:r>
+        <w:rPr>
+          <w:lang w:val="fr_FR" w:bidi="fr_FR"/>
+        </w:rPr>
+      </w:r>
+      <w:r>
+        <w:rPr>
+          <w:lang w:val="fr_FR" w:bidi="fr_FR"/>
+        </w:rPr>
         <w:t xml:space="preserve">Le salut engendre un peuple qui a le désir et la capacité d'accomplir les bonnes œuvres décrites en </w:t>
       </w:r>
       <w:hyperlink r:id="rId39">
         <w:r>
           <w:rPr>
+            <w:lang w:val="fr_FR" w:bidi="fr_FR"/>
+          </w:rPr>
+          <w:rPr>
             <w:color w:val="0000EE"/>
             <w:u w:val="single"/>
           </w:rPr>
@@ -1893,11 +3370,17 @@
         </w:r>
       </w:hyperlink>
       <w:r>
+        <w:rPr>
+          <w:lang w:val="fr_FR" w:bidi="fr_FR"/>
+        </w:rPr>
         <w:t xml:space="preserve">. • Voir aussi </w:t>
       </w:r>
       <w:hyperlink r:id="rId24">
         <w:r>
           <w:rPr>
+            <w:lang w:val="fr_FR" w:bidi="fr_FR"/>
+          </w:rPr>
+          <w:rPr>
             <w:color w:val="0000EE"/>
             <w:u w:val="single"/>
           </w:rPr>
@@ -1905,11 +3388,17 @@
         </w:r>
       </w:hyperlink>
       <w:r>
+        <w:rPr>
+          <w:lang w:val="fr_FR" w:bidi="fr_FR"/>
+        </w:rPr>
         <w:t xml:space="preserve">. • Voir </w:t>
       </w:r>
       <w:hyperlink r:id="rId93">
         <w:r>
           <w:rPr>
+            <w:lang w:val="fr_FR" w:bidi="fr_FR"/>
+          </w:rPr>
+          <w:rPr>
             <w:color w:val="0000EE"/>
             <w:u w:val="single"/>
           </w:rPr>
@@ -1917,11 +3406,17 @@
         </w:r>
       </w:hyperlink>
       <w:r>
+        <w:rPr>
+          <w:lang w:val="fr_FR" w:bidi="fr_FR"/>
+        </w:rPr>
         <w:t xml:space="preserve">; </w:t>
       </w:r>
       <w:hyperlink r:id="rId94">
         <w:r>
           <w:rPr>
+            <w:lang w:val="fr_FR" w:bidi="fr_FR"/>
+          </w:rPr>
+          <w:rPr>
             <w:color w:val="0000EE"/>
             <w:u w:val="single"/>
           </w:rPr>
@@ -1929,11 +3424,17 @@
         </w:r>
       </w:hyperlink>
       <w:r>
+        <w:rPr>
+          <w:lang w:val="fr_FR" w:bidi="fr_FR"/>
+        </w:rPr>
         <w:t xml:space="preserve">; cf. </w:t>
       </w:r>
       <w:hyperlink r:id="rId95">
         <w:r>
           <w:rPr>
+            <w:lang w:val="fr_FR" w:bidi="fr_FR"/>
+          </w:rPr>
+          <w:rPr>
             <w:color w:val="0000EE"/>
             <w:u w:val="single"/>
           </w:rPr>
@@ -1941,11 +3442,17 @@
         </w:r>
       </w:hyperlink>
       <w:r>
+        <w:rPr>
+          <w:lang w:val="fr_FR" w:bidi="fr_FR"/>
+        </w:rPr>
         <w:t xml:space="preserve">. • L'expression “son propre peuple” rappelle la désignation d'Israël en tant que nation (voir </w:t>
       </w:r>
       <w:hyperlink r:id="rId96">
         <w:r>
           <w:rPr>
+            <w:lang w:val="fr_FR" w:bidi="fr_FR"/>
+          </w:rPr>
+          <w:rPr>
             <w:color w:val="0000EE"/>
             <w:u w:val="single"/>
           </w:rPr>
@@ -1953,11 +3460,17 @@
         </w:r>
       </w:hyperlink>
       <w:r>
+        <w:rPr>
+          <w:lang w:val="fr_FR" w:bidi="fr_FR"/>
+        </w:rPr>
         <w:t xml:space="preserve">; </w:t>
       </w:r>
       <w:hyperlink r:id="rId97">
         <w:r>
           <w:rPr>
+            <w:lang w:val="fr_FR" w:bidi="fr_FR"/>
+          </w:rPr>
+          <w:rPr>
             <w:color w:val="0000EE"/>
             <w:u w:val="single"/>
           </w:rPr>
@@ -1965,11 +3478,17 @@
         </w:r>
       </w:hyperlink>
       <w:r>
+        <w:rPr>
+          <w:lang w:val="fr_FR" w:bidi="fr_FR"/>
+        </w:rPr>
         <w:t xml:space="preserve">; </w:t>
       </w:r>
       <w:hyperlink r:id="rId98">
         <w:r>
           <w:rPr>
+            <w:lang w:val="fr_FR" w:bidi="fr_FR"/>
+          </w:rPr>
+          <w:rPr>
             <w:color w:val="0000EE"/>
             <w:u w:val="single"/>
           </w:rPr>
@@ -1977,11 +3496,17 @@
         </w:r>
       </w:hyperlink>
       <w:r>
+        <w:rPr>
+          <w:lang w:val="fr_FR" w:bidi="fr_FR"/>
+        </w:rPr>
         <w:t xml:space="preserve">). Ceux qui suivent le Christ sont maintenant le peuple de Dieu (sa nation) et l'Esprit les conduit à respecter l'alliance de Dieu. • Voir </w:t>
       </w:r>
       <w:hyperlink r:id="rId99">
         <w:r>
           <w:rPr>
+            <w:lang w:val="fr_FR" w:bidi="fr_FR"/>
+          </w:rPr>
+          <w:rPr>
             <w:color w:val="0000EE"/>
             <w:u w:val="single"/>
           </w:rPr>
@@ -1989,11 +3514,17 @@
         </w:r>
       </w:hyperlink>
       <w:r>
+        <w:rPr>
+          <w:lang w:val="fr_FR" w:bidi="fr_FR"/>
+        </w:rPr>
         <w:t xml:space="preserve">; </w:t>
       </w:r>
       <w:hyperlink r:id="rId100">
         <w:r>
           <w:rPr>
+            <w:lang w:val="fr_FR" w:bidi="fr_FR"/>
+          </w:rPr>
+          <w:rPr>
             <w:color w:val="0000EE"/>
             <w:u w:val="single"/>
           </w:rPr>
@@ -2001,31 +3532,65 @@
         </w:r>
       </w:hyperlink>
       <w:r>
+        <w:rPr>
+          <w:lang w:val="fr_FR" w:bidi="fr_FR"/>
+        </w:rPr>
         <w:t>.</w:t>
       </w:r>
-      <w:r/>
-      <w:r/>
-    </w:p>
-    <w:p>
-      <w:r/>
+      <w:r>
+        <w:rPr>
+          <w:lang w:val="fr_FR" w:bidi="fr_FR"/>
+        </w:rPr>
+      </w:r>
+      <w:r>
+        <w:rPr>
+          <w:lang w:val="fr_FR" w:bidi="fr_FR"/>
+        </w:rPr>
+      </w:r>
+    </w:p>
+    <w:p>
+      <w:pPr/>
+      <w:r>
+        <w:rPr>
+          <w:lang w:val="fr_FR" w:bidi="fr_FR"/>
+        </w:rPr>
+      </w:r>
     </w:p>
     <w:p>
       <w:pPr>
         <w:pStyle w:val="Heading2"/>
       </w:pPr>
       <w:r>
+        <w:rPr>
+          <w:lang w:val="fr_FR" w:bidi="fr_FR"/>
+        </w:rPr>
         <w:t>Tite 3.1</w:t>
       </w:r>
-      <w:r/>
-    </w:p>
-    <w:p>
-      <w:r/>
-      <w:r>
+      <w:r>
+        <w:rPr>
+          <w:lang w:val="fr_FR" w:bidi="fr_FR"/>
+        </w:rPr>
+      </w:r>
+    </w:p>
+    <w:p>
+      <w:pPr/>
+      <w:r>
+        <w:rPr>
+          <w:lang w:val="fr_FR" w:bidi="fr_FR"/>
+        </w:rPr>
+      </w:r>
+      <w:r>
+        <w:rPr>
+          <w:lang w:val="fr_FR" w:bidi="fr_FR"/>
+        </w:rPr>
         <w:t>Paul est peut-être en train de dire aux croyants de faire une distinction claire entre eux et ceux qui se comportent de manière désordonnée. Si certains provoquent des divisions (</w:t>
       </w:r>
       <w:hyperlink r:id="rId101">
         <w:r>
           <w:rPr>
+            <w:lang w:val="fr_FR" w:bidi="fr_FR"/>
+          </w:rPr>
+          <w:rPr>
             <w:color w:val="0000EE"/>
             <w:u w:val="single"/>
           </w:rPr>
@@ -2033,11 +3598,17 @@
         </w:r>
       </w:hyperlink>
       <w:r>
+        <w:rPr>
+          <w:lang w:val="fr_FR" w:bidi="fr_FR"/>
+        </w:rPr>
         <w:t xml:space="preserve">; </w:t>
       </w:r>
       <w:hyperlink r:id="rId102">
         <w:r>
           <w:rPr>
+            <w:lang w:val="fr_FR" w:bidi="fr_FR"/>
+          </w:rPr>
+          <w:rPr>
             <w:color w:val="0000EE"/>
             <w:u w:val="single"/>
           </w:rPr>
@@ -2045,11 +3616,17 @@
         </w:r>
       </w:hyperlink>
       <w:r>
+        <w:rPr>
+          <w:lang w:val="fr_FR" w:bidi="fr_FR"/>
+        </w:rPr>
         <w:t xml:space="preserve">), leurs comportements répréhensibles découlent peut-être de leurs doctrines erronées (comme c'est probablement le cas dans </w:t>
       </w:r>
       <w:hyperlink r:id="rId83">
         <w:r>
           <w:rPr>
+            <w:lang w:val="fr_FR" w:bidi="fr_FR"/>
+          </w:rPr>
+          <w:rPr>
             <w:color w:val="0000EE"/>
             <w:u w:val="single"/>
           </w:rPr>
@@ -2057,20 +3634,30 @@
         </w:r>
       </w:hyperlink>
       <w:r>
+        <w:rPr>
+          <w:lang w:val="fr_FR" w:bidi="fr_FR"/>
+        </w:rPr>
         <w:t>). • Sur les relations avec le gouvernement</w:t>
       </w:r>
       <w:r>
         <w:rPr>
           <w:i/>
+          <w:lang w:val="fr_FR" w:bidi="fr_FR"/>
         </w:rPr>
         <w:t>,</w:t>
       </w:r>
       <w:r>
+        <w:rPr>
+          <w:lang w:val="fr_FR" w:bidi="fr_FR"/>
+        </w:rPr>
         <w:t xml:space="preserve"> voir </w:t>
       </w:r>
       <w:hyperlink r:id="rId103">
         <w:r>
           <w:rPr>
+            <w:lang w:val="fr_FR" w:bidi="fr_FR"/>
+          </w:rPr>
+          <w:rPr>
             <w:color w:val="0000EE"/>
             <w:u w:val="single"/>
           </w:rPr>
@@ -2078,11 +3665,17 @@
         </w:r>
       </w:hyperlink>
       <w:r>
+        <w:rPr>
+          <w:lang w:val="fr_FR" w:bidi="fr_FR"/>
+        </w:rPr>
         <w:t xml:space="preserve">; </w:t>
       </w:r>
       <w:hyperlink r:id="rId104">
         <w:r>
           <w:rPr>
+            <w:lang w:val="fr_FR" w:bidi="fr_FR"/>
+          </w:rPr>
+          <w:rPr>
             <w:color w:val="0000EE"/>
             <w:u w:val="single"/>
           </w:rPr>
@@ -2090,31 +3683,65 @@
         </w:r>
       </w:hyperlink>
       <w:r>
+        <w:rPr>
+          <w:lang w:val="fr_FR" w:bidi="fr_FR"/>
+        </w:rPr>
         <w:t>.</w:t>
       </w:r>
-      <w:r/>
-      <w:r/>
-    </w:p>
-    <w:p>
-      <w:r/>
+      <w:r>
+        <w:rPr>
+          <w:lang w:val="fr_FR" w:bidi="fr_FR"/>
+        </w:rPr>
+      </w:r>
+      <w:r>
+        <w:rPr>
+          <w:lang w:val="fr_FR" w:bidi="fr_FR"/>
+        </w:rPr>
+      </w:r>
+    </w:p>
+    <w:p>
+      <w:pPr/>
+      <w:r>
+        <w:rPr>
+          <w:lang w:val="fr_FR" w:bidi="fr_FR"/>
+        </w:rPr>
+      </w:r>
     </w:p>
     <w:p>
       <w:pPr>
         <w:pStyle w:val="Heading2"/>
       </w:pPr>
       <w:r>
+        <w:rPr>
+          <w:lang w:val="fr_FR" w:bidi="fr_FR"/>
+        </w:rPr>
         <w:t>Tite 3.1–11</w:t>
       </w:r>
-      <w:r/>
-    </w:p>
-    <w:p>
-      <w:r/>
-      <w:r>
+      <w:r>
+        <w:rPr>
+          <w:lang w:val="fr_FR" w:bidi="fr_FR"/>
+        </w:rPr>
+      </w:r>
+    </w:p>
+    <w:p>
+      <w:pPr/>
+      <w:r>
+        <w:rPr>
+          <w:lang w:val="fr_FR" w:bidi="fr_FR"/>
+        </w:rPr>
+      </w:r>
+      <w:r>
+        <w:rPr>
+          <w:lang w:val="fr_FR" w:bidi="fr_FR"/>
+        </w:rPr>
         <w:t>Dans ce chapitre 3, l'accent est toujours mis sur la nécessité d'un enseignement sain (</w:t>
       </w:r>
       <w:hyperlink r:id="rId66">
         <w:r>
           <w:rPr>
+            <w:lang w:val="fr_FR" w:bidi="fr_FR"/>
+          </w:rPr>
+          <w:rPr>
             <w:color w:val="0000EE"/>
             <w:u w:val="single"/>
           </w:rPr>
@@ -2122,11 +3749,17 @@
         </w:r>
       </w:hyperlink>
       <w:r>
+        <w:rPr>
+          <w:lang w:val="fr_FR" w:bidi="fr_FR"/>
+        </w:rPr>
         <w:t xml:space="preserve">; </w:t>
       </w:r>
       <w:hyperlink r:id="rId105">
         <w:r>
           <w:rPr>
+            <w:lang w:val="fr_FR" w:bidi="fr_FR"/>
+          </w:rPr>
+          <w:rPr>
             <w:color w:val="0000EE"/>
             <w:u w:val="single"/>
           </w:rPr>
@@ -2134,11 +3767,17 @@
         </w:r>
       </w:hyperlink>
       <w:r>
+        <w:rPr>
+          <w:lang w:val="fr_FR" w:bidi="fr_FR"/>
+        </w:rPr>
         <w:t xml:space="preserve">), et Paul se tourne maintenant vers les relations que doit avoir la communauté chrétienne avec la société en général (voir </w:t>
       </w:r>
       <w:hyperlink r:id="rId106">
         <w:r>
           <w:rPr>
+            <w:lang w:val="fr_FR" w:bidi="fr_FR"/>
+          </w:rPr>
+          <w:rPr>
             <w:color w:val="0000EE"/>
             <w:u w:val="single"/>
           </w:rPr>
@@ -2146,11 +3785,17 @@
         </w:r>
       </w:hyperlink>
       <w:r>
+        <w:rPr>
+          <w:lang w:val="fr_FR" w:bidi="fr_FR"/>
+        </w:rPr>
         <w:t xml:space="preserve">). Comme dans </w:t>
       </w:r>
       <w:hyperlink r:id="rId107">
         <w:r>
           <w:rPr>
+            <w:lang w:val="fr_FR" w:bidi="fr_FR"/>
+          </w:rPr>
+          <w:rPr>
             <w:color w:val="0000EE"/>
             <w:u w:val="single"/>
           </w:rPr>
@@ -2158,11 +3803,17 @@
         </w:r>
       </w:hyperlink>
       <w:r>
+        <w:rPr>
+          <w:lang w:val="fr_FR" w:bidi="fr_FR"/>
+        </w:rPr>
         <w:t>, les instructions de Dieu pour son peuple (</w:t>
       </w:r>
       <w:hyperlink r:id="rId108">
         <w:r>
           <w:rPr>
+            <w:lang w:val="fr_FR" w:bidi="fr_FR"/>
+          </w:rPr>
+          <w:rPr>
             <w:color w:val="0000EE"/>
             <w:u w:val="single"/>
           </w:rPr>
@@ -2170,11 +3821,17 @@
         </w:r>
       </w:hyperlink>
       <w:r>
+        <w:rPr>
+          <w:lang w:val="fr_FR" w:bidi="fr_FR"/>
+        </w:rPr>
         <w:t>) sont fondées sur ses interactions avec eux (</w:t>
       </w:r>
       <w:hyperlink r:id="rId85">
         <w:r>
           <w:rPr>
+            <w:lang w:val="fr_FR" w:bidi="fr_FR"/>
+          </w:rPr>
+          <w:rPr>
             <w:color w:val="0000EE"/>
             <w:u w:val="single"/>
           </w:rPr>
@@ -2182,17 +3839,29 @@
         </w:r>
       </w:hyperlink>
       <w:r>
+        <w:rPr>
+          <w:lang w:val="fr_FR" w:bidi="fr_FR"/>
+        </w:rPr>
         <w:t xml:space="preserve">; voir </w:t>
       </w:r>
       <w:r>
+        <w:rPr>
+          <w:lang w:val="fr_FR" w:bidi="fr_FR"/>
+        </w:rPr>
         <w:t>note d'étude sur 2.11–15</w:t>
       </w:r>
       <w:r>
+        <w:rPr>
+          <w:lang w:val="fr_FR" w:bidi="fr_FR"/>
+        </w:rPr>
         <w:t>). Paul recommande ensuite à Tite d'éviter les disputes inutiles, et de mettre l'accent sur l'enseignement qui porte du fruit (</w:t>
       </w:r>
       <w:hyperlink r:id="rId109">
         <w:r>
           <w:rPr>
+            <w:lang w:val="fr_FR" w:bidi="fr_FR"/>
+          </w:rPr>
+          <w:rPr>
             <w:color w:val="0000EE"/>
             <w:u w:val="single"/>
           </w:rPr>
@@ -2200,31 +3869,65 @@
         </w:r>
       </w:hyperlink>
       <w:r>
+        <w:rPr>
+          <w:lang w:val="fr_FR" w:bidi="fr_FR"/>
+        </w:rPr>
         <w:t>).</w:t>
       </w:r>
-      <w:r/>
-      <w:r/>
-    </w:p>
-    <w:p>
-      <w:r/>
+      <w:r>
+        <w:rPr>
+          <w:lang w:val="fr_FR" w:bidi="fr_FR"/>
+        </w:rPr>
+      </w:r>
+      <w:r>
+        <w:rPr>
+          <w:lang w:val="fr_FR" w:bidi="fr_FR"/>
+        </w:rPr>
+      </w:r>
+    </w:p>
+    <w:p>
+      <w:pPr/>
+      <w:r>
+        <w:rPr>
+          <w:lang w:val="fr_FR" w:bidi="fr_FR"/>
+        </w:rPr>
+      </w:r>
     </w:p>
     <w:p>
       <w:pPr>
         <w:pStyle w:val="Heading2"/>
       </w:pPr>
       <w:r>
+        <w:rPr>
+          <w:lang w:val="fr_FR" w:bidi="fr_FR"/>
+        </w:rPr>
         <w:t>Tite 3.3</w:t>
       </w:r>
-      <w:r/>
-    </w:p>
-    <w:p>
-      <w:r/>
-      <w:r>
+      <w:r>
+        <w:rPr>
+          <w:lang w:val="fr_FR" w:bidi="fr_FR"/>
+        </w:rPr>
+      </w:r>
+    </w:p>
+    <w:p>
+      <w:pPr/>
+      <w:r>
+        <w:rPr>
+          <w:lang w:val="fr_FR" w:bidi="fr_FR"/>
+        </w:rPr>
+      </w:r>
+      <w:r>
+        <w:rPr>
+          <w:lang w:val="fr_FR" w:bidi="fr_FR"/>
+        </w:rPr>
         <w:t>Compte tenu de l'état où nous étions lorsque Dieu est venu nous chercher (</w:t>
       </w:r>
       <w:hyperlink r:id="rId29">
         <w:r>
           <w:rPr>
+            <w:lang w:val="fr_FR" w:bidi="fr_FR"/>
+          </w:rPr>
+          <w:rPr>
             <w:color w:val="0000EE"/>
             <w:u w:val="single"/>
           </w:rPr>
@@ -2232,11 +3935,17 @@
         </w:r>
       </w:hyperlink>
       <w:r>
+        <w:rPr>
+          <w:lang w:val="fr_FR" w:bidi="fr_FR"/>
+        </w:rPr>
         <w:t xml:space="preserve">; voir </w:t>
       </w:r>
       <w:hyperlink r:id="rId110">
         <w:r>
           <w:rPr>
+            <w:lang w:val="fr_FR" w:bidi="fr_FR"/>
+          </w:rPr>
+          <w:rPr>
             <w:color w:val="0000EE"/>
             <w:u w:val="single"/>
           </w:rPr>
@@ -2244,11 +3953,17 @@
         </w:r>
       </w:hyperlink>
       <w:r>
+        <w:rPr>
+          <w:lang w:val="fr_FR" w:bidi="fr_FR"/>
+        </w:rPr>
         <w:t xml:space="preserve">; </w:t>
       </w:r>
       <w:hyperlink r:id="rId111">
         <w:r>
           <w:rPr>
+            <w:lang w:val="fr_FR" w:bidi="fr_FR"/>
+          </w:rPr>
+          <w:rPr>
             <w:color w:val="0000EE"/>
             <w:u w:val="single"/>
           </w:rPr>
@@ -2256,11 +3971,17 @@
         </w:r>
       </w:hyperlink>
       <w:r>
+        <w:rPr>
+          <w:lang w:val="fr_FR" w:bidi="fr_FR"/>
+        </w:rPr>
         <w:t xml:space="preserve">; </w:t>
       </w:r>
       <w:hyperlink r:id="rId112">
         <w:r>
           <w:rPr>
+            <w:lang w:val="fr_FR" w:bidi="fr_FR"/>
+          </w:rPr>
+          <w:rPr>
             <w:color w:val="0000EE"/>
             <w:u w:val="single"/>
           </w:rPr>
@@ -2268,11 +3989,17 @@
         </w:r>
       </w:hyperlink>
       <w:r>
+        <w:rPr>
+          <w:lang w:val="fr_FR" w:bidi="fr_FR"/>
+        </w:rPr>
         <w:t xml:space="preserve">; </w:t>
       </w:r>
       <w:hyperlink r:id="rId113">
         <w:r>
           <w:rPr>
+            <w:lang w:val="fr_FR" w:bidi="fr_FR"/>
+          </w:rPr>
+          <w:rPr>
             <w:color w:val="0000EE"/>
             <w:u w:val="single"/>
           </w:rPr>
@@ -2280,11 +4007,17 @@
         </w:r>
       </w:hyperlink>
       <w:r>
+        <w:rPr>
+          <w:lang w:val="fr_FR" w:bidi="fr_FR"/>
+        </w:rPr>
         <w:t>), nous devrions nous montrer humbles (</w:t>
       </w:r>
       <w:hyperlink r:id="rId114">
         <w:r>
           <w:rPr>
+            <w:lang w:val="fr_FR" w:bidi="fr_FR"/>
+          </w:rPr>
+          <w:rPr>
             <w:color w:val="0000EE"/>
             <w:u w:val="single"/>
           </w:rPr>
@@ -2292,31 +4025,65 @@
         </w:r>
       </w:hyperlink>
       <w:r>
+        <w:rPr>
+          <w:lang w:val="fr_FR" w:bidi="fr_FR"/>
+        </w:rPr>
         <w:t>).</w:t>
       </w:r>
-      <w:r/>
-      <w:r/>
-    </w:p>
-    <w:p>
-      <w:r/>
+      <w:r>
+        <w:rPr>
+          <w:lang w:val="fr_FR" w:bidi="fr_FR"/>
+        </w:rPr>
+      </w:r>
+      <w:r>
+        <w:rPr>
+          <w:lang w:val="fr_FR" w:bidi="fr_FR"/>
+        </w:rPr>
+      </w:r>
+    </w:p>
+    <w:p>
+      <w:pPr/>
+      <w:r>
+        <w:rPr>
+          <w:lang w:val="fr_FR" w:bidi="fr_FR"/>
+        </w:rPr>
+      </w:r>
     </w:p>
     <w:p>
       <w:pPr>
         <w:pStyle w:val="Heading2"/>
       </w:pPr>
       <w:r>
+        <w:rPr>
+          <w:lang w:val="fr_FR" w:bidi="fr_FR"/>
+        </w:rPr>
         <w:t>Tite 3.4</w:t>
       </w:r>
-      <w:r/>
-    </w:p>
-    <w:p>
-      <w:r/>
-      <w:r>
+      <w:r>
+        <w:rPr>
+          <w:lang w:val="fr_FR" w:bidi="fr_FR"/>
+        </w:rPr>
+      </w:r>
+    </w:p>
+    <w:p>
+      <w:pPr/>
+      <w:r>
+        <w:rPr>
+          <w:lang w:val="fr_FR" w:bidi="fr_FR"/>
+        </w:rPr>
+      </w:r>
+      <w:r>
+        <w:rPr>
+          <w:lang w:val="fr_FR" w:bidi="fr_FR"/>
+        </w:rPr>
         <w:t xml:space="preserve">Nous devrions nous comporter envers nos concitoyens de la manière dont Dieu a agi envers nous, c'est-à-dire avec bonté et amour. Le salut de Dieu rend cela possible. • Le mot grec faisant référence à la révélation de l'amour et de la bonté de Dieu se rapporte à la venue du Christ (également en </w:t>
       </w:r>
       <w:hyperlink r:id="rId86">
         <w:r>
           <w:rPr>
+            <w:lang w:val="fr_FR" w:bidi="fr_FR"/>
+          </w:rPr>
+          <w:rPr>
             <w:color w:val="0000EE"/>
             <w:u w:val="single"/>
           </w:rPr>
@@ -2324,11 +4091,17 @@
         </w:r>
       </w:hyperlink>
       <w:r>
+        <w:rPr>
+          <w:lang w:val="fr_FR" w:bidi="fr_FR"/>
+        </w:rPr>
         <w:t>,</w:t>
       </w:r>
       <w:hyperlink r:id="rId28">
         <w:r>
           <w:rPr>
+            <w:lang w:val="fr_FR" w:bidi="fr_FR"/>
+          </w:rPr>
+          <w:rPr>
             <w:color w:val="0000EE"/>
             <w:u w:val="single"/>
           </w:rPr>
@@ -2336,37 +4109,77 @@
         </w:r>
       </w:hyperlink>
       <w:r>
+        <w:rPr>
+          <w:lang w:val="fr_FR" w:bidi="fr_FR"/>
+        </w:rPr>
         <w:t xml:space="preserve">; voir </w:t>
       </w:r>
       <w:r>
+        <w:rPr>
+          <w:lang w:val="fr_FR" w:bidi="fr_FR"/>
+        </w:rPr>
         <w:t>note d'étude sur 1 Tm 6.14</w:t>
       </w:r>
       <w:r>
+        <w:rPr>
+          <w:lang w:val="fr_FR" w:bidi="fr_FR"/>
+        </w:rPr>
         <w:t>).</w:t>
       </w:r>
-      <w:r/>
-      <w:r/>
-    </w:p>
-    <w:p>
-      <w:r/>
+      <w:r>
+        <w:rPr>
+          <w:lang w:val="fr_FR" w:bidi="fr_FR"/>
+        </w:rPr>
+      </w:r>
+      <w:r>
+        <w:rPr>
+          <w:lang w:val="fr_FR" w:bidi="fr_FR"/>
+        </w:rPr>
+      </w:r>
+    </w:p>
+    <w:p>
+      <w:pPr/>
+      <w:r>
+        <w:rPr>
+          <w:lang w:val="fr_FR" w:bidi="fr_FR"/>
+        </w:rPr>
+      </w:r>
     </w:p>
     <w:p>
       <w:pPr>
         <w:pStyle w:val="Heading2"/>
       </w:pPr>
       <w:r>
+        <w:rPr>
+          <w:lang w:val="fr_FR" w:bidi="fr_FR"/>
+        </w:rPr>
         <w:t>Tite 3.4–7</w:t>
       </w:r>
-      <w:r/>
-    </w:p>
-    <w:p>
-      <w:r/>
-      <w:r>
+      <w:r>
+        <w:rPr>
+          <w:lang w:val="fr_FR" w:bidi="fr_FR"/>
+        </w:rPr>
+      </w:r>
+    </w:p>
+    <w:p>
+      <w:pPr/>
+      <w:r>
+        <w:rPr>
+          <w:lang w:val="fr_FR" w:bidi="fr_FR"/>
+        </w:rPr>
+      </w:r>
+      <w:r>
+        <w:rPr>
+          <w:lang w:val="fr_FR" w:bidi="fr_FR"/>
+        </w:rPr>
         <w:t xml:space="preserve">Ce passage est peut-être une citation ou un résumé d'un enseignement traditionnel (voir </w:t>
       </w:r>
       <w:hyperlink r:id="rId115">
         <w:r>
           <w:rPr>
+            <w:lang w:val="fr_FR" w:bidi="fr_FR"/>
+          </w:rPr>
+          <w:rPr>
             <w:color w:val="0000EE"/>
             <w:u w:val="single"/>
           </w:rPr>
@@ -2374,11 +4187,17 @@
         </w:r>
       </w:hyperlink>
       <w:r>
+        <w:rPr>
+          <w:lang w:val="fr_FR" w:bidi="fr_FR"/>
+        </w:rPr>
         <w:t xml:space="preserve">; </w:t>
       </w:r>
       <w:hyperlink r:id="rId116">
         <w:r>
           <w:rPr>
+            <w:lang w:val="fr_FR" w:bidi="fr_FR"/>
+          </w:rPr>
+          <w:rPr>
             <w:color w:val="0000EE"/>
             <w:u w:val="single"/>
           </w:rPr>
@@ -2386,31 +4205,65 @@
         </w:r>
       </w:hyperlink>
       <w:r>
+        <w:rPr>
+          <w:lang w:val="fr_FR" w:bidi="fr_FR"/>
+        </w:rPr>
         <w:t>).</w:t>
       </w:r>
-      <w:r/>
-      <w:r/>
-    </w:p>
-    <w:p>
-      <w:r/>
+      <w:r>
+        <w:rPr>
+          <w:lang w:val="fr_FR" w:bidi="fr_FR"/>
+        </w:rPr>
+      </w:r>
+      <w:r>
+        <w:rPr>
+          <w:lang w:val="fr_FR" w:bidi="fr_FR"/>
+        </w:rPr>
+      </w:r>
+    </w:p>
+    <w:p>
+      <w:pPr/>
+      <w:r>
+        <w:rPr>
+          <w:lang w:val="fr_FR" w:bidi="fr_FR"/>
+        </w:rPr>
+      </w:r>
     </w:p>
     <w:p>
       <w:pPr>
         <w:pStyle w:val="Heading2"/>
       </w:pPr>
       <w:r>
+        <w:rPr>
+          <w:lang w:val="fr_FR" w:bidi="fr_FR"/>
+        </w:rPr>
         <w:t>Tite 3.5</w:t>
       </w:r>
-      <w:r/>
-    </w:p>
-    <w:p>
-      <w:r/>
-      <w:r>
+      <w:r>
+        <w:rPr>
+          <w:lang w:val="fr_FR" w:bidi="fr_FR"/>
+        </w:rPr>
+      </w:r>
+    </w:p>
+    <w:p>
+      <w:pPr/>
+      <w:r>
+        <w:rPr>
+          <w:lang w:val="fr_FR" w:bidi="fr_FR"/>
+        </w:rPr>
+      </w:r>
+      <w:r>
+        <w:rPr>
+          <w:lang w:val="fr_FR" w:bidi="fr_FR"/>
+        </w:rPr>
         <w:t xml:space="preserve">Le passage établit un contraste est entre les actions humaines (que certains croient faussement être méritoires pour le salut) et la grâce de Dieu (voir </w:t>
       </w:r>
       <w:hyperlink r:id="rId117">
         <w:r>
           <w:rPr>
+            <w:lang w:val="fr_FR" w:bidi="fr_FR"/>
+          </w:rPr>
+          <w:rPr>
             <w:color w:val="0000EE"/>
             <w:u w:val="single"/>
           </w:rPr>
@@ -2418,11 +4271,17 @@
         </w:r>
       </w:hyperlink>
       <w:r>
+        <w:rPr>
+          <w:lang w:val="fr_FR" w:bidi="fr_FR"/>
+        </w:rPr>
         <w:t>). Le salut se fait par la foi, une foi qui ne s'appuie que sur la miséricorde de Dieu (</w:t>
       </w:r>
       <w:hyperlink r:id="rId118">
         <w:r>
           <w:rPr>
+            <w:lang w:val="fr_FR" w:bidi="fr_FR"/>
+          </w:rPr>
+          <w:rPr>
             <w:color w:val="0000EE"/>
             <w:u w:val="single"/>
           </w:rPr>
@@ -2430,11 +4289,17 @@
         </w:r>
       </w:hyperlink>
       <w:r>
+        <w:rPr>
+          <w:lang w:val="fr_FR" w:bidi="fr_FR"/>
+        </w:rPr>
         <w:t xml:space="preserve">). • Sur l'effacement de nos péchés et la nouvelle naissance, voir </w:t>
       </w:r>
       <w:hyperlink r:id="rId119">
         <w:r>
           <w:rPr>
+            <w:lang w:val="fr_FR" w:bidi="fr_FR"/>
+          </w:rPr>
+          <w:rPr>
             <w:color w:val="0000EE"/>
             <w:u w:val="single"/>
           </w:rPr>
@@ -2442,11 +4307,17 @@
         </w:r>
       </w:hyperlink>
       <w:r>
+        <w:rPr>
+          <w:lang w:val="fr_FR" w:bidi="fr_FR"/>
+        </w:rPr>
         <w:t xml:space="preserve">; </w:t>
       </w:r>
       <w:hyperlink r:id="rId120">
         <w:r>
           <w:rPr>
+            <w:lang w:val="fr_FR" w:bidi="fr_FR"/>
+          </w:rPr>
+          <w:rPr>
             <w:color w:val="0000EE"/>
             <w:u w:val="single"/>
           </w:rPr>
@@ -2454,11 +4325,17 @@
         </w:r>
       </w:hyperlink>
       <w:r>
+        <w:rPr>
+          <w:lang w:val="fr_FR" w:bidi="fr_FR"/>
+        </w:rPr>
         <w:t xml:space="preserve">; </w:t>
       </w:r>
       <w:hyperlink r:id="rId121">
         <w:r>
           <w:rPr>
+            <w:lang w:val="fr_FR" w:bidi="fr_FR"/>
+          </w:rPr>
+          <w:rPr>
             <w:color w:val="0000EE"/>
             <w:u w:val="single"/>
           </w:rPr>
@@ -2466,11 +4343,17 @@
         </w:r>
       </w:hyperlink>
       <w:r>
+        <w:rPr>
+          <w:lang w:val="fr_FR" w:bidi="fr_FR"/>
+        </w:rPr>
         <w:t xml:space="preserve">; </w:t>
       </w:r>
       <w:hyperlink r:id="rId122">
         <w:r>
           <w:rPr>
+            <w:lang w:val="fr_FR" w:bidi="fr_FR"/>
+          </w:rPr>
+          <w:rPr>
             <w:color w:val="0000EE"/>
             <w:u w:val="single"/>
           </w:rPr>
@@ -2478,11 +4361,17 @@
         </w:r>
       </w:hyperlink>
       <w:r>
+        <w:rPr>
+          <w:lang w:val="fr_FR" w:bidi="fr_FR"/>
+        </w:rPr>
         <w:t xml:space="preserve">; </w:t>
       </w:r>
       <w:hyperlink r:id="rId123">
         <w:r>
           <w:rPr>
+            <w:lang w:val="fr_FR" w:bidi="fr_FR"/>
+          </w:rPr>
+          <w:rPr>
             <w:color w:val="0000EE"/>
             <w:u w:val="single"/>
           </w:rPr>
@@ -2490,11 +4379,17 @@
         </w:r>
       </w:hyperlink>
       <w:r>
+        <w:rPr>
+          <w:lang w:val="fr_FR" w:bidi="fr_FR"/>
+        </w:rPr>
         <w:t xml:space="preserve">. • La vie nouvelle par le Saint-Esprit dont parle l'apôtre signifie un abandon complet de la vie de péché et de mort, pour être introduit dans le domaine de la vie et de la pureté (voir aussi </w:t>
       </w:r>
       <w:hyperlink r:id="rId124">
         <w:r>
           <w:rPr>
+            <w:lang w:val="fr_FR" w:bidi="fr_FR"/>
+          </w:rPr>
+          <w:rPr>
             <w:color w:val="0000EE"/>
             <w:u w:val="single"/>
           </w:rPr>
@@ -2502,11 +4397,17 @@
         </w:r>
       </w:hyperlink>
       <w:r>
+        <w:rPr>
+          <w:lang w:val="fr_FR" w:bidi="fr_FR"/>
+        </w:rPr>
         <w:t xml:space="preserve">; </w:t>
       </w:r>
       <w:hyperlink r:id="rId125">
         <w:r>
           <w:rPr>
+            <w:lang w:val="fr_FR" w:bidi="fr_FR"/>
+          </w:rPr>
+          <w:rPr>
             <w:color w:val="0000EE"/>
             <w:u w:val="single"/>
           </w:rPr>
@@ -2514,11 +4415,17 @@
         </w:r>
       </w:hyperlink>
       <w:r>
+        <w:rPr>
+          <w:lang w:val="fr_FR" w:bidi="fr_FR"/>
+        </w:rPr>
         <w:t xml:space="preserve">; </w:t>
       </w:r>
       <w:hyperlink r:id="rId126">
         <w:r>
           <w:rPr>
+            <w:lang w:val="fr_FR" w:bidi="fr_FR"/>
+          </w:rPr>
+          <w:rPr>
             <w:color w:val="0000EE"/>
             <w:u w:val="single"/>
           </w:rPr>
@@ -2526,31 +4433,65 @@
         </w:r>
       </w:hyperlink>
       <w:r>
+        <w:rPr>
+          <w:lang w:val="fr_FR" w:bidi="fr_FR"/>
+        </w:rPr>
         <w:t>).</w:t>
       </w:r>
-      <w:r/>
-      <w:r/>
-    </w:p>
-    <w:p>
-      <w:r/>
+      <w:r>
+        <w:rPr>
+          <w:lang w:val="fr_FR" w:bidi="fr_FR"/>
+        </w:rPr>
+      </w:r>
+      <w:r>
+        <w:rPr>
+          <w:lang w:val="fr_FR" w:bidi="fr_FR"/>
+        </w:rPr>
+      </w:r>
+    </w:p>
+    <w:p>
+      <w:pPr/>
+      <w:r>
+        <w:rPr>
+          <w:lang w:val="fr_FR" w:bidi="fr_FR"/>
+        </w:rPr>
+      </w:r>
     </w:p>
     <w:p>
       <w:pPr>
         <w:pStyle w:val="Heading2"/>
       </w:pPr>
       <w:r>
+        <w:rPr>
+          <w:lang w:val="fr_FR" w:bidi="fr_FR"/>
+        </w:rPr>
         <w:t>Tite 3.7</w:t>
       </w:r>
-      <w:r/>
-    </w:p>
-    <w:p>
-      <w:r/>
-      <w:r>
+      <w:r>
+        <w:rPr>
+          <w:lang w:val="fr_FR" w:bidi="fr_FR"/>
+        </w:rPr>
+      </w:r>
+    </w:p>
+    <w:p>
+      <w:pPr/>
+      <w:r>
+        <w:rPr>
+          <w:lang w:val="fr_FR" w:bidi="fr_FR"/>
+        </w:rPr>
+      </w:r>
+      <w:r>
+        <w:rPr>
+          <w:lang w:val="fr_FR" w:bidi="fr_FR"/>
+        </w:rPr>
         <w:t xml:space="preserve">La première moitié de ce verset est un résumé de </w:t>
       </w:r>
       <w:hyperlink r:id="rId127">
         <w:r>
           <w:rPr>
+            <w:lang w:val="fr_FR" w:bidi="fr_FR"/>
+          </w:rPr>
+          <w:rPr>
             <w:color w:val="0000EE"/>
             <w:u w:val="single"/>
           </w:rPr>
@@ -2558,11 +4499,17 @@
         </w:r>
       </w:hyperlink>
       <w:r>
+        <w:rPr>
+          <w:lang w:val="fr_FR" w:bidi="fr_FR"/>
+        </w:rPr>
         <w:t xml:space="preserve">. La seconde moitié nous donne la raison pour laquelle Dieu a agi ainsi. • Sur la justification, voir </w:t>
       </w:r>
       <w:hyperlink r:id="rId128">
         <w:r>
           <w:rPr>
+            <w:lang w:val="fr_FR" w:bidi="fr_FR"/>
+          </w:rPr>
+          <w:rPr>
             <w:color w:val="0000EE"/>
             <w:u w:val="single"/>
           </w:rPr>
@@ -2570,11 +4517,17 @@
         </w:r>
       </w:hyperlink>
       <w:r>
+        <w:rPr>
+          <w:lang w:val="fr_FR" w:bidi="fr_FR"/>
+        </w:rPr>
         <w:t xml:space="preserve">; </w:t>
       </w:r>
       <w:hyperlink r:id="rId129">
         <w:r>
           <w:rPr>
+            <w:lang w:val="fr_FR" w:bidi="fr_FR"/>
+          </w:rPr>
+          <w:rPr>
             <w:color w:val="0000EE"/>
             <w:u w:val="single"/>
           </w:rPr>
@@ -2582,11 +4535,17 @@
         </w:r>
       </w:hyperlink>
       <w:r>
+        <w:rPr>
+          <w:lang w:val="fr_FR" w:bidi="fr_FR"/>
+        </w:rPr>
         <w:t xml:space="preserve">. • Notre statut d'hériter (voir </w:t>
       </w:r>
       <w:hyperlink r:id="rId130">
         <w:r>
           <w:rPr>
+            <w:lang w:val="fr_FR" w:bidi="fr_FR"/>
+          </w:rPr>
+          <w:rPr>
             <w:color w:val="0000EE"/>
             <w:u w:val="single"/>
           </w:rPr>
@@ -2594,11 +4553,17 @@
         </w:r>
       </w:hyperlink>
       <w:r>
+        <w:rPr>
+          <w:lang w:val="fr_FR" w:bidi="fr_FR"/>
+        </w:rPr>
         <w:t xml:space="preserve">; </w:t>
       </w:r>
       <w:hyperlink r:id="rId131">
         <w:r>
           <w:rPr>
+            <w:lang w:val="fr_FR" w:bidi="fr_FR"/>
+          </w:rPr>
+          <w:rPr>
             <w:color w:val="0000EE"/>
             <w:u w:val="single"/>
           </w:rPr>
@@ -2606,11 +4571,17 @@
         </w:r>
       </w:hyperlink>
       <w:r>
+        <w:rPr>
+          <w:lang w:val="fr_FR" w:bidi="fr_FR"/>
+        </w:rPr>
         <w:t xml:space="preserve">; </w:t>
       </w:r>
       <w:hyperlink r:id="rId132">
         <w:r>
           <w:rPr>
+            <w:lang w:val="fr_FR" w:bidi="fr_FR"/>
+          </w:rPr>
+          <w:rPr>
             <w:color w:val="0000EE"/>
             <w:u w:val="single"/>
           </w:rPr>
@@ -2618,11 +4589,17 @@
         </w:r>
       </w:hyperlink>
       <w:r>
+        <w:rPr>
+          <w:lang w:val="fr_FR" w:bidi="fr_FR"/>
+        </w:rPr>
         <w:t xml:space="preserve">; </w:t>
       </w:r>
       <w:hyperlink r:id="rId133">
         <w:r>
           <w:rPr>
+            <w:lang w:val="fr_FR" w:bidi="fr_FR"/>
+          </w:rPr>
+          <w:rPr>
             <w:color w:val="0000EE"/>
             <w:u w:val="single"/>
           </w:rPr>
@@ -2630,11 +4607,17 @@
         </w:r>
       </w:hyperlink>
       <w:r>
+        <w:rPr>
+          <w:lang w:val="fr_FR" w:bidi="fr_FR"/>
+        </w:rPr>
         <w:t>) est lié au fait que nous ayons reçu l'Esprit Saint (</w:t>
       </w:r>
       <w:hyperlink r:id="rId23">
         <w:r>
           <w:rPr>
+            <w:lang w:val="fr_FR" w:bidi="fr_FR"/>
+          </w:rPr>
+          <w:rPr>
             <w:color w:val="0000EE"/>
             <w:u w:val="single"/>
           </w:rPr>
@@ -2642,31 +4625,65 @@
         </w:r>
       </w:hyperlink>
       <w:r>
+        <w:rPr>
+          <w:lang w:val="fr_FR" w:bidi="fr_FR"/>
+        </w:rPr>
         <w:t>).</w:t>
       </w:r>
-      <w:r/>
-      <w:r/>
-    </w:p>
-    <w:p>
-      <w:r/>
+      <w:r>
+        <w:rPr>
+          <w:lang w:val="fr_FR" w:bidi="fr_FR"/>
+        </w:rPr>
+      </w:r>
+      <w:r>
+        <w:rPr>
+          <w:lang w:val="fr_FR" w:bidi="fr_FR"/>
+        </w:rPr>
+      </w:r>
+    </w:p>
+    <w:p>
+      <w:pPr/>
+      <w:r>
+        <w:rPr>
+          <w:lang w:val="fr_FR" w:bidi="fr_FR"/>
+        </w:rPr>
+      </w:r>
     </w:p>
     <w:p>
       <w:pPr>
         <w:pStyle w:val="Heading2"/>
       </w:pPr>
       <w:r>
+        <w:rPr>
+          <w:lang w:val="fr_FR" w:bidi="fr_FR"/>
+        </w:rPr>
         <w:t>Tite 3.8</w:t>
       </w:r>
-      <w:r/>
-    </w:p>
-    <w:p>
-      <w:r/>
-      <w:r>
+      <w:r>
+        <w:rPr>
+          <w:lang w:val="fr_FR" w:bidi="fr_FR"/>
+        </w:rPr>
+      </w:r>
+    </w:p>
+    <w:p>
+      <w:pPr/>
+      <w:r>
+        <w:rPr>
+          <w:lang w:val="fr_FR" w:bidi="fr_FR"/>
+        </w:rPr>
+      </w:r>
+      <w:r>
+        <w:rPr>
+          <w:lang w:val="fr_FR" w:bidi="fr_FR"/>
+        </w:rPr>
         <w:t xml:space="preserve">La parole vraie et digne d'être reçue est </w:t>
       </w:r>
       <w:hyperlink r:id="rId134">
         <w:r>
           <w:rPr>
+            <w:lang w:val="fr_FR" w:bidi="fr_FR"/>
+          </w:rPr>
+          <w:rPr>
             <w:color w:val="0000EE"/>
             <w:u w:val="single"/>
           </w:rPr>
@@ -2674,11 +4691,17 @@
         </w:r>
       </w:hyperlink>
       <w:r>
+        <w:rPr>
+          <w:lang w:val="fr_FR" w:bidi="fr_FR"/>
+        </w:rPr>
         <w:t xml:space="preserve"> (voir </w:t>
       </w:r>
       <w:hyperlink r:id="rId115">
         <w:r>
           <w:rPr>
+            <w:lang w:val="fr_FR" w:bidi="fr_FR"/>
+          </w:rPr>
+          <w:rPr>
             <w:color w:val="0000EE"/>
             <w:u w:val="single"/>
           </w:rPr>
@@ -2686,31 +4709,65 @@
         </w:r>
       </w:hyperlink>
       <w:r>
+        <w:rPr>
+          <w:lang w:val="fr_FR" w:bidi="fr_FR"/>
+        </w:rPr>
         <w:t>).</w:t>
       </w:r>
-      <w:r/>
-      <w:r/>
-    </w:p>
-    <w:p>
-      <w:r/>
+      <w:r>
+        <w:rPr>
+          <w:lang w:val="fr_FR" w:bidi="fr_FR"/>
+        </w:rPr>
+      </w:r>
+      <w:r>
+        <w:rPr>
+          <w:lang w:val="fr_FR" w:bidi="fr_FR"/>
+        </w:rPr>
+      </w:r>
+    </w:p>
+    <w:p>
+      <w:pPr/>
+      <w:r>
+        <w:rPr>
+          <w:lang w:val="fr_FR" w:bidi="fr_FR"/>
+        </w:rPr>
+      </w:r>
     </w:p>
     <w:p>
       <w:pPr>
         <w:pStyle w:val="Heading2"/>
       </w:pPr>
       <w:r>
+        <w:rPr>
+          <w:lang w:val="fr_FR" w:bidi="fr_FR"/>
+        </w:rPr>
         <w:t>Tite 3.10–11</w:t>
       </w:r>
-      <w:r/>
-    </w:p>
-    <w:p>
-      <w:r/>
-      <w:r>
+      <w:r>
+        <w:rPr>
+          <w:lang w:val="fr_FR" w:bidi="fr_FR"/>
+        </w:rPr>
+      </w:r>
+    </w:p>
+    <w:p>
+      <w:pPr/>
+      <w:r>
+        <w:rPr>
+          <w:lang w:val="fr_FR" w:bidi="fr_FR"/>
+        </w:rPr>
+      </w:r>
+      <w:r>
+        <w:rPr>
+          <w:lang w:val="fr_FR" w:bidi="fr_FR"/>
+        </w:rPr>
         <w:t xml:space="preserve">Paul parle de personnes très querelleuses qui provoquent des divisions (voir </w:t>
       </w:r>
       <w:hyperlink r:id="rId38">
         <w:r>
           <w:rPr>
+            <w:lang w:val="fr_FR" w:bidi="fr_FR"/>
+          </w:rPr>
+          <w:rPr>
             <w:color w:val="0000EE"/>
             <w:u w:val="single"/>
           </w:rPr>
@@ -2718,11 +4775,17 @@
         </w:r>
       </w:hyperlink>
       <w:r>
+        <w:rPr>
+          <w:lang w:val="fr_FR" w:bidi="fr_FR"/>
+        </w:rPr>
         <w:t>,</w:t>
       </w:r>
       <w:hyperlink r:id="rId48">
         <w:r>
           <w:rPr>
+            <w:lang w:val="fr_FR" w:bidi="fr_FR"/>
+          </w:rPr>
+          <w:rPr>
             <w:color w:val="0000EE"/>
             <w:u w:val="single"/>
           </w:rPr>
@@ -2730,31 +4793,65 @@
         </w:r>
       </w:hyperlink>
       <w:r>
+        <w:rPr>
+          <w:lang w:val="fr_FR" w:bidi="fr_FR"/>
+        </w:rPr>
         <w:t>).</w:t>
       </w:r>
-      <w:r/>
-      <w:r/>
-    </w:p>
-    <w:p>
-      <w:r/>
+      <w:r>
+        <w:rPr>
+          <w:lang w:val="fr_FR" w:bidi="fr_FR"/>
+        </w:rPr>
+      </w:r>
+      <w:r>
+        <w:rPr>
+          <w:lang w:val="fr_FR" w:bidi="fr_FR"/>
+        </w:rPr>
+      </w:r>
+    </w:p>
+    <w:p>
+      <w:pPr/>
+      <w:r>
+        <w:rPr>
+          <w:lang w:val="fr_FR" w:bidi="fr_FR"/>
+        </w:rPr>
+      </w:r>
     </w:p>
     <w:p>
       <w:pPr>
         <w:pStyle w:val="Heading2"/>
       </w:pPr>
       <w:r>
+        <w:rPr>
+          <w:lang w:val="fr_FR" w:bidi="fr_FR"/>
+        </w:rPr>
         <w:t>Tite 3.12</w:t>
       </w:r>
-      <w:r/>
-    </w:p>
-    <w:p>
-      <w:r/>
-      <w:r>
+      <w:r>
+        <w:rPr>
+          <w:lang w:val="fr_FR" w:bidi="fr_FR"/>
+        </w:rPr>
+      </w:r>
+    </w:p>
+    <w:p>
+      <w:pPr/>
+      <w:r>
+        <w:rPr>
+          <w:lang w:val="fr_FR" w:bidi="fr_FR"/>
+        </w:rPr>
+      </w:r>
+      <w:r>
+        <w:rPr>
+          <w:lang w:val="fr_FR" w:bidi="fr_FR"/>
+        </w:rPr>
         <w:t xml:space="preserve">De toute évidence, Artémas ou Tychique vont être les remplaçants de Tite en Crète. Puisque Tychique a finalement été envoyé à Éphèse (voir </w:t>
       </w:r>
       <w:hyperlink r:id="rId135">
         <w:r>
           <w:rPr>
+            <w:lang w:val="fr_FR" w:bidi="fr_FR"/>
+          </w:rPr>
+          <w:rPr>
             <w:color w:val="0000EE"/>
             <w:u w:val="single"/>
           </w:rPr>
@@ -2762,11 +4859,17 @@
         </w:r>
       </w:hyperlink>
       <w:r>
+        <w:rPr>
+          <w:lang w:val="fr_FR" w:bidi="fr_FR"/>
+        </w:rPr>
         <w:t xml:space="preserve">), Artémas est peut-être celui qui est allé en Crète. • Au premier siècle, plusieurs villes portaient le nom de Nicopolis ; dans notre texte, il s'agissait probablement d'une grande ville située sur la côte ouest de la péninsule grecque. Paul a peut-être déjà travaillé là-bas auparavant (voir </w:t>
       </w:r>
       <w:hyperlink r:id="rId136">
         <w:r>
           <w:rPr>
+            <w:lang w:val="fr_FR" w:bidi="fr_FR"/>
+          </w:rPr>
+          <w:rPr>
             <w:color w:val="0000EE"/>
             <w:u w:val="single"/>
           </w:rPr>
@@ -2774,31 +4877,65 @@
         </w:r>
       </w:hyperlink>
       <w:r>
+        <w:rPr>
+          <w:lang w:val="fr_FR" w:bidi="fr_FR"/>
+        </w:rPr>
         <w:t>, qui mentionne l'activité de Paul encore plus à l'ouest).</w:t>
       </w:r>
-      <w:r/>
-      <w:r/>
-    </w:p>
-    <w:p>
-      <w:r/>
+      <w:r>
+        <w:rPr>
+          <w:lang w:val="fr_FR" w:bidi="fr_FR"/>
+        </w:rPr>
+      </w:r>
+      <w:r>
+        <w:rPr>
+          <w:lang w:val="fr_FR" w:bidi="fr_FR"/>
+        </w:rPr>
+      </w:r>
+    </w:p>
+    <w:p>
+      <w:pPr/>
+      <w:r>
+        <w:rPr>
+          <w:lang w:val="fr_FR" w:bidi="fr_FR"/>
+        </w:rPr>
+      </w:r>
     </w:p>
     <w:p>
       <w:pPr>
         <w:pStyle w:val="Heading2"/>
       </w:pPr>
       <w:r>
+        <w:rPr>
+          <w:lang w:val="fr_FR" w:bidi="fr_FR"/>
+        </w:rPr>
         <w:t>Tite 3.12–15</w:t>
       </w:r>
-      <w:r/>
-    </w:p>
-    <w:p>
-      <w:r/>
-      <w:r>
+      <w:r>
+        <w:rPr>
+          <w:lang w:val="fr_FR" w:bidi="fr_FR"/>
+        </w:rPr>
+      </w:r>
+    </w:p>
+    <w:p>
+      <w:pPr/>
+      <w:r>
+        <w:rPr>
+          <w:lang w:val="fr_FR" w:bidi="fr_FR"/>
+        </w:rPr>
+      </w:r>
+      <w:r>
+        <w:rPr>
+          <w:lang w:val="fr_FR" w:bidi="fr_FR"/>
+        </w:rPr>
         <w:t>La lettre se termine par des nouvelles (</w:t>
       </w:r>
       <w:hyperlink r:id="rId137">
         <w:r>
           <w:rPr>
+            <w:lang w:val="fr_FR" w:bidi="fr_FR"/>
+          </w:rPr>
+          <w:rPr>
             <w:color w:val="0000EE"/>
             <w:u w:val="single"/>
           </w:rPr>
@@ -2806,11 +4943,17 @@
         </w:r>
       </w:hyperlink>
       <w:r>
+        <w:rPr>
+          <w:lang w:val="fr_FR" w:bidi="fr_FR"/>
+        </w:rPr>
         <w:t>), une exhortation finale (</w:t>
       </w:r>
       <w:hyperlink r:id="rId138">
         <w:r>
           <w:rPr>
+            <w:lang w:val="fr_FR" w:bidi="fr_FR"/>
+          </w:rPr>
+          <w:rPr>
             <w:color w:val="0000EE"/>
             <w:u w:val="single"/>
           </w:rPr>
@@ -2818,11 +4961,17 @@
         </w:r>
       </w:hyperlink>
       <w:r>
+        <w:rPr>
+          <w:lang w:val="fr_FR" w:bidi="fr_FR"/>
+        </w:rPr>
         <w:t>), des salutations, et une bénédiction (</w:t>
       </w:r>
       <w:hyperlink r:id="rId139">
         <w:r>
           <w:rPr>
+            <w:lang w:val="fr_FR" w:bidi="fr_FR"/>
+          </w:rPr>
+          <w:rPr>
             <w:color w:val="0000EE"/>
             <w:u w:val="single"/>
           </w:rPr>
@@ -2830,31 +4979,65 @@
         </w:r>
       </w:hyperlink>
       <w:r>
+        <w:rPr>
+          <w:lang w:val="fr_FR" w:bidi="fr_FR"/>
+        </w:rPr>
         <w:t>).</w:t>
       </w:r>
-      <w:r/>
-      <w:r/>
-    </w:p>
-    <w:p>
-      <w:r/>
+      <w:r>
+        <w:rPr>
+          <w:lang w:val="fr_FR" w:bidi="fr_FR"/>
+        </w:rPr>
+      </w:r>
+      <w:r>
+        <w:rPr>
+          <w:lang w:val="fr_FR" w:bidi="fr_FR"/>
+        </w:rPr>
+      </w:r>
+    </w:p>
+    <w:p>
+      <w:pPr/>
+      <w:r>
+        <w:rPr>
+          <w:lang w:val="fr_FR" w:bidi="fr_FR"/>
+        </w:rPr>
+      </w:r>
     </w:p>
     <w:p>
       <w:pPr>
         <w:pStyle w:val="Heading2"/>
       </w:pPr>
       <w:r>
+        <w:rPr>
+          <w:lang w:val="fr_FR" w:bidi="fr_FR"/>
+        </w:rPr>
         <w:t>Tite 3.13</w:t>
       </w:r>
-      <w:r/>
-    </w:p>
-    <w:p>
-      <w:r/>
-      <w:r>
+      <w:r>
+        <w:rPr>
+          <w:lang w:val="fr_FR" w:bidi="fr_FR"/>
+        </w:rPr>
+      </w:r>
+    </w:p>
+    <w:p>
+      <w:pPr/>
+      <w:r>
+        <w:rPr>
+          <w:lang w:val="fr_FR" w:bidi="fr_FR"/>
+        </w:rPr>
+      </w:r>
+      <w:r>
+        <w:rPr>
+          <w:lang w:val="fr_FR" w:bidi="fr_FR"/>
+        </w:rPr>
         <w:t xml:space="preserve">Zénas et Apollos ont été impliqués dans la diffusion de la Bonne Nouvelle, et ils ont peut-être été les messagers qui ont livré cette lettre à Tite. • Zénas était probablement un expert en droit romain ou un juriste romain (le même mot employé pour décrire sa fonction est utilisé dans </w:t>
       </w:r>
       <w:hyperlink r:id="rId140">
         <w:r>
           <w:rPr>
+            <w:lang w:val="fr_FR" w:bidi="fr_FR"/>
+          </w:rPr>
+          <w:rPr>
             <w:color w:val="0000EE"/>
             <w:u w:val="single"/>
           </w:rPr>
@@ -2862,11 +5045,17 @@
         </w:r>
       </w:hyperlink>
       <w:r>
+        <w:rPr>
+          <w:lang w:val="fr_FR" w:bidi="fr_FR"/>
+        </w:rPr>
         <w:t xml:space="preserve">; </w:t>
       </w:r>
       <w:hyperlink r:id="rId141">
         <w:r>
           <w:rPr>
+            <w:lang w:val="fr_FR" w:bidi="fr_FR"/>
+          </w:rPr>
+          <w:rPr>
             <w:color w:val="0000EE"/>
             <w:u w:val="single"/>
           </w:rPr>
@@ -2874,11 +5063,17 @@
         </w:r>
       </w:hyperlink>
       <w:r>
+        <w:rPr>
+          <w:lang w:val="fr_FR" w:bidi="fr_FR"/>
+        </w:rPr>
         <w:t xml:space="preserve">) ; son nom païen ("cadeau de Zeus") rend improbable qu'il soit un expert en droit juif. • Apollos est vraisemblablement le même homme que dans </w:t>
       </w:r>
       <w:hyperlink r:id="rId142">
         <w:r>
           <w:rPr>
+            <w:lang w:val="fr_FR" w:bidi="fr_FR"/>
+          </w:rPr>
+          <w:rPr>
             <w:color w:val="0000EE"/>
             <w:u w:val="single"/>
           </w:rPr>
@@ -2886,11 +5081,17 @@
         </w:r>
       </w:hyperlink>
       <w:r>
+        <w:rPr>
+          <w:lang w:val="fr_FR" w:bidi="fr_FR"/>
+        </w:rPr>
         <w:t xml:space="preserve">; </w:t>
       </w:r>
       <w:hyperlink r:id="rId143">
         <w:r>
           <w:rPr>
+            <w:lang w:val="fr_FR" w:bidi="fr_FR"/>
+          </w:rPr>
+          <w:rPr>
             <w:color w:val="0000EE"/>
             <w:u w:val="single"/>
           </w:rPr>
@@ -2898,11 +5099,17 @@
         </w:r>
       </w:hyperlink>
       <w:r>
+        <w:rPr>
+          <w:lang w:val="fr_FR" w:bidi="fr_FR"/>
+        </w:rPr>
         <w:t xml:space="preserve">; </w:t>
       </w:r>
       <w:hyperlink r:id="rId144">
         <w:r>
           <w:rPr>
+            <w:lang w:val="fr_FR" w:bidi="fr_FR"/>
+          </w:rPr>
+          <w:rPr>
             <w:color w:val="0000EE"/>
             <w:u w:val="single"/>
           </w:rPr>
@@ -2910,11 +5117,17 @@
         </w:r>
       </w:hyperlink>
       <w:r>
+        <w:rPr>
+          <w:lang w:val="fr_FR" w:bidi="fr_FR"/>
+        </w:rPr>
         <w:t xml:space="preserve">; </w:t>
       </w:r>
       <w:hyperlink r:id="rId145">
         <w:r>
           <w:rPr>
+            <w:lang w:val="fr_FR" w:bidi="fr_FR"/>
+          </w:rPr>
+          <w:rPr>
             <w:color w:val="0000EE"/>
             <w:u w:val="single"/>
           </w:rPr>
@@ -2922,11 +5135,17 @@
         </w:r>
       </w:hyperlink>
       <w:r>
+        <w:rPr>
+          <w:lang w:val="fr_FR" w:bidi="fr_FR"/>
+        </w:rPr>
         <w:t>,</w:t>
       </w:r>
       <w:hyperlink r:id="rId146">
         <w:r>
           <w:rPr>
+            <w:lang w:val="fr_FR" w:bidi="fr_FR"/>
+          </w:rPr>
+          <w:rPr>
             <w:color w:val="0000EE"/>
             <w:u w:val="single"/>
           </w:rPr>
@@ -2934,11 +5153,17 @@
         </w:r>
       </w:hyperlink>
       <w:r>
+        <w:rPr>
+          <w:lang w:val="fr_FR" w:bidi="fr_FR"/>
+        </w:rPr>
         <w:t xml:space="preserve">; </w:t>
       </w:r>
       <w:hyperlink r:id="rId147">
         <w:r>
           <w:rPr>
+            <w:lang w:val="fr_FR" w:bidi="fr_FR"/>
+          </w:rPr>
+          <w:rPr>
             <w:color w:val="0000EE"/>
             <w:u w:val="single"/>
           </w:rPr>
@@ -2946,11 +5171,17 @@
         </w:r>
       </w:hyperlink>
       <w:r>
+        <w:rPr>
+          <w:lang w:val="fr_FR" w:bidi="fr_FR"/>
+        </w:rPr>
         <w:t xml:space="preserve">; </w:t>
       </w:r>
       <w:hyperlink r:id="rId148">
         <w:r>
           <w:rPr>
+            <w:lang w:val="fr_FR" w:bidi="fr_FR"/>
+          </w:rPr>
+          <w:rPr>
             <w:color w:val="0000EE"/>
             <w:u w:val="single"/>
           </w:rPr>
@@ -2958,11 +5189,17 @@
         </w:r>
       </w:hyperlink>
       <w:r>
+        <w:rPr>
+          <w:lang w:val="fr_FR" w:bidi="fr_FR"/>
+        </w:rPr>
         <w:t xml:space="preserve">. • Pour le soutien au serviteurs de l'Évangile, voir </w:t>
       </w:r>
       <w:hyperlink r:id="rId149">
         <w:r>
           <w:rPr>
+            <w:lang w:val="fr_FR" w:bidi="fr_FR"/>
+          </w:rPr>
+          <w:rPr>
             <w:color w:val="0000EE"/>
             <w:u w:val="single"/>
           </w:rPr>
@@ -2970,11 +5207,17 @@
         </w:r>
       </w:hyperlink>
       <w:r>
+        <w:rPr>
+          <w:lang w:val="fr_FR" w:bidi="fr_FR"/>
+        </w:rPr>
         <w:t xml:space="preserve">; </w:t>
       </w:r>
       <w:hyperlink r:id="rId150">
         <w:r>
           <w:rPr>
+            <w:lang w:val="fr_FR" w:bidi="fr_FR"/>
+          </w:rPr>
+          <w:rPr>
             <w:color w:val="0000EE"/>
             <w:u w:val="single"/>
           </w:rPr>
@@ -2982,11 +5225,17 @@
         </w:r>
       </w:hyperlink>
       <w:r>
+        <w:rPr>
+          <w:lang w:val="fr_FR" w:bidi="fr_FR"/>
+        </w:rPr>
         <w:t xml:space="preserve">; </w:t>
       </w:r>
       <w:hyperlink r:id="rId151">
         <w:r>
           <w:rPr>
+            <w:lang w:val="fr_FR" w:bidi="fr_FR"/>
+          </w:rPr>
+          <w:rPr>
             <w:color w:val="0000EE"/>
             <w:u w:val="single"/>
           </w:rPr>
@@ -2994,11 +5243,17 @@
         </w:r>
       </w:hyperlink>
       <w:r>
+        <w:rPr>
+          <w:lang w:val="fr_FR" w:bidi="fr_FR"/>
+        </w:rPr>
         <w:t xml:space="preserve">; </w:t>
       </w:r>
       <w:hyperlink r:id="rId152">
         <w:r>
           <w:rPr>
+            <w:lang w:val="fr_FR" w:bidi="fr_FR"/>
+          </w:rPr>
+          <w:rPr>
             <w:color w:val="0000EE"/>
             <w:u w:val="single"/>
           </w:rPr>
@@ -3006,11 +5261,17 @@
         </w:r>
       </w:hyperlink>
       <w:r>
+        <w:rPr>
+          <w:lang w:val="fr_FR" w:bidi="fr_FR"/>
+        </w:rPr>
         <w:t>,</w:t>
       </w:r>
       <w:hyperlink r:id="rId153">
         <w:r>
           <w:rPr>
+            <w:lang w:val="fr_FR" w:bidi="fr_FR"/>
+          </w:rPr>
+          <w:rPr>
             <w:color w:val="0000EE"/>
             <w:u w:val="single"/>
           </w:rPr>
@@ -3018,11 +5279,17 @@
         </w:r>
       </w:hyperlink>
       <w:r>
+        <w:rPr>
+          <w:lang w:val="fr_FR" w:bidi="fr_FR"/>
+        </w:rPr>
         <w:t xml:space="preserve">; </w:t>
       </w:r>
       <w:hyperlink r:id="rId154">
         <w:r>
           <w:rPr>
+            <w:lang w:val="fr_FR" w:bidi="fr_FR"/>
+          </w:rPr>
+          <w:rPr>
             <w:color w:val="0000EE"/>
             <w:u w:val="single"/>
           </w:rPr>
@@ -3030,31 +5297,65 @@
         </w:r>
       </w:hyperlink>
       <w:r>
+        <w:rPr>
+          <w:lang w:val="fr_FR" w:bidi="fr_FR"/>
+        </w:rPr>
         <w:t>.</w:t>
       </w:r>
-      <w:r/>
-      <w:r/>
-    </w:p>
-    <w:p>
-      <w:r/>
+      <w:r>
+        <w:rPr>
+          <w:lang w:val="fr_FR" w:bidi="fr_FR"/>
+        </w:rPr>
+      </w:r>
+      <w:r>
+        <w:rPr>
+          <w:lang w:val="fr_FR" w:bidi="fr_FR"/>
+        </w:rPr>
+      </w:r>
+    </w:p>
+    <w:p>
+      <w:pPr/>
+      <w:r>
+        <w:rPr>
+          <w:lang w:val="fr_FR" w:bidi="fr_FR"/>
+        </w:rPr>
+      </w:r>
     </w:p>
     <w:p>
       <w:pPr>
         <w:pStyle w:val="Heading2"/>
       </w:pPr>
       <w:r>
+        <w:rPr>
+          <w:lang w:val="fr_FR" w:bidi="fr_FR"/>
+        </w:rPr>
         <w:t>Tite 3.14</w:t>
       </w:r>
-      <w:r/>
-    </w:p>
-    <w:p>
-      <w:r/>
-      <w:r>
+      <w:r>
+        <w:rPr>
+          <w:lang w:val="fr_FR" w:bidi="fr_FR"/>
+        </w:rPr>
+      </w:r>
+    </w:p>
+    <w:p>
+      <w:pPr/>
+      <w:r>
+        <w:rPr>
+          <w:lang w:val="fr_FR" w:bidi="fr_FR"/>
+        </w:rPr>
+      </w:r>
+      <w:r>
+        <w:rPr>
+          <w:lang w:val="fr_FR" w:bidi="fr_FR"/>
+        </w:rPr>
         <w:t xml:space="preserve">Cette exhortation finale est liée à la responsabilité de prendre soin de Zénas et d'Apollos (voir </w:t>
       </w:r>
       <w:hyperlink r:id="rId155">
         <w:r>
           <w:rPr>
+            <w:lang w:val="fr_FR" w:bidi="fr_FR"/>
+          </w:rPr>
+          <w:rPr>
             <w:color w:val="0000EE"/>
             <w:u w:val="single"/>
           </w:rPr>
@@ -3062,11 +5363,17 @@
         </w:r>
       </w:hyperlink>
       <w:r>
+        <w:rPr>
+          <w:lang w:val="fr_FR" w:bidi="fr_FR"/>
+        </w:rPr>
         <w:t xml:space="preserve">; </w:t>
       </w:r>
       <w:hyperlink r:id="rId156">
         <w:r>
           <w:rPr>
+            <w:lang w:val="fr_FR" w:bidi="fr_FR"/>
+          </w:rPr>
+          <w:rPr>
             <w:color w:val="0000EE"/>
             <w:u w:val="single"/>
           </w:rPr>
@@ -3074,11 +5381,17 @@
         </w:r>
       </w:hyperlink>
       <w:r>
+        <w:rPr>
+          <w:lang w:val="fr_FR" w:bidi="fr_FR"/>
+        </w:rPr>
         <w:t xml:space="preserve">; </w:t>
       </w:r>
       <w:hyperlink r:id="rId157">
         <w:r>
           <w:rPr>
+            <w:lang w:val="fr_FR" w:bidi="fr_FR"/>
+          </w:rPr>
+          <w:rPr>
             <w:color w:val="0000EE"/>
             <w:u w:val="single"/>
           </w:rPr>
@@ -3086,11 +5399,17 @@
         </w:r>
       </w:hyperlink>
       <w:r>
+        <w:rPr>
+          <w:lang w:val="fr_FR" w:bidi="fr_FR"/>
+        </w:rPr>
         <w:t xml:space="preserve">; </w:t>
       </w:r>
       <w:hyperlink r:id="rId158">
         <w:r>
           <w:rPr>
+            <w:lang w:val="fr_FR" w:bidi="fr_FR"/>
+          </w:rPr>
+          <w:rPr>
             <w:color w:val="0000EE"/>
             <w:u w:val="single"/>
           </w:rPr>
@@ -3098,11 +5417,17 @@
         </w:r>
       </w:hyperlink>
       <w:r>
+        <w:rPr>
+          <w:lang w:val="fr_FR" w:bidi="fr_FR"/>
+        </w:rPr>
         <w:t>,</w:t>
       </w:r>
       <w:hyperlink r:id="rId159">
         <w:r>
           <w:rPr>
+            <w:lang w:val="fr_FR" w:bidi="fr_FR"/>
+          </w:rPr>
+          <w:rPr>
             <w:color w:val="0000EE"/>
             <w:u w:val="single"/>
           </w:rPr>
@@ -3110,11 +5435,17 @@
         </w:r>
       </w:hyperlink>
       <w:r>
+        <w:rPr>
+          <w:lang w:val="fr_FR" w:bidi="fr_FR"/>
+        </w:rPr>
         <w:t xml:space="preserve">; </w:t>
       </w:r>
       <w:hyperlink r:id="rId160">
         <w:r>
           <w:rPr>
+            <w:lang w:val="fr_FR" w:bidi="fr_FR"/>
+          </w:rPr>
+          <w:rPr>
             <w:color w:val="0000EE"/>
             <w:u w:val="single"/>
           </w:rPr>
@@ -3122,31 +5453,65 @@
         </w:r>
       </w:hyperlink>
       <w:r>
+        <w:rPr>
+          <w:lang w:val="fr_FR" w:bidi="fr_FR"/>
+        </w:rPr>
         <w:t>). • Il faut s'impliquer dans le ministère vivifiant de la Bonne Nouvelle, plutôt que dans les spéculations stériles des faux enseignants.</w:t>
       </w:r>
-      <w:r/>
-      <w:r/>
-    </w:p>
-    <w:p>
-      <w:r/>
+      <w:r>
+        <w:rPr>
+          <w:lang w:val="fr_FR" w:bidi="fr_FR"/>
+        </w:rPr>
+      </w:r>
+      <w:r>
+        <w:rPr>
+          <w:lang w:val="fr_FR" w:bidi="fr_FR"/>
+        </w:rPr>
+      </w:r>
+    </w:p>
+    <w:p>
+      <w:pPr/>
+      <w:r>
+        <w:rPr>
+          <w:lang w:val="fr_FR" w:bidi="fr_FR"/>
+        </w:rPr>
+      </w:r>
     </w:p>
     <w:p>
       <w:pPr>
         <w:pStyle w:val="Heading2"/>
       </w:pPr>
       <w:r>
+        <w:rPr>
+          <w:lang w:val="fr_FR" w:bidi="fr_FR"/>
+        </w:rPr>
         <w:t>Tite 3.15</w:t>
       </w:r>
-      <w:r/>
-    </w:p>
-    <w:p>
-      <w:r/>
-      <w:r>
+      <w:r>
+        <w:rPr>
+          <w:lang w:val="fr_FR" w:bidi="fr_FR"/>
+        </w:rPr>
+      </w:r>
+    </w:p>
+    <w:p>
+      <w:pPr/>
+      <w:r>
+        <w:rPr>
+          <w:lang w:val="fr_FR" w:bidi="fr_FR"/>
+        </w:rPr>
+      </w:r>
+      <w:r>
+        <w:rPr>
+          <w:lang w:val="fr_FR" w:bidi="fr_FR"/>
+        </w:rPr>
         <w:t>La lettre est adressée à Tite (</w:t>
       </w:r>
       <w:hyperlink r:id="rId26">
         <w:r>
           <w:rPr>
+            <w:lang w:val="fr_FR" w:bidi="fr_FR"/>
+          </w:rPr>
+          <w:rPr>
             <w:color w:val="0000EE"/>
             <w:u w:val="single"/>
           </w:rPr>
@@ -3154,10 +5519,21 @@
         </w:r>
       </w:hyperlink>
       <w:r>
+        <w:rPr>
+          <w:lang w:val="fr_FR" w:bidi="fr_FR"/>
+        </w:rPr>
         <w:t>), mais c'est en réalité toute l'Église qui en est bénéficiaire.</w:t>
       </w:r>
-      <w:r/>
-      <w:r/>
+      <w:r>
+        <w:rPr>
+          <w:lang w:val="fr_FR" w:bidi="fr_FR"/>
+        </w:rPr>
+      </w:r>
+      <w:r>
+        <w:rPr>
+          <w:lang w:val="fr_FR" w:bidi="fr_FR"/>
+        </w:rPr>
+      </w:r>
     </w:p>
     <w:sectPr>
       <w:footnotePr>
@@ -5059,7 +7435,7 @@
     <w:rPrDefault>
       <w:rPr>
         <w:rFonts w:ascii="Times New Roman" w:eastAsia="Times New Roman" w:hAnsi="Times New Roman" w:cs="Times New Roman"/>
-        <w:lang w:val="en-US" w:eastAsia="en-US" w:bidi="ar-SA"/>
+        <w:lang w:val="fr_FR" w:eastAsia="en-US" w:bidi="ar-SA"/>
       </w:rPr>
     </w:rPrDefault>
     <w:pPrDefault/>

--- a/fra/docx/56.content.docx
+++ b/fra/docx/56.content.docx
@@ -163,13 +163,6 @@
         <w:rPr>
           <w:lang w:val="fr_FR" w:bidi="fr_FR"/>
         </w:rPr>
-      </w:r>
-      <w:r>
-        <w:rPr>
-          <w:i/>
-          <w:lang w:val="fr_FR" w:bidi="fr_FR"/>
-        </w:rPr>
-        <w:t>Tite 1.1, Tite 1.1–4, Tite 1.2, Tite 1.3, Tite 1.4, Tite 1.5, Tite 1.5–9, Tite 1.5–16, Tite 1.6, Tite 1.7, Tite 1.9, Tite 1.10, Tite 1.10–16, Tite 1.11, Tite 1.12, Tite 1.13, Tite 1.14, Tite 1.15, Tite 1.15–16, Tite 1.16, Tite 2.1–15, Tite 2.9–10, Tite 2.11, Tite 2.11–15, Tite 2.12, Tite 2.13, Tite 2.14, Tite 3.1, Tite 3.1–11, Tite 3.3, Tite 3.4, Tite 3.4–7, Tite 3.5, Tite 3.7, Tite 3.8, Tite 3.10–11, Tite 3.12, Tite 3.12–15, Tite 3.13, Tite 3.14, Tite 3.15</w:t>
       </w:r>
       <w:r>
         <w:rPr>

--- a/fra/docx/56.content.docx
+++ b/fra/docx/56.content.docx
@@ -150,19 +150,6 @@
           <w:lang w:val="fr_FR" w:bidi="fr_FR"/>
         </w:rPr>
         <w:t>TIT</w:t>
-      </w:r>
-      <w:r>
-        <w:rPr>
-          <w:lang w:val="fr_FR" w:bidi="fr_FR"/>
-        </w:rPr>
-      </w:r>
-    </w:p>
-    <w:p>
-      <w:pPr/>
-      <w:r>
-        <w:rPr>
-          <w:lang w:val="fr_FR" w:bidi="fr_FR"/>
-        </w:rPr>
       </w:r>
       <w:r>
         <w:rPr>

--- a/fra/docx/56.content.docx
+++ b/fra/docx/56.content.docx
@@ -19,7 +19,7 @@
         <w:rPr>
           <w:lang w:val="fr_FR" w:bidi="fr_FR"/>
         </w:rPr>
-        <w:t>Resource: Notes d'étude (Tyndale)</w:t>
+        <w:t>Resource: Tyndale Open Study Notes</w:t>
       </w:r>
       <w:r>
         <w:rPr>
@@ -112,7 +112,7 @@
         <w:rPr>
           <w:lang w:val="fr_FR" w:bidi="fr_FR"/>
         </w:rPr>
-        <w:t>Notes d'étude (Tyndale)</w:t>
+        <w:t>Tyndale Open Study Notes</w:t>
       </w:r>
     </w:p>
     <w:p>

--- a/fra/docx/56.content.docx
+++ b/fra/docx/56.content.docx
@@ -19,7 +19,7 @@
         <w:rPr>
           <w:lang w:val="fr_FR" w:bidi="fr_FR"/>
         </w:rPr>
-        <w:t>Resource: Tyndale Open Study Notes</w:t>
+        <w:t>Resource: Aquifer Open Study Notes</w:t>
       </w:r>
       <w:r>
         <w:rPr>
@@ -112,7 +112,7 @@
         <w:rPr>
           <w:lang w:val="fr_FR" w:bidi="fr_FR"/>
         </w:rPr>
-        <w:t>Tyndale Open Study Notes</w:t>
+        <w:t>Aquifer Open Study Notes</w:t>
       </w:r>
     </w:p>
     <w:p>

--- a/fra/docx/56.content.docx
+++ b/fra/docx/56.content.docx
@@ -233,36 +233,24 @@
         </w:rPr>
         <w:t xml:space="preserve">Voir </w:t>
       </w:r>
-      <w:hyperlink r:id="rId13">
-        <w:r>
-          <w:rPr>
-            <w:lang w:val="fr_FR" w:bidi="fr_FR"/>
-          </w:rPr>
-          <w:rPr>
-            <w:color w:val="0000EE"/>
-            <w:u w:val="single"/>
-          </w:rPr>
-          <w:t>2.11–14</w:t>
-        </w:r>
-      </w:hyperlink>
+      <w:r>
+        <w:rPr>
+          <w:lang w:val="fr_FR" w:bidi="fr_FR"/>
+        </w:rPr>
+        <w:t>2.11–14</w:t>
+      </w:r>
       <w:r>
         <w:rPr>
           <w:lang w:val="fr_FR" w:bidi="fr_FR"/>
         </w:rPr>
         <w:t xml:space="preserve">; </w:t>
       </w:r>
-      <w:hyperlink r:id="rId14">
-        <w:r>
-          <w:rPr>
-            <w:lang w:val="fr_FR" w:bidi="fr_FR"/>
-          </w:rPr>
-          <w:rPr>
-            <w:color w:val="0000EE"/>
-            <w:u w:val="single"/>
-          </w:rPr>
-          <w:t>1Tm 6.3</w:t>
-        </w:r>
-      </w:hyperlink>
+      <w:r>
+        <w:rPr>
+          <w:lang w:val="fr_FR" w:bidi="fr_FR"/>
+        </w:rPr>
+        <w:t>1Tm 6.3</w:t>
+      </w:r>
       <w:r>
         <w:rPr>
           <w:lang w:val="fr_FR" w:bidi="fr_FR"/>
@@ -317,18 +305,12 @@
         </w:rPr>
         <w:t>Dans le prologue de Tite, comme dans celui de 1 Timothée (</w:t>
       </w:r>
-      <w:hyperlink r:id="rId15">
-        <w:r>
-          <w:rPr>
-            <w:lang w:val="fr_FR" w:bidi="fr_FR"/>
-          </w:rPr>
-          <w:rPr>
-            <w:color w:val="0000EE"/>
-            <w:u w:val="single"/>
-          </w:rPr>
-          <w:t>1Tm 1.1–2</w:t>
-        </w:r>
-      </w:hyperlink>
+      <w:r>
+        <w:rPr>
+          <w:lang w:val="fr_FR" w:bidi="fr_FR"/>
+        </w:rPr>
+        <w:t>1Tm 1.1–2</w:t>
+      </w:r>
       <w:r>
         <w:rPr>
           <w:lang w:val="fr_FR" w:bidi="fr_FR"/>
@@ -383,36 +365,24 @@
         </w:rPr>
         <w:t xml:space="preserve">La confiance qu'ils ont en la vie éternelle permet au peuple de Dieu de vivre dans le présent à la lumière de l'avenir (voir </w:t>
       </w:r>
-      <w:hyperlink r:id="rId13">
-        <w:r>
-          <w:rPr>
-            <w:lang w:val="fr_FR" w:bidi="fr_FR"/>
-          </w:rPr>
-          <w:rPr>
-            <w:color w:val="0000EE"/>
-            <w:u w:val="single"/>
-          </w:rPr>
-          <w:t>2.11–14</w:t>
-        </w:r>
-      </w:hyperlink>
+      <w:r>
+        <w:rPr>
+          <w:lang w:val="fr_FR" w:bidi="fr_FR"/>
+        </w:rPr>
+        <w:t>2.11–14</w:t>
+      </w:r>
       <w:r>
         <w:rPr>
           <w:lang w:val="fr_FR" w:bidi="fr_FR"/>
         </w:rPr>
         <w:t xml:space="preserve">; </w:t>
       </w:r>
-      <w:hyperlink r:id="rId16">
-        <w:r>
-          <w:rPr>
-            <w:lang w:val="fr_FR" w:bidi="fr_FR"/>
-          </w:rPr>
-          <w:rPr>
-            <w:color w:val="0000EE"/>
-            <w:u w:val="single"/>
-          </w:rPr>
-          <w:t>3.7–8</w:t>
-        </w:r>
-      </w:hyperlink>
+      <w:r>
+        <w:rPr>
+          <w:lang w:val="fr_FR" w:bidi="fr_FR"/>
+        </w:rPr>
+        <w:t>3.7–8</w:t>
+      </w:r>
       <w:r>
         <w:rPr>
           <w:lang w:val="fr_FR" w:bidi="fr_FR"/>
@@ -431,72 +401,48 @@
         </w:rPr>
         <w:t>). Cette déclaration met également l'accent sur le plan divin du salut. Ce plan demeure inchangé (</w:t>
       </w:r>
-      <w:hyperlink r:id="rId17">
-        <w:r>
-          <w:rPr>
-            <w:lang w:val="fr_FR" w:bidi="fr_FR"/>
-          </w:rPr>
-          <w:rPr>
-            <w:color w:val="0000EE"/>
-            <w:u w:val="single"/>
-          </w:rPr>
-          <w:t>1.1</w:t>
-        </w:r>
-      </w:hyperlink>
+      <w:r>
+        <w:rPr>
+          <w:lang w:val="fr_FR" w:bidi="fr_FR"/>
+        </w:rPr>
+        <w:t>1.1</w:t>
+      </w:r>
       <w:r>
         <w:rPr>
           <w:lang w:val="fr_FR" w:bidi="fr_FR"/>
         </w:rPr>
         <w:t xml:space="preserve">) : on peut faire confiance à Dieu et croire qu'il tiendra ses promesses (voir </w:t>
       </w:r>
-      <w:hyperlink r:id="rId18">
-        <w:r>
-          <w:rPr>
-            <w:lang w:val="fr_FR" w:bidi="fr_FR"/>
-          </w:rPr>
-          <w:rPr>
-            <w:color w:val="0000EE"/>
-            <w:u w:val="single"/>
-          </w:rPr>
-          <w:t>Nm 23.19</w:t>
-        </w:r>
-      </w:hyperlink>
+      <w:r>
+        <w:rPr>
+          <w:lang w:val="fr_FR" w:bidi="fr_FR"/>
+        </w:rPr>
+        <w:t>Nm 23.19</w:t>
+      </w:r>
       <w:r>
         <w:rPr>
           <w:lang w:val="fr_FR" w:bidi="fr_FR"/>
         </w:rPr>
         <w:t xml:space="preserve">; </w:t>
       </w:r>
-      <w:hyperlink r:id="rId19">
-        <w:r>
-          <w:rPr>
-            <w:lang w:val="fr_FR" w:bidi="fr_FR"/>
-          </w:rPr>
-          <w:rPr>
-            <w:color w:val="0000EE"/>
-            <w:u w:val="single"/>
-          </w:rPr>
-          <w:t>1S 15.29</w:t>
-        </w:r>
-      </w:hyperlink>
+      <w:r>
+        <w:rPr>
+          <w:lang w:val="fr_FR" w:bidi="fr_FR"/>
+        </w:rPr>
+        <w:t>1S 15.29</w:t>
+      </w:r>
       <w:r>
         <w:rPr>
           <w:lang w:val="fr_FR" w:bidi="fr_FR"/>
         </w:rPr>
         <w:t xml:space="preserve">; </w:t>
       </w:r>
-      <w:hyperlink r:id="rId20">
-        <w:r>
-          <w:rPr>
-            <w:lang w:val="fr_FR" w:bidi="fr_FR"/>
-          </w:rPr>
-          <w:rPr>
-            <w:color w:val="0000EE"/>
-            <w:u w:val="single"/>
-          </w:rPr>
-          <w:t>Rm 3.3–4</w:t>
-        </w:r>
-      </w:hyperlink>
+      <w:r>
+        <w:rPr>
+          <w:lang w:val="fr_FR" w:bidi="fr_FR"/>
+        </w:rPr>
+        <w:t>Rm 3.3–4</w:t>
+      </w:r>
       <w:r>
         <w:rPr>
           <w:lang w:val="fr_FR" w:bidi="fr_FR"/>
@@ -551,144 +497,96 @@
         </w:rPr>
         <w:t xml:space="preserve">L'initiative revient entièrement à Dieu, qui réalise son plan en son temps et selon sa propre volonté (voir </w:t>
       </w:r>
-      <w:hyperlink r:id="rId21">
-        <w:r>
-          <w:rPr>
-            <w:lang w:val="fr_FR" w:bidi="fr_FR"/>
-          </w:rPr>
-          <w:rPr>
-            <w:color w:val="0000EE"/>
-            <w:u w:val="single"/>
-          </w:rPr>
-          <w:t>3.5</w:t>
-        </w:r>
-      </w:hyperlink>
+      <w:r>
+        <w:rPr>
+          <w:lang w:val="fr_FR" w:bidi="fr_FR"/>
+        </w:rPr>
+        <w:t>3.5</w:t>
+      </w:r>
       <w:r>
         <w:rPr>
           <w:lang w:val="fr_FR" w:bidi="fr_FR"/>
         </w:rPr>
         <w:t xml:space="preserve">; </w:t>
       </w:r>
-      <w:hyperlink r:id="rId22">
-        <w:r>
-          <w:rPr>
-            <w:lang w:val="fr_FR" w:bidi="fr_FR"/>
-          </w:rPr>
-          <w:rPr>
-            <w:color w:val="0000EE"/>
-            <w:u w:val="single"/>
-          </w:rPr>
-          <w:t>1Tm 2.6</w:t>
-        </w:r>
-      </w:hyperlink>
+      <w:r>
+        <w:rPr>
+          <w:lang w:val="fr_FR" w:bidi="fr_FR"/>
+        </w:rPr>
+        <w:t>1Tm 2.6</w:t>
+      </w:r>
       <w:r>
         <w:rPr>
           <w:lang w:val="fr_FR" w:bidi="fr_FR"/>
         </w:rPr>
         <w:t xml:space="preserve">; </w:t>
       </w:r>
-      <w:hyperlink r:id="rId23">
-        <w:r>
-          <w:rPr>
-            <w:lang w:val="fr_FR" w:bidi="fr_FR"/>
-          </w:rPr>
-          <w:rPr>
-            <w:color w:val="0000EE"/>
-            <w:u w:val="single"/>
-          </w:rPr>
-          <w:t>2Tm 1.10</w:t>
-        </w:r>
-      </w:hyperlink>
+      <w:r>
+        <w:rPr>
+          <w:lang w:val="fr_FR" w:bidi="fr_FR"/>
+        </w:rPr>
+        <w:t>2Tm 1.10</w:t>
+      </w:r>
       <w:r>
         <w:rPr>
           <w:lang w:val="fr_FR" w:bidi="fr_FR"/>
         </w:rPr>
         <w:t xml:space="preserve">). • En </w:t>
       </w:r>
-      <w:hyperlink r:id="rId24">
-        <w:r>
-          <w:rPr>
-            <w:lang w:val="fr_FR" w:bidi="fr_FR"/>
-          </w:rPr>
-          <w:rPr>
-            <w:color w:val="0000EE"/>
-            <w:u w:val="single"/>
-          </w:rPr>
-          <w:t>Tite 1.4</w:t>
-        </w:r>
-      </w:hyperlink>
+      <w:r>
+        <w:rPr>
+          <w:lang w:val="fr_FR" w:bidi="fr_FR"/>
+        </w:rPr>
+        <w:t>Tite 1.4</w:t>
+      </w:r>
       <w:r>
         <w:rPr>
           <w:lang w:val="fr_FR" w:bidi="fr_FR"/>
         </w:rPr>
         <w:t xml:space="preserve">, Jésus est également désigné comme notre sauveur. Jésus est donc identifié à Dieu (voir </w:t>
       </w:r>
-      <w:hyperlink r:id="rId25">
-        <w:r>
-          <w:rPr>
-            <w:lang w:val="fr_FR" w:bidi="fr_FR"/>
-          </w:rPr>
-          <w:rPr>
-            <w:color w:val="0000EE"/>
-            <w:u w:val="single"/>
-          </w:rPr>
-          <w:t>2.10</w:t>
-        </w:r>
-      </w:hyperlink>
+      <w:r>
+        <w:rPr>
+          <w:lang w:val="fr_FR" w:bidi="fr_FR"/>
+        </w:rPr>
+        <w:t>2.10</w:t>
+      </w:r>
       <w:r>
         <w:rPr>
           <w:lang w:val="fr_FR" w:bidi="fr_FR"/>
         </w:rPr>
         <w:t xml:space="preserve">, </w:t>
       </w:r>
-      <w:hyperlink r:id="rId26">
-        <w:r>
-          <w:rPr>
-            <w:lang w:val="fr_FR" w:bidi="fr_FR"/>
-          </w:rPr>
-          <w:rPr>
-            <w:color w:val="0000EE"/>
-            <w:u w:val="single"/>
-          </w:rPr>
-          <w:t>13</w:t>
-        </w:r>
-      </w:hyperlink>
+      <w:r>
+        <w:rPr>
+          <w:lang w:val="fr_FR" w:bidi="fr_FR"/>
+        </w:rPr>
+        <w:t>13</w:t>
+      </w:r>
       <w:r>
         <w:rPr>
           <w:lang w:val="fr_FR" w:bidi="fr_FR"/>
         </w:rPr>
         <w:t xml:space="preserve">; </w:t>
       </w:r>
-      <w:hyperlink r:id="rId27">
-        <w:r>
-          <w:rPr>
-            <w:lang w:val="fr_FR" w:bidi="fr_FR"/>
-          </w:rPr>
-          <w:rPr>
-            <w:color w:val="0000EE"/>
-            <w:u w:val="single"/>
-          </w:rPr>
-          <w:t>3.4</w:t>
-        </w:r>
-      </w:hyperlink>
+      <w:r>
+        <w:rPr>
+          <w:lang w:val="fr_FR" w:bidi="fr_FR"/>
+        </w:rPr>
+        <w:t>3.4</w:t>
+      </w:r>
       <w:r>
         <w:rPr>
           <w:lang w:val="fr_FR" w:bidi="fr_FR"/>
         </w:rPr>
         <w:t xml:space="preserve">, </w:t>
       </w:r>
-      <w:hyperlink r:id="rId28">
-        <w:r>
-          <w:rPr>
-            <w:lang w:val="fr_FR" w:bidi="fr_FR"/>
-          </w:rPr>
-          <w:rPr>
-            <w:color w:val="0000EE"/>
-            <w:u w:val="single"/>
-          </w:rPr>
-          <w:t>6</w:t>
-        </w:r>
-      </w:hyperlink>
+      <w:r>
+        <w:rPr>
+          <w:lang w:val="fr_FR" w:bidi="fr_FR"/>
+        </w:rPr>
+        <w:t>6</w:t>
+      </w:r>
       <w:r>
         <w:rPr>
           <w:lang w:val="fr_FR" w:bidi="fr_FR"/>
@@ -743,18 +641,12 @@
         </w:rPr>
         <w:t xml:space="preserve">Tite était le délégué de Paul auprès de l'église en Crète. • La formulation donne une certaine légitimité au délégué (comme dans </w:t>
       </w:r>
-      <w:hyperlink r:id="rId29">
-        <w:r>
-          <w:rPr>
-            <w:lang w:val="fr_FR" w:bidi="fr_FR"/>
-          </w:rPr>
-          <w:rPr>
-            <w:color w:val="0000EE"/>
-            <w:u w:val="single"/>
-          </w:rPr>
-          <w:t>1Tm 1.2</w:t>
-        </w:r>
-      </w:hyperlink>
+      <w:r>
+        <w:rPr>
+          <w:lang w:val="fr_FR" w:bidi="fr_FR"/>
+        </w:rPr>
+        <w:t>1Tm 1.2</w:t>
+      </w:r>
       <w:r>
         <w:rPr>
           <w:lang w:val="fr_FR" w:bidi="fr_FR"/>
@@ -809,18 +701,12 @@
         </w:rPr>
         <w:t>La Crète est située en Méditerranée, au sud de la mer Égée. C'était un carrefour commercial stratégique, où l'on trouvait de nombreuses influences, et une population juive. Certains Crétois étaient présents à la Pentecôte (</w:t>
       </w:r>
-      <w:hyperlink r:id="rId30">
-        <w:r>
-          <w:rPr>
-            <w:lang w:val="fr_FR" w:bidi="fr_FR"/>
-          </w:rPr>
-          <w:rPr>
-            <w:color w:val="0000EE"/>
-            <w:u w:val="single"/>
-          </w:rPr>
-          <w:t>Ac 2.11</w:t>
-        </w:r>
-      </w:hyperlink>
+      <w:r>
+        <w:rPr>
+          <w:lang w:val="fr_FR" w:bidi="fr_FR"/>
+        </w:rPr>
+        <w:t>Ac 2.11</w:t>
+      </w:r>
       <w:r>
         <w:rPr>
           <w:lang w:val="fr_FR" w:bidi="fr_FR"/>
@@ -875,36 +761,24 @@
         </w:rPr>
         <w:t xml:space="preserve">Tite a été chargé d'établir l'église (cf. </w:t>
       </w:r>
-      <w:hyperlink r:id="rId31">
-        <w:r>
-          <w:rPr>
-            <w:lang w:val="fr_FR" w:bidi="fr_FR"/>
-          </w:rPr>
-          <w:rPr>
-            <w:color w:val="0000EE"/>
-            <w:u w:val="single"/>
-          </w:rPr>
-          <w:t>1Tm 3.1–13</w:t>
-        </w:r>
-      </w:hyperlink>
+      <w:r>
+        <w:rPr>
+          <w:lang w:val="fr_FR" w:bidi="fr_FR"/>
+        </w:rPr>
+        <w:t>1Tm 3.1–13</w:t>
+      </w:r>
       <w:r>
         <w:rPr>
           <w:lang w:val="fr_FR" w:bidi="fr_FR"/>
         </w:rPr>
         <w:t xml:space="preserve">). Les diacres ne sont pas mentionnés, peut-être parce que ces églises étaient naissantes et petites. • Ces qualités de direction étaient peut-être une adaptation à la jeunesse spirituelle de ces convertis, et à la rudesse de leur culture. On admet que les anciens sont des hommes (voir </w:t>
       </w:r>
-      <w:hyperlink r:id="rId32">
-        <w:r>
-          <w:rPr>
-            <w:lang w:val="fr_FR" w:bidi="fr_FR"/>
-          </w:rPr>
-          <w:rPr>
-            <w:color w:val="0000EE"/>
-            <w:u w:val="single"/>
-          </w:rPr>
-          <w:t>1Tm 3.4–5</w:t>
-        </w:r>
-      </w:hyperlink>
+      <w:r>
+        <w:rPr>
+          <w:lang w:val="fr_FR" w:bidi="fr_FR"/>
+        </w:rPr>
+        <w:t>1Tm 3.4–5</w:t>
+      </w:r>
       <w:r>
         <w:rPr>
           <w:lang w:val="fr_FR" w:bidi="fr_FR"/>
@@ -959,36 +833,24 @@
         </w:rPr>
         <w:t>Un leadership fort et fidèle était nécessaire dans les églises de Crète pour faire face au danger des faux enseignants (</w:t>
       </w:r>
-      <w:hyperlink r:id="rId33">
-        <w:r>
-          <w:rPr>
-            <w:lang w:val="fr_FR" w:bidi="fr_FR"/>
-          </w:rPr>
-          <w:rPr>
-            <w:color w:val="0000EE"/>
-            <w:u w:val="single"/>
-          </w:rPr>
-          <w:t>1.10–16</w:t>
-        </w:r>
-      </w:hyperlink>
+      <w:r>
+        <w:rPr>
+          <w:lang w:val="fr_FR" w:bidi="fr_FR"/>
+        </w:rPr>
+        <w:t>1.10–16</w:t>
+      </w:r>
       <w:r>
         <w:rPr>
           <w:lang w:val="fr_FR" w:bidi="fr_FR"/>
         </w:rPr>
         <w:t xml:space="preserve">). Cette partie de la tâche de Tite rejoint la préoccupation plus large exprimée dans la lettre : façonner une communauté qui témoigne du Christ en incarnant la grâce de Dieu dans sa conduite : voir </w:t>
       </w:r>
-      <w:hyperlink r:id="rId34">
-        <w:r>
-          <w:rPr>
-            <w:lang w:val="fr_FR" w:bidi="fr_FR"/>
-          </w:rPr>
-          <w:rPr>
-            <w:color w:val="0000EE"/>
-            <w:u w:val="single"/>
-          </w:rPr>
-          <w:t>1Tm 3.1–7</w:t>
-        </w:r>
-      </w:hyperlink>
+      <w:r>
+        <w:rPr>
+          <w:lang w:val="fr_FR" w:bidi="fr_FR"/>
+        </w:rPr>
+        <w:t>1Tm 3.1–7</w:t>
+      </w:r>
       <w:r>
         <w:rPr>
           <w:lang w:val="fr_FR" w:bidi="fr_FR"/>
@@ -1055,18 +917,12 @@
         </w:rPr>
         <w:t>. • Il faut probablement relier cela à la culture crétoise, et ses standards moraux assez bas (</w:t>
       </w:r>
-      <w:hyperlink r:id="rId35">
-        <w:r>
-          <w:rPr>
-            <w:lang w:val="fr_FR" w:bidi="fr_FR"/>
-          </w:rPr>
-          <w:rPr>
-            <w:color w:val="0000EE"/>
-            <w:u w:val="single"/>
-          </w:rPr>
-          <w:t>Tite 1.12</w:t>
-        </w:r>
-      </w:hyperlink>
+      <w:r>
+        <w:rPr>
+          <w:lang w:val="fr_FR" w:bidi="fr_FR"/>
+        </w:rPr>
+        <w:t>Tite 1.12</w:t>
+      </w:r>
       <w:r>
         <w:rPr>
           <w:lang w:val="fr_FR" w:bidi="fr_FR"/>
@@ -1134,144 +990,96 @@
         </w:rPr>
         <w:t xml:space="preserve"> ou "un évêque") est un gestionnaire de la maison de Dieu : voir </w:t>
       </w:r>
-      <w:hyperlink r:id="rId36">
-        <w:r>
-          <w:rPr>
-            <w:lang w:val="fr_FR" w:bidi="fr_FR"/>
-          </w:rPr>
-          <w:rPr>
-            <w:color w:val="0000EE"/>
-            <w:u w:val="single"/>
-          </w:rPr>
-          <w:t>1.11</w:t>
-        </w:r>
-      </w:hyperlink>
+      <w:r>
+        <w:rPr>
+          <w:lang w:val="fr_FR" w:bidi="fr_FR"/>
+        </w:rPr>
+        <w:t>1.11</w:t>
+      </w:r>
       <w:r>
         <w:rPr>
           <w:lang w:val="fr_FR" w:bidi="fr_FR"/>
         </w:rPr>
         <w:t xml:space="preserve">; </w:t>
       </w:r>
-      <w:hyperlink r:id="rId37">
-        <w:r>
-          <w:rPr>
-            <w:lang w:val="fr_FR" w:bidi="fr_FR"/>
-          </w:rPr>
-          <w:rPr>
-            <w:color w:val="0000EE"/>
-            <w:u w:val="single"/>
-          </w:rPr>
-          <w:t>2.2–10</w:t>
-        </w:r>
-      </w:hyperlink>
+      <w:r>
+        <w:rPr>
+          <w:lang w:val="fr_FR" w:bidi="fr_FR"/>
+        </w:rPr>
+        <w:t>2.2–10</w:t>
+      </w:r>
       <w:r>
         <w:rPr>
           <w:lang w:val="fr_FR" w:bidi="fr_FR"/>
         </w:rPr>
         <w:t xml:space="preserve">; </w:t>
       </w:r>
-      <w:hyperlink r:id="rId38">
-        <w:r>
-          <w:rPr>
-            <w:lang w:val="fr_FR" w:bidi="fr_FR"/>
-          </w:rPr>
-          <w:rPr>
-            <w:color w:val="0000EE"/>
-            <w:u w:val="single"/>
-          </w:rPr>
-          <w:t>1Tm 1.4</w:t>
-        </w:r>
-      </w:hyperlink>
+      <w:r>
+        <w:rPr>
+          <w:lang w:val="fr_FR" w:bidi="fr_FR"/>
+        </w:rPr>
+        <w:t>1Tm 1.4</w:t>
+      </w:r>
       <w:r>
         <w:rPr>
           <w:lang w:val="fr_FR" w:bidi="fr_FR"/>
         </w:rPr>
         <w:t xml:space="preserve">; </w:t>
       </w:r>
-      <w:hyperlink r:id="rId32">
-        <w:r>
-          <w:rPr>
-            <w:lang w:val="fr_FR" w:bidi="fr_FR"/>
-          </w:rPr>
-          <w:rPr>
-            <w:color w:val="0000EE"/>
-            <w:u w:val="single"/>
-          </w:rPr>
-          <w:t>3.4–5</w:t>
-        </w:r>
-      </w:hyperlink>
+      <w:r>
+        <w:rPr>
+          <w:lang w:val="fr_FR" w:bidi="fr_FR"/>
+        </w:rPr>
+        <w:t>3.4–5</w:t>
+      </w:r>
       <w:r>
         <w:rPr>
           <w:lang w:val="fr_FR" w:bidi="fr_FR"/>
         </w:rPr>
         <w:t xml:space="preserve">, </w:t>
       </w:r>
-      <w:hyperlink r:id="rId39">
-        <w:r>
-          <w:rPr>
-            <w:lang w:val="fr_FR" w:bidi="fr_FR"/>
-          </w:rPr>
-          <w:rPr>
-            <w:color w:val="0000EE"/>
-            <w:u w:val="single"/>
-          </w:rPr>
-          <w:t>12</w:t>
-        </w:r>
-      </w:hyperlink>
+      <w:r>
+        <w:rPr>
+          <w:lang w:val="fr_FR" w:bidi="fr_FR"/>
+        </w:rPr>
+        <w:t>12</w:t>
+      </w:r>
       <w:r>
         <w:rPr>
           <w:lang w:val="fr_FR" w:bidi="fr_FR"/>
         </w:rPr>
         <w:t xml:space="preserve">, </w:t>
       </w:r>
-      <w:hyperlink r:id="rId40">
-        <w:r>
-          <w:rPr>
-            <w:lang w:val="fr_FR" w:bidi="fr_FR"/>
-          </w:rPr>
-          <w:rPr>
-            <w:color w:val="0000EE"/>
-            <w:u w:val="single"/>
-          </w:rPr>
-          <w:t>15</w:t>
-        </w:r>
-      </w:hyperlink>
+      <w:r>
+        <w:rPr>
+          <w:lang w:val="fr_FR" w:bidi="fr_FR"/>
+        </w:rPr>
+        <w:t>15</w:t>
+      </w:r>
       <w:r>
         <w:rPr>
           <w:lang w:val="fr_FR" w:bidi="fr_FR"/>
         </w:rPr>
         <w:t xml:space="preserve">; </w:t>
       </w:r>
-      <w:hyperlink r:id="rId41">
-        <w:r>
-          <w:rPr>
-            <w:lang w:val="fr_FR" w:bidi="fr_FR"/>
-          </w:rPr>
-          <w:rPr>
-            <w:color w:val="0000EE"/>
-            <w:u w:val="single"/>
-          </w:rPr>
-          <w:t>2Tm 2.20–21</w:t>
-        </w:r>
-      </w:hyperlink>
+      <w:r>
+        <w:rPr>
+          <w:lang w:val="fr_FR" w:bidi="fr_FR"/>
+        </w:rPr>
+        <w:t>2Tm 2.20–21</w:t>
+      </w:r>
       <w:r>
         <w:rPr>
           <w:lang w:val="fr_FR" w:bidi="fr_FR"/>
         </w:rPr>
         <w:t xml:space="preserve">. • Ces qualités indiquent qu'un ancien ne devrait pas se mêler aux coutumes crétoises (voir </w:t>
       </w:r>
-      <w:hyperlink r:id="rId35">
-        <w:r>
-          <w:rPr>
-            <w:lang w:val="fr_FR" w:bidi="fr_FR"/>
-          </w:rPr>
-          <w:rPr>
-            <w:color w:val="0000EE"/>
-            <w:u w:val="single"/>
-          </w:rPr>
-          <w:t>Tite 1.12</w:t>
-        </w:r>
-      </w:hyperlink>
+      <w:r>
+        <w:rPr>
+          <w:lang w:val="fr_FR" w:bidi="fr_FR"/>
+        </w:rPr>
+        <w:t>Tite 1.12</w:t>
+      </w:r>
       <w:r>
         <w:rPr>
           <w:lang w:val="fr_FR" w:bidi="fr_FR"/>
@@ -1326,162 +1134,108 @@
         </w:rPr>
         <w:t xml:space="preserve">Les anciens avaient un rôle prépondérant d'enseignement au sein de la communauté. Cela était nécessaire pour faire face à la menace immédiate qui planait sur ces communautés (comme à Éphèse ; voir </w:t>
       </w:r>
-      <w:hyperlink r:id="rId42">
-        <w:r>
-          <w:rPr>
-            <w:lang w:val="fr_FR" w:bidi="fr_FR"/>
-          </w:rPr>
-          <w:rPr>
-            <w:color w:val="0000EE"/>
-            <w:u w:val="single"/>
-          </w:rPr>
-          <w:t>1Tm 3.1</w:t>
-        </w:r>
-      </w:hyperlink>
+      <w:r>
+        <w:rPr>
+          <w:lang w:val="fr_FR" w:bidi="fr_FR"/>
+        </w:rPr>
+        <w:t>1Tm 3.1</w:t>
+      </w:r>
       <w:r>
         <w:rPr>
           <w:lang w:val="fr_FR" w:bidi="fr_FR"/>
         </w:rPr>
         <w:t xml:space="preserve">). • Ce n'est qu'en croyant fermement à la Bonne Nouvelle qu'un ancien pourrait dispenser un enseignement sain. Les préoccupations spécifiques de Paul sont abordées dans </w:t>
       </w:r>
-      <w:hyperlink r:id="rId43">
-        <w:r>
-          <w:rPr>
-            <w:lang w:val="fr_FR" w:bidi="fr_FR"/>
-          </w:rPr>
-          <w:rPr>
-            <w:color w:val="0000EE"/>
-            <w:u w:val="single"/>
-          </w:rPr>
-          <w:t>Tite 2.1–3.11</w:t>
-        </w:r>
-      </w:hyperlink>
+      <w:r>
+        <w:rPr>
+          <w:lang w:val="fr_FR" w:bidi="fr_FR"/>
+        </w:rPr>
+        <w:t>Tite 2.1–3.11</w:t>
+      </w:r>
       <w:r>
         <w:rPr>
           <w:lang w:val="fr_FR" w:bidi="fr_FR"/>
         </w:rPr>
         <w:t xml:space="preserve">, à la lumière des problèmes mentionnés en </w:t>
       </w:r>
-      <w:hyperlink r:id="rId33">
-        <w:r>
-          <w:rPr>
-            <w:lang w:val="fr_FR" w:bidi="fr_FR"/>
-          </w:rPr>
-          <w:rPr>
-            <w:color w:val="0000EE"/>
-            <w:u w:val="single"/>
-          </w:rPr>
-          <w:t>1.10–16</w:t>
-        </w:r>
-      </w:hyperlink>
+      <w:r>
+        <w:rPr>
+          <w:lang w:val="fr_FR" w:bidi="fr_FR"/>
+        </w:rPr>
+        <w:t>1.10–16</w:t>
+      </w:r>
       <w:r>
         <w:rPr>
           <w:lang w:val="fr_FR" w:bidi="fr_FR"/>
         </w:rPr>
         <w:t xml:space="preserve"> et </w:t>
       </w:r>
-      <w:hyperlink r:id="rId44">
-        <w:r>
-          <w:rPr>
-            <w:lang w:val="fr_FR" w:bidi="fr_FR"/>
-          </w:rPr>
-          <w:rPr>
-            <w:color w:val="0000EE"/>
-            <w:u w:val="single"/>
-          </w:rPr>
-          <w:t>3.9–11</w:t>
-        </w:r>
-      </w:hyperlink>
+      <w:r>
+        <w:rPr>
+          <w:lang w:val="fr_FR" w:bidi="fr_FR"/>
+        </w:rPr>
+        <w:t>3.9–11</w:t>
+      </w:r>
       <w:r>
         <w:rPr>
           <w:lang w:val="fr_FR" w:bidi="fr_FR"/>
         </w:rPr>
         <w:t xml:space="preserve"> (voir aussi </w:t>
       </w:r>
-      <w:hyperlink r:id="rId45">
-        <w:r>
-          <w:rPr>
-            <w:lang w:val="fr_FR" w:bidi="fr_FR"/>
-          </w:rPr>
-          <w:rPr>
-            <w:color w:val="0000EE"/>
-            <w:u w:val="single"/>
-          </w:rPr>
-          <w:t>1Tm 1.10</w:t>
-        </w:r>
-      </w:hyperlink>
+      <w:r>
+        <w:rPr>
+          <w:lang w:val="fr_FR" w:bidi="fr_FR"/>
+        </w:rPr>
+        <w:t>1Tm 1.10</w:t>
+      </w:r>
       <w:r>
         <w:rPr>
           <w:lang w:val="fr_FR" w:bidi="fr_FR"/>
         </w:rPr>
         <w:t xml:space="preserve">). • Tite avait un rôle similaire (cf. </w:t>
       </w:r>
-      <w:hyperlink r:id="rId46">
-        <w:r>
-          <w:rPr>
-            <w:lang w:val="fr_FR" w:bidi="fr_FR"/>
-          </w:rPr>
-          <w:rPr>
-            <w:color w:val="0000EE"/>
-            <w:u w:val="single"/>
-          </w:rPr>
-          <w:t>Ti 1.13</w:t>
-        </w:r>
-      </w:hyperlink>
+      <w:r>
+        <w:rPr>
+          <w:lang w:val="fr_FR" w:bidi="fr_FR"/>
+        </w:rPr>
+        <w:t>Ti 1.13</w:t>
+      </w:r>
       <w:r>
         <w:rPr>
           <w:lang w:val="fr_FR" w:bidi="fr_FR"/>
         </w:rPr>
         <w:t xml:space="preserve">; </w:t>
       </w:r>
-      <w:hyperlink r:id="rId47">
-        <w:r>
-          <w:rPr>
-            <w:lang w:val="fr_FR" w:bidi="fr_FR"/>
-          </w:rPr>
-          <w:rPr>
-            <w:color w:val="0000EE"/>
-            <w:u w:val="single"/>
-          </w:rPr>
-          <w:t>2.15</w:t>
-        </w:r>
-      </w:hyperlink>
+      <w:r>
+        <w:rPr>
+          <w:lang w:val="fr_FR" w:bidi="fr_FR"/>
+        </w:rPr>
+        <w:t>2.15</w:t>
+      </w:r>
       <w:r>
         <w:rPr>
           <w:lang w:val="fr_FR" w:bidi="fr_FR"/>
         </w:rPr>
         <w:t xml:space="preserve">; </w:t>
       </w:r>
-      <w:hyperlink r:id="rId48">
-        <w:r>
-          <w:rPr>
-            <w:lang w:val="fr_FR" w:bidi="fr_FR"/>
-          </w:rPr>
-          <w:rPr>
-            <w:color w:val="0000EE"/>
-            <w:u w:val="single"/>
-          </w:rPr>
-          <w:t>3.10–11</w:t>
-        </w:r>
-      </w:hyperlink>
+      <w:r>
+        <w:rPr>
+          <w:lang w:val="fr_FR" w:bidi="fr_FR"/>
+        </w:rPr>
+        <w:t>3.10–11</w:t>
+      </w:r>
       <w:r>
         <w:rPr>
           <w:lang w:val="fr_FR" w:bidi="fr_FR"/>
         </w:rPr>
         <w:t xml:space="preserve">). Les responsables d'une communauté locale reprenaient là où Paul et ses délégués s'étaient arrêtés. • Ceux qui s'y opposent sont décrits en </w:t>
       </w:r>
-      <w:hyperlink r:id="rId33">
-        <w:r>
-          <w:rPr>
-            <w:lang w:val="fr_FR" w:bidi="fr_FR"/>
-          </w:rPr>
-          <w:rPr>
-            <w:color w:val="0000EE"/>
-            <w:u w:val="single"/>
-          </w:rPr>
-          <w:t>1.10–16</w:t>
-        </w:r>
-      </w:hyperlink>
+      <w:r>
+        <w:rPr>
+          <w:lang w:val="fr_FR" w:bidi="fr_FR"/>
+        </w:rPr>
+        <w:t>1.10–16</w:t>
+      </w:r>
       <w:r>
         <w:rPr>
           <w:lang w:val="fr_FR" w:bidi="fr_FR"/>
@@ -1536,54 +1290,36 @@
         </w:rPr>
         <w:t xml:space="preserve">Le même mot grec est utilisé pour les enfants dans </w:t>
       </w:r>
-      <w:hyperlink r:id="rId49">
-        <w:r>
-          <w:rPr>
-            <w:lang w:val="fr_FR" w:bidi="fr_FR"/>
-          </w:rPr>
-          <w:rPr>
-            <w:color w:val="0000EE"/>
-            <w:u w:val="single"/>
-          </w:rPr>
-          <w:t>1.6</w:t>
-        </w:r>
-      </w:hyperlink>
+      <w:r>
+        <w:rPr>
+          <w:lang w:val="fr_FR" w:bidi="fr_FR"/>
+        </w:rPr>
+        <w:t>1.6</w:t>
+      </w:r>
       <w:r>
         <w:rPr>
           <w:lang w:val="fr_FR" w:bidi="fr_FR"/>
         </w:rPr>
         <w:t xml:space="preserve">. • Il est probablement question ici de chrétiens d'origine juive ; la phrase grecque n'indique pas s'ils exigeaient ou non la circoncision des non-juifs. Le caractère judaïque de ce faux enseignement est suggéré en </w:t>
       </w:r>
-      <w:hyperlink r:id="rId50">
-        <w:r>
-          <w:rPr>
-            <w:lang w:val="fr_FR" w:bidi="fr_FR"/>
-          </w:rPr>
-          <w:rPr>
-            <w:color w:val="0000EE"/>
-            <w:u w:val="single"/>
-          </w:rPr>
-          <w:t>1.14–15</w:t>
-        </w:r>
-      </w:hyperlink>
+      <w:r>
+        <w:rPr>
+          <w:lang w:val="fr_FR" w:bidi="fr_FR"/>
+        </w:rPr>
+        <w:t>1.14–15</w:t>
+      </w:r>
       <w:r>
         <w:rPr>
           <w:lang w:val="fr_FR" w:bidi="fr_FR"/>
         </w:rPr>
         <w:t xml:space="preserve"> et </w:t>
       </w:r>
-      <w:hyperlink r:id="rId51">
-        <w:r>
-          <w:rPr>
-            <w:lang w:val="fr_FR" w:bidi="fr_FR"/>
-          </w:rPr>
-          <w:rPr>
-            <w:color w:val="0000EE"/>
-            <w:u w:val="single"/>
-          </w:rPr>
-          <w:t>3.9</w:t>
-        </w:r>
-      </w:hyperlink>
+      <w:r>
+        <w:rPr>
+          <w:lang w:val="fr_FR" w:bidi="fr_FR"/>
+        </w:rPr>
+        <w:t>3.9</w:t>
+      </w:r>
       <w:r>
         <w:rPr>
           <w:lang w:val="fr_FR" w:bidi="fr_FR"/>
@@ -1638,18 +1374,12 @@
         </w:rPr>
         <w:t>Au milieu d'une population avec de fortes tendances à la rébellion, Tite doit user de fermeté pour éliminer toute corruption du sein de ces communautés chrétiennes, pour qu'elles soient en bonne santé (</w:t>
       </w:r>
-      <w:hyperlink r:id="rId52">
-        <w:r>
-          <w:rPr>
-            <w:lang w:val="fr_FR" w:bidi="fr_FR"/>
-          </w:rPr>
-          <w:rPr>
-            <w:color w:val="0000EE"/>
-            <w:u w:val="single"/>
-          </w:rPr>
-          <w:t>1.13–16</w:t>
-        </w:r>
-      </w:hyperlink>
+      <w:r>
+        <w:rPr>
+          <w:lang w:val="fr_FR" w:bidi="fr_FR"/>
+        </w:rPr>
+        <w:t>1.13–16</w:t>
+      </w:r>
       <w:r>
         <w:rPr>
           <w:lang w:val="fr_FR" w:bidi="fr_FR"/>
@@ -1704,126 +1434,84 @@
         </w:rPr>
         <w:t xml:space="preserve">Cela s'est également produit à Éphèse (cp. </w:t>
       </w:r>
-      <w:hyperlink r:id="rId53">
-        <w:r>
-          <w:rPr>
-            <w:lang w:val="fr_FR" w:bidi="fr_FR"/>
-          </w:rPr>
-          <w:rPr>
-            <w:color w:val="0000EE"/>
-            <w:u w:val="single"/>
-          </w:rPr>
-          <w:t>1Tm 4.3</w:t>
-        </w:r>
-      </w:hyperlink>
+      <w:r>
+        <w:rPr>
+          <w:lang w:val="fr_FR" w:bidi="fr_FR"/>
+        </w:rPr>
+        <w:t>1Tm 4.3</w:t>
+      </w:r>
       <w:r>
         <w:rPr>
           <w:lang w:val="fr_FR" w:bidi="fr_FR"/>
         </w:rPr>
         <w:t xml:space="preserve">; </w:t>
       </w:r>
-      <w:hyperlink r:id="rId54">
-        <w:r>
-          <w:rPr>
-            <w:lang w:val="fr_FR" w:bidi="fr_FR"/>
-          </w:rPr>
-          <w:rPr>
-            <w:color w:val="0000EE"/>
-            <w:u w:val="single"/>
-          </w:rPr>
-          <w:t>2Tm 2.18</w:t>
-        </w:r>
-      </w:hyperlink>
+      <w:r>
+        <w:rPr>
+          <w:lang w:val="fr_FR" w:bidi="fr_FR"/>
+        </w:rPr>
+        <w:t>2Tm 2.18</w:t>
+      </w:r>
       <w:r>
         <w:rPr>
           <w:lang w:val="fr_FR" w:bidi="fr_FR"/>
         </w:rPr>
         <w:t xml:space="preserve">; </w:t>
       </w:r>
-      <w:hyperlink r:id="rId55">
-        <w:r>
-          <w:rPr>
-            <w:lang w:val="fr_FR" w:bidi="fr_FR"/>
-          </w:rPr>
-          <w:rPr>
-            <w:color w:val="0000EE"/>
-            <w:u w:val="single"/>
-          </w:rPr>
-          <w:t>3.6</w:t>
-        </w:r>
-      </w:hyperlink>
+      <w:r>
+        <w:rPr>
+          <w:lang w:val="fr_FR" w:bidi="fr_FR"/>
+        </w:rPr>
+        <w:t>3.6</w:t>
+      </w:r>
       <w:r>
         <w:rPr>
           <w:lang w:val="fr_FR" w:bidi="fr_FR"/>
         </w:rPr>
         <w:t>). • Les anciens ne doivent pas être cupides (</w:t>
       </w:r>
-      <w:hyperlink r:id="rId56">
-        <w:r>
-          <w:rPr>
-            <w:lang w:val="fr_FR" w:bidi="fr_FR"/>
-          </w:rPr>
-          <w:rPr>
-            <w:color w:val="0000EE"/>
-            <w:u w:val="single"/>
-          </w:rPr>
-          <w:t>Ti 1.7</w:t>
-        </w:r>
-      </w:hyperlink>
+      <w:r>
+        <w:rPr>
+          <w:lang w:val="fr_FR" w:bidi="fr_FR"/>
+        </w:rPr>
+        <w:t>Ti 1.7</w:t>
+      </w:r>
       <w:r>
         <w:rPr>
           <w:lang w:val="fr_FR" w:bidi="fr_FR"/>
         </w:rPr>
         <w:t xml:space="preserve">; voir aussi </w:t>
       </w:r>
-      <w:hyperlink r:id="rId57">
-        <w:r>
-          <w:rPr>
-            <w:lang w:val="fr_FR" w:bidi="fr_FR"/>
-          </w:rPr>
-          <w:rPr>
-            <w:color w:val="0000EE"/>
-            <w:u w:val="single"/>
-          </w:rPr>
-          <w:t>1Tm 6.5–10</w:t>
-        </w:r>
-      </w:hyperlink>
+      <w:r>
+        <w:rPr>
+          <w:lang w:val="fr_FR" w:bidi="fr_FR"/>
+        </w:rPr>
+        <w:t>1Tm 6.5–10</w:t>
+      </w:r>
       <w:r>
         <w:rPr>
           <w:lang w:val="fr_FR" w:bidi="fr_FR"/>
         </w:rPr>
         <w:t xml:space="preserve">; </w:t>
       </w:r>
-      <w:hyperlink r:id="rId58">
-        <w:r>
-          <w:rPr>
-            <w:lang w:val="fr_FR" w:bidi="fr_FR"/>
-          </w:rPr>
-          <w:rPr>
-            <w:color w:val="0000EE"/>
-            <w:u w:val="single"/>
-          </w:rPr>
-          <w:t>2Co 2.17</w:t>
-        </w:r>
-      </w:hyperlink>
+      <w:r>
+        <w:rPr>
+          <w:lang w:val="fr_FR" w:bidi="fr_FR"/>
+        </w:rPr>
+        <w:t>2Co 2.17</w:t>
+      </w:r>
       <w:r>
         <w:rPr>
           <w:lang w:val="fr_FR" w:bidi="fr_FR"/>
         </w:rPr>
         <w:t xml:space="preserve">; </w:t>
       </w:r>
-      <w:hyperlink r:id="rId59">
-        <w:r>
-          <w:rPr>
-            <w:lang w:val="fr_FR" w:bidi="fr_FR"/>
-          </w:rPr>
-          <w:rPr>
-            <w:color w:val="0000EE"/>
-            <w:u w:val="single"/>
-          </w:rPr>
-          <w:t>1P 5.2</w:t>
-        </w:r>
-      </w:hyperlink>
+      <w:r>
+        <w:rPr>
+          <w:lang w:val="fr_FR" w:bidi="fr_FR"/>
+        </w:rPr>
+        <w:t>1P 5.2</w:t>
+      </w:r>
       <w:r>
         <w:rPr>
           <w:lang w:val="fr_FR" w:bidi="fr_FR"/>
@@ -1878,108 +1566,72 @@
         </w:rPr>
         <w:t>Paul cite ici Épiménide de Cnossos, un philosophe qui a vécu en Crète environ 6 siècles avant J.-C. • Cette accusation visait spécifiquement l'affirmation crétoise selon laquelle le tombeau de Zeus se trouvait sur l'île. Selon la mythologie crétoise, le dieu Zeus était autrefois un être humain qui a vécu et est mort en Crète (son tombeau était censé s'y trouver) mais qui avait atteint la divinité grâce à son mécénat (c'est-à-dire ses dons et bienfaits) envers les humains. Certains moralistes grecs s'opposaient à cette légende et la qualifiaient de mensonge. Une citation retrouvée à Alexandrie datant du troisième siècle avant J.-C. dit : « Les Crétois sont toujours menteurs. Pour un tombeau, Ô Seigneur, les Crétois te construisent ; mais tu ne meurs pas, car tu es éternel. » Un des prophètes de Crète (Épiménide) affirme la même chose, et Paul approuve son constat (</w:t>
       </w:r>
-      <w:hyperlink r:id="rId46">
-        <w:r>
-          <w:rPr>
-            <w:lang w:val="fr_FR" w:bidi="fr_FR"/>
-          </w:rPr>
-          <w:rPr>
-            <w:color w:val="0000EE"/>
-            <w:u w:val="single"/>
-          </w:rPr>
-          <w:t>1.13</w:t>
-        </w:r>
-      </w:hyperlink>
+      <w:r>
+        <w:rPr>
+          <w:lang w:val="fr_FR" w:bidi="fr_FR"/>
+        </w:rPr>
+        <w:t>1.13</w:t>
+      </w:r>
       <w:r>
         <w:rPr>
           <w:lang w:val="fr_FR" w:bidi="fr_FR"/>
         </w:rPr>
         <w:t xml:space="preserve">; voir </w:t>
       </w:r>
-      <w:hyperlink r:id="rId60">
-        <w:r>
-          <w:rPr>
-            <w:lang w:val="fr_FR" w:bidi="fr_FR"/>
-          </w:rPr>
-          <w:rPr>
-            <w:color w:val="0000EE"/>
-            <w:u w:val="single"/>
-          </w:rPr>
-          <w:t>Ac 17.28</w:t>
-        </w:r>
-      </w:hyperlink>
+      <w:r>
+        <w:rPr>
+          <w:lang w:val="fr_FR" w:bidi="fr_FR"/>
+        </w:rPr>
+        <w:t>Ac 17.28</w:t>
+      </w:r>
       <w:r>
         <w:rPr>
           <w:lang w:val="fr_FR" w:bidi="fr_FR"/>
         </w:rPr>
         <w:t>), car le Dieu qui ne ment pas (</w:t>
       </w:r>
-      <w:hyperlink r:id="rId61">
-        <w:r>
-          <w:rPr>
-            <w:lang w:val="fr_FR" w:bidi="fr_FR"/>
-          </w:rPr>
-          <w:rPr>
-            <w:color w:val="0000EE"/>
-            <w:u w:val="single"/>
-          </w:rPr>
-          <w:t>Tite 1.2</w:t>
-        </w:r>
-      </w:hyperlink>
+      <w:r>
+        <w:rPr>
+          <w:lang w:val="fr_FR" w:bidi="fr_FR"/>
+        </w:rPr>
+        <w:t>Tite 1.2</w:t>
+      </w:r>
       <w:r>
         <w:rPr>
           <w:lang w:val="fr_FR" w:bidi="fr_FR"/>
         </w:rPr>
         <w:t>) s'oppose aux mensonges de ces mythes. • On croyait que l'immoralité crétoise découlait de leur croyance concernant Zeus ; les mensonges religieux avaient engendré une corruption morale. Paul contrecarre plus tard ces vices en présentant les vertus opposées (</w:t>
       </w:r>
-      <w:hyperlink r:id="rId62">
-        <w:r>
-          <w:rPr>
-            <w:lang w:val="fr_FR" w:bidi="fr_FR"/>
-          </w:rPr>
-          <w:rPr>
-            <w:color w:val="0000EE"/>
-            <w:u w:val="single"/>
-          </w:rPr>
-          <w:t>2.12</w:t>
-        </w:r>
-      </w:hyperlink>
+      <w:r>
+        <w:rPr>
+          <w:lang w:val="fr_FR" w:bidi="fr_FR"/>
+        </w:rPr>
+        <w:t>2.12</w:t>
+      </w:r>
       <w:r>
         <w:rPr>
           <w:lang w:val="fr_FR" w:bidi="fr_FR"/>
         </w:rPr>
         <w:t>). Il appelle les Crétois à atteindre les idéaux éthiques qui sont généralement valorisés dans la société humaine, mais qui faisaient défaut parmi eux, comme le déplorait leur propre prophète. Ils n'atteindraient ces idéaux qu'à travers l'Évangile de Jésus-Christ (</w:t>
       </w:r>
-      <w:hyperlink r:id="rId13">
-        <w:r>
-          <w:rPr>
-            <w:lang w:val="fr_FR" w:bidi="fr_FR"/>
-          </w:rPr>
-          <w:rPr>
-            <w:color w:val="0000EE"/>
-            <w:u w:val="single"/>
-          </w:rPr>
-          <w:t>2.11–14</w:t>
-        </w:r>
-      </w:hyperlink>
+      <w:r>
+        <w:rPr>
+          <w:lang w:val="fr_FR" w:bidi="fr_FR"/>
+        </w:rPr>
+        <w:t>2.11–14</w:t>
+      </w:r>
       <w:r>
         <w:rPr>
           <w:lang w:val="fr_FR" w:bidi="fr_FR"/>
         </w:rPr>
         <w:t xml:space="preserve">). • Les Crétois étaient connus pour être prêts à tout en échange d'un peu d'argent. Ils étaient célèbres en tant que mercenaires et consommateurs insatiables. Ils ne voyaient apparemment aucune honte dans la cupidité (voir </w:t>
       </w:r>
-      <w:hyperlink r:id="rId63">
-        <w:r>
-          <w:rPr>
-            <w:lang w:val="fr_FR" w:bidi="fr_FR"/>
-          </w:rPr>
-          <w:rPr>
-            <w:color w:val="0000EE"/>
-            <w:u w:val="single"/>
-          </w:rPr>
-          <w:t>Ph 3.19</w:t>
-        </w:r>
-      </w:hyperlink>
+      <w:r>
+        <w:rPr>
+          <w:lang w:val="fr_FR" w:bidi="fr_FR"/>
+        </w:rPr>
+        <w:t>Ph 3.19</w:t>
+      </w:r>
       <w:r>
         <w:rPr>
           <w:lang w:val="fr_FR" w:bidi="fr_FR"/>
@@ -2046,18 +1698,12 @@
         </w:rPr>
         <w:t xml:space="preserve">. • La fermeté dans la foi est démontrée dans la capacité à rejeter les faux enseignements (cf. </w:t>
       </w:r>
-      <w:hyperlink r:id="rId64">
-        <w:r>
-          <w:rPr>
-            <w:lang w:val="fr_FR" w:bidi="fr_FR"/>
-          </w:rPr>
-          <w:rPr>
-            <w:color w:val="0000EE"/>
-            <w:u w:val="single"/>
-          </w:rPr>
-          <w:t>1.9</w:t>
-        </w:r>
-      </w:hyperlink>
+      <w:r>
+        <w:rPr>
+          <w:lang w:val="fr_FR" w:bidi="fr_FR"/>
+        </w:rPr>
+        <w:t>1.9</w:t>
+      </w:r>
       <w:r>
         <w:rPr>
           <w:lang w:val="fr_FR" w:bidi="fr_FR"/>
@@ -2112,90 +1758,60 @@
         </w:rPr>
         <w:t xml:space="preserve">Voir </w:t>
       </w:r>
-      <w:hyperlink r:id="rId51">
-        <w:r>
-          <w:rPr>
-            <w:lang w:val="fr_FR" w:bidi="fr_FR"/>
-          </w:rPr>
-          <w:rPr>
-            <w:color w:val="0000EE"/>
-            <w:u w:val="single"/>
-          </w:rPr>
-          <w:t>3.9</w:t>
-        </w:r>
-      </w:hyperlink>
+      <w:r>
+        <w:rPr>
+          <w:lang w:val="fr_FR" w:bidi="fr_FR"/>
+        </w:rPr>
+        <w:t>3.9</w:t>
+      </w:r>
       <w:r>
         <w:rPr>
           <w:lang w:val="fr_FR" w:bidi="fr_FR"/>
         </w:rPr>
         <w:t xml:space="preserve">; </w:t>
       </w:r>
-      <w:hyperlink r:id="rId38">
-        <w:r>
-          <w:rPr>
-            <w:lang w:val="fr_FR" w:bidi="fr_FR"/>
-          </w:rPr>
-          <w:rPr>
-            <w:color w:val="0000EE"/>
-            <w:u w:val="single"/>
-          </w:rPr>
-          <w:t>1Tm 1.4</w:t>
-        </w:r>
-      </w:hyperlink>
+      <w:r>
+        <w:rPr>
+          <w:lang w:val="fr_FR" w:bidi="fr_FR"/>
+        </w:rPr>
+        <w:t>1Tm 1.4</w:t>
+      </w:r>
       <w:r>
         <w:rPr>
           <w:lang w:val="fr_FR" w:bidi="fr_FR"/>
         </w:rPr>
         <w:t xml:space="preserve">; </w:t>
       </w:r>
-      <w:hyperlink r:id="rId65">
-        <w:r>
-          <w:rPr>
-            <w:lang w:val="fr_FR" w:bidi="fr_FR"/>
-          </w:rPr>
-          <w:rPr>
-            <w:color w:val="0000EE"/>
-            <w:u w:val="single"/>
-          </w:rPr>
-          <w:t>4.7</w:t>
-        </w:r>
-      </w:hyperlink>
+      <w:r>
+        <w:rPr>
+          <w:lang w:val="fr_FR" w:bidi="fr_FR"/>
+        </w:rPr>
+        <w:t>4.7</w:t>
+      </w:r>
       <w:r>
         <w:rPr>
           <w:lang w:val="fr_FR" w:bidi="fr_FR"/>
         </w:rPr>
         <w:t xml:space="preserve">; </w:t>
       </w:r>
-      <w:hyperlink r:id="rId66">
-        <w:r>
-          <w:rPr>
-            <w:lang w:val="fr_FR" w:bidi="fr_FR"/>
-          </w:rPr>
-          <w:rPr>
-            <w:color w:val="0000EE"/>
-            <w:u w:val="single"/>
-          </w:rPr>
-          <w:t>2Tm 4.4</w:t>
-        </w:r>
-      </w:hyperlink>
+      <w:r>
+        <w:rPr>
+          <w:lang w:val="fr_FR" w:bidi="fr_FR"/>
+        </w:rPr>
+        <w:t>2Tm 4.4</w:t>
+      </w:r>
       <w:r>
         <w:rPr>
           <w:lang w:val="fr_FR" w:bidi="fr_FR"/>
         </w:rPr>
         <w:t xml:space="preserve">. • Il s'agissait d'apostasie, et non pas simplement d'incrédulité. Voir </w:t>
       </w:r>
-      <w:hyperlink r:id="rId67">
-        <w:r>
-          <w:rPr>
-            <w:lang w:val="fr_FR" w:bidi="fr_FR"/>
-          </w:rPr>
-          <w:rPr>
-            <w:color w:val="0000EE"/>
-            <w:u w:val="single"/>
-          </w:rPr>
-          <w:t>1Tm 1.6–7</w:t>
-        </w:r>
-      </w:hyperlink>
+      <w:r>
+        <w:rPr>
+          <w:lang w:val="fr_FR" w:bidi="fr_FR"/>
+        </w:rPr>
+        <w:t>1Tm 1.6–7</w:t>
+      </w:r>
       <w:r>
         <w:rPr>
           <w:lang w:val="fr_FR" w:bidi="fr_FR"/>
@@ -2250,18 +1866,12 @@
         </w:rPr>
         <w:t xml:space="preserve">Voir </w:t>
       </w:r>
-      <w:hyperlink r:id="rId68">
-        <w:r>
-          <w:rPr>
-            <w:lang w:val="fr_FR" w:bidi="fr_FR"/>
-          </w:rPr>
-          <w:rPr>
-            <w:color w:val="0000EE"/>
-            <w:u w:val="single"/>
-          </w:rPr>
-          <w:t>1Tm 4.3–5</w:t>
-        </w:r>
-      </w:hyperlink>
+      <w:r>
+        <w:rPr>
+          <w:lang w:val="fr_FR" w:bidi="fr_FR"/>
+        </w:rPr>
+        <w:t>1Tm 4.3–5</w:t>
+      </w:r>
       <w:r>
         <w:rPr>
           <w:lang w:val="fr_FR" w:bidi="fr_FR"/>
@@ -2316,36 +1926,24 @@
         </w:rPr>
         <w:t xml:space="preserve">Ces deux versets concernent ceux dont il est question en </w:t>
       </w:r>
-      <w:hyperlink r:id="rId69">
-        <w:r>
-          <w:rPr>
-            <w:lang w:val="fr_FR" w:bidi="fr_FR"/>
-          </w:rPr>
-          <w:rPr>
-            <w:color w:val="0000EE"/>
-            <w:u w:val="single"/>
-          </w:rPr>
-          <w:t>1.14</w:t>
-        </w:r>
-      </w:hyperlink>
+      <w:r>
+        <w:rPr>
+          <w:lang w:val="fr_FR" w:bidi="fr_FR"/>
+        </w:rPr>
+        <w:t>1.14</w:t>
+      </w:r>
       <w:r>
         <w:rPr>
           <w:lang w:val="fr_FR" w:bidi="fr_FR"/>
         </w:rPr>
         <w:t>, et leurs préceptes, tout en servant de transition vers une section concernant la saine doctrine (</w:t>
       </w:r>
-      <w:hyperlink r:id="rId43">
-        <w:r>
-          <w:rPr>
-            <w:lang w:val="fr_FR" w:bidi="fr_FR"/>
-          </w:rPr>
-          <w:rPr>
-            <w:color w:val="0000EE"/>
-            <w:u w:val="single"/>
-          </w:rPr>
-          <w:t>2.1–3.11</w:t>
-        </w:r>
-      </w:hyperlink>
+      <w:r>
+        <w:rPr>
+          <w:lang w:val="fr_FR" w:bidi="fr_FR"/>
+        </w:rPr>
+        <w:t>2.1–3.11</w:t>
+      </w:r>
       <w:r>
         <w:rPr>
           <w:lang w:val="fr_FR" w:bidi="fr_FR"/>
@@ -2400,108 +1998,72 @@
         </w:rPr>
         <w:t xml:space="preserve">Un enseignement sain et la piété sont toujours liés dans les lettres à Timothée et Tite (voir </w:t>
       </w:r>
-      <w:hyperlink r:id="rId70">
-        <w:r>
-          <w:rPr>
-            <w:lang w:val="fr_FR" w:bidi="fr_FR"/>
-          </w:rPr>
-          <w:rPr>
-            <w:color w:val="0000EE"/>
-            <w:u w:val="single"/>
-          </w:rPr>
-          <w:t>1Tm 1.7–11</w:t>
-        </w:r>
-      </w:hyperlink>
+      <w:r>
+        <w:rPr>
+          <w:lang w:val="fr_FR" w:bidi="fr_FR"/>
+        </w:rPr>
+        <w:t>1Tm 1.7–11</w:t>
+      </w:r>
       <w:r>
         <w:rPr>
           <w:lang w:val="fr_FR" w:bidi="fr_FR"/>
         </w:rPr>
         <w:t xml:space="preserve">; </w:t>
       </w:r>
-      <w:hyperlink r:id="rId71">
-        <w:r>
-          <w:rPr>
-            <w:lang w:val="fr_FR" w:bidi="fr_FR"/>
-          </w:rPr>
-          <w:rPr>
-            <w:color w:val="0000EE"/>
-            <w:u w:val="single"/>
-          </w:rPr>
-          <w:t>3.15–16</w:t>
-        </w:r>
-      </w:hyperlink>
+      <w:r>
+        <w:rPr>
+          <w:lang w:val="fr_FR" w:bidi="fr_FR"/>
+        </w:rPr>
+        <w:t>3.15–16</w:t>
+      </w:r>
       <w:r>
         <w:rPr>
           <w:lang w:val="fr_FR" w:bidi="fr_FR"/>
         </w:rPr>
         <w:t xml:space="preserve">; </w:t>
       </w:r>
-      <w:hyperlink r:id="rId72">
-        <w:r>
-          <w:rPr>
-            <w:lang w:val="fr_FR" w:bidi="fr_FR"/>
-          </w:rPr>
-          <w:rPr>
-            <w:color w:val="0000EE"/>
-            <w:u w:val="single"/>
-          </w:rPr>
-          <w:t>5.24–25</w:t>
-        </w:r>
-      </w:hyperlink>
+      <w:r>
+        <w:rPr>
+          <w:lang w:val="fr_FR" w:bidi="fr_FR"/>
+        </w:rPr>
+        <w:t>5.24–25</w:t>
+      </w:r>
       <w:r>
         <w:rPr>
           <w:lang w:val="fr_FR" w:bidi="fr_FR"/>
         </w:rPr>
         <w:t xml:space="preserve">; </w:t>
       </w:r>
-      <w:hyperlink r:id="rId73">
-        <w:r>
-          <w:rPr>
-            <w:lang w:val="fr_FR" w:bidi="fr_FR"/>
-          </w:rPr>
-          <w:rPr>
-            <w:color w:val="0000EE"/>
-            <w:u w:val="single"/>
-          </w:rPr>
-          <w:t>2Tm 3.5</w:t>
-        </w:r>
-      </w:hyperlink>
+      <w:r>
+        <w:rPr>
+          <w:lang w:val="fr_FR" w:bidi="fr_FR"/>
+        </w:rPr>
+        <w:t>2Tm 3.5</w:t>
+      </w:r>
       <w:r>
         <w:rPr>
           <w:lang w:val="fr_FR" w:bidi="fr_FR"/>
         </w:rPr>
         <w:t xml:space="preserve">, </w:t>
       </w:r>
-      <w:hyperlink r:id="rId74">
-        <w:r>
-          <w:rPr>
-            <w:lang w:val="fr_FR" w:bidi="fr_FR"/>
-          </w:rPr>
-          <w:rPr>
-            <w:color w:val="0000EE"/>
-            <w:u w:val="single"/>
-          </w:rPr>
-          <w:t>9</w:t>
-        </w:r>
-      </w:hyperlink>
+      <w:r>
+        <w:rPr>
+          <w:lang w:val="fr_FR" w:bidi="fr_FR"/>
+        </w:rPr>
+        <w:t>9</w:t>
+      </w:r>
       <w:r>
         <w:rPr>
           <w:lang w:val="fr_FR" w:bidi="fr_FR"/>
         </w:rPr>
         <w:t xml:space="preserve">). De même, la manière impie dont ils vivent est liée à un enseignement faux. • Ceci contraste avec </w:t>
       </w:r>
-      <w:hyperlink r:id="rId75">
-        <w:r>
-          <w:rPr>
-            <w:lang w:val="fr_FR" w:bidi="fr_FR"/>
-          </w:rPr>
-          <w:rPr>
-            <w:color w:val="0000EE"/>
-            <w:u w:val="single"/>
-          </w:rPr>
-          <w:t>Tite 3.1</w:t>
-        </w:r>
-      </w:hyperlink>
+      <w:r>
+        <w:rPr>
+          <w:lang w:val="fr_FR" w:bidi="fr_FR"/>
+        </w:rPr>
+        <w:t>Tite 3.1</w:t>
+      </w:r>
       <w:r>
         <w:rPr>
           <w:lang w:val="fr_FR" w:bidi="fr_FR"/>
@@ -2556,144 +2118,96 @@
         </w:rPr>
         <w:t>L'enseignement sain était particulièrement nécessaire en raison des faux enseignants, qui avaient causé des ravages dans des familles entières (</w:t>
       </w:r>
-      <w:hyperlink r:id="rId36">
-        <w:r>
-          <w:rPr>
-            <w:lang w:val="fr_FR" w:bidi="fr_FR"/>
-          </w:rPr>
-          <w:rPr>
-            <w:color w:val="0000EE"/>
-            <w:u w:val="single"/>
-          </w:rPr>
-          <w:t>1.11</w:t>
-        </w:r>
-      </w:hyperlink>
+      <w:r>
+        <w:rPr>
+          <w:lang w:val="fr_FR" w:bidi="fr_FR"/>
+        </w:rPr>
+        <w:t>1.11</w:t>
+      </w:r>
       <w:r>
         <w:rPr>
           <w:lang w:val="fr_FR" w:bidi="fr_FR"/>
         </w:rPr>
         <w:t xml:space="preserve">). En </w:t>
       </w:r>
-      <w:hyperlink r:id="rId76">
-        <w:r>
-          <w:rPr>
-            <w:lang w:val="fr_FR" w:bidi="fr_FR"/>
-          </w:rPr>
-          <w:rPr>
-            <w:color w:val="0000EE"/>
-            <w:u w:val="single"/>
-          </w:rPr>
-          <w:t>2.1–10</w:t>
-        </w:r>
-      </w:hyperlink>
+      <w:r>
+        <w:rPr>
+          <w:lang w:val="fr_FR" w:bidi="fr_FR"/>
+        </w:rPr>
+        <w:t>2.1–10</w:t>
+      </w:r>
       <w:r>
         <w:rPr>
           <w:lang w:val="fr_FR" w:bidi="fr_FR"/>
         </w:rPr>
         <w:t>, Paul s'adresse à différents groupes au sein de la famille de foi, montrant son souci pour le témoignage public de l'église (</w:t>
       </w:r>
-      <w:hyperlink r:id="rId77">
-        <w:r>
-          <w:rPr>
-            <w:lang w:val="fr_FR" w:bidi="fr_FR"/>
-          </w:rPr>
-          <w:rPr>
-            <w:color w:val="0000EE"/>
-            <w:u w:val="single"/>
-          </w:rPr>
-          <w:t>2.5</w:t>
-        </w:r>
-      </w:hyperlink>
+      <w:r>
+        <w:rPr>
+          <w:lang w:val="fr_FR" w:bidi="fr_FR"/>
+        </w:rPr>
+        <w:t>2.5</w:t>
+      </w:r>
       <w:r>
         <w:rPr>
           <w:lang w:val="fr_FR" w:bidi="fr_FR"/>
         </w:rPr>
         <w:t xml:space="preserve">, </w:t>
       </w:r>
-      <w:hyperlink r:id="rId78">
-        <w:r>
-          <w:rPr>
-            <w:lang w:val="fr_FR" w:bidi="fr_FR"/>
-          </w:rPr>
-          <w:rPr>
-            <w:color w:val="0000EE"/>
-            <w:u w:val="single"/>
-          </w:rPr>
-          <w:t>8</w:t>
-        </w:r>
-      </w:hyperlink>
+      <w:r>
+        <w:rPr>
+          <w:lang w:val="fr_FR" w:bidi="fr_FR"/>
+        </w:rPr>
+        <w:t>8</w:t>
+      </w:r>
       <w:r>
         <w:rPr>
           <w:lang w:val="fr_FR" w:bidi="fr_FR"/>
         </w:rPr>
         <w:t xml:space="preserve">, </w:t>
       </w:r>
-      <w:hyperlink r:id="rId25">
-        <w:r>
-          <w:rPr>
-            <w:lang w:val="fr_FR" w:bidi="fr_FR"/>
-          </w:rPr>
-          <w:rPr>
-            <w:color w:val="0000EE"/>
-            <w:u w:val="single"/>
-          </w:rPr>
-          <w:t>10</w:t>
-        </w:r>
-      </w:hyperlink>
+      <w:r>
+        <w:rPr>
+          <w:lang w:val="fr_FR" w:bidi="fr_FR"/>
+        </w:rPr>
+        <w:t>10</w:t>
+      </w:r>
       <w:r>
         <w:rPr>
           <w:lang w:val="fr_FR" w:bidi="fr_FR"/>
         </w:rPr>
         <w:t xml:space="preserve">; voir aussi </w:t>
       </w:r>
-      <w:hyperlink r:id="rId79">
-        <w:r>
-          <w:rPr>
-            <w:lang w:val="fr_FR" w:bidi="fr_FR"/>
-          </w:rPr>
-          <w:rPr>
-            <w:color w:val="0000EE"/>
-            <w:u w:val="single"/>
-          </w:rPr>
-          <w:t>1Tm 5.1–6.2</w:t>
-        </w:r>
-      </w:hyperlink>
+      <w:r>
+        <w:rPr>
+          <w:lang w:val="fr_FR" w:bidi="fr_FR"/>
+        </w:rPr>
+        <w:t>1Tm 5.1–6.2</w:t>
+      </w:r>
       <w:r>
         <w:rPr>
           <w:lang w:val="fr_FR" w:bidi="fr_FR"/>
         </w:rPr>
         <w:t>). Ensuite, Paul développe une réflexion sur la venue du Christ (</w:t>
       </w:r>
-      <w:hyperlink r:id="rId13">
-        <w:r>
-          <w:rPr>
-            <w:lang w:val="fr_FR" w:bidi="fr_FR"/>
-          </w:rPr>
-          <w:rPr>
-            <w:color w:val="0000EE"/>
-            <w:u w:val="single"/>
-          </w:rPr>
-          <w:t>Tite 2.11–14</w:t>
-        </w:r>
-      </w:hyperlink>
+      <w:r>
+        <w:rPr>
+          <w:lang w:val="fr_FR" w:bidi="fr_FR"/>
+        </w:rPr>
+        <w:t>Tite 2.11–14</w:t>
+      </w:r>
       <w:r>
         <w:rPr>
           <w:lang w:val="fr_FR" w:bidi="fr_FR"/>
         </w:rPr>
         <w:t>) avant de donner un ordre direct à Tite (</w:t>
       </w:r>
-      <w:hyperlink r:id="rId47">
-        <w:r>
-          <w:rPr>
-            <w:lang w:val="fr_FR" w:bidi="fr_FR"/>
-          </w:rPr>
-          <w:rPr>
-            <w:color w:val="0000EE"/>
-            <w:u w:val="single"/>
-          </w:rPr>
-          <w:t>2.15</w:t>
-        </w:r>
-      </w:hyperlink>
+      <w:r>
+        <w:rPr>
+          <w:lang w:val="fr_FR" w:bidi="fr_FR"/>
+        </w:rPr>
+        <w:t>2.15</w:t>
+      </w:r>
       <w:r>
         <w:rPr>
           <w:lang w:val="fr_FR" w:bidi="fr_FR"/>
@@ -2748,18 +2262,12 @@
         </w:rPr>
         <w:t xml:space="preserve">Le but de ces commandements est de rendre l'enseignement sur Dieu attrayant (voir </w:t>
       </w:r>
-      <w:hyperlink r:id="rId80">
-        <w:r>
-          <w:rPr>
-            <w:lang w:val="fr_FR" w:bidi="fr_FR"/>
-          </w:rPr>
-          <w:rPr>
-            <w:color w:val="0000EE"/>
-            <w:u w:val="single"/>
-          </w:rPr>
-          <w:t>1Tm 6.1–2</w:t>
-        </w:r>
-      </w:hyperlink>
+      <w:r>
+        <w:rPr>
+          <w:lang w:val="fr_FR" w:bidi="fr_FR"/>
+        </w:rPr>
+        <w:t>1Tm 6.1–2</w:t>
+      </w:r>
       <w:r>
         <w:rPr>
           <w:lang w:val="fr_FR" w:bidi="fr_FR"/>
@@ -2826,54 +2334,36 @@
         </w:rPr>
         <w:t>. • Paul entend que la grâce de Dieu accomplira pleinement ses desseins parmi les Crétois et que, ce faisant, elle les enrôlera dans l'œuvre salutaire de Dieu qu'est la propagation de l'Évangile (</w:t>
       </w:r>
-      <w:hyperlink r:id="rId62">
-        <w:r>
-          <w:rPr>
-            <w:lang w:val="fr_FR" w:bidi="fr_FR"/>
-          </w:rPr>
-          <w:rPr>
-            <w:color w:val="0000EE"/>
-            <w:u w:val="single"/>
-          </w:rPr>
-          <w:t>Tite 2.12</w:t>
-        </w:r>
-      </w:hyperlink>
+      <w:r>
+        <w:rPr>
+          <w:lang w:val="fr_FR" w:bidi="fr_FR"/>
+        </w:rPr>
+        <w:t>Tite 2.12</w:t>
+      </w:r>
       <w:r>
         <w:rPr>
           <w:lang w:val="fr_FR" w:bidi="fr_FR"/>
         </w:rPr>
         <w:t xml:space="preserve">; voir </w:t>
       </w:r>
-      <w:hyperlink r:id="rId81">
-        <w:r>
-          <w:rPr>
-            <w:lang w:val="fr_FR" w:bidi="fr_FR"/>
-          </w:rPr>
-          <w:rPr>
-            <w:color w:val="0000EE"/>
-            <w:u w:val="single"/>
-          </w:rPr>
-          <w:t>1Tm 2.1–7</w:t>
-        </w:r>
-      </w:hyperlink>
+      <w:r>
+        <w:rPr>
+          <w:lang w:val="fr_FR" w:bidi="fr_FR"/>
+        </w:rPr>
+        <w:t>1Tm 2.1–7</w:t>
+      </w:r>
       <w:r>
         <w:rPr>
           <w:lang w:val="fr_FR" w:bidi="fr_FR"/>
         </w:rPr>
         <w:t xml:space="preserve">; </w:t>
       </w:r>
-      <w:hyperlink r:id="rId82">
-        <w:r>
-          <w:rPr>
-            <w:lang w:val="fr_FR" w:bidi="fr_FR"/>
-          </w:rPr>
-          <w:rPr>
-            <w:color w:val="0000EE"/>
-            <w:u w:val="single"/>
-          </w:rPr>
-          <w:t>4.10</w:t>
-        </w:r>
-      </w:hyperlink>
+      <w:r>
+        <w:rPr>
+          <w:lang w:val="fr_FR" w:bidi="fr_FR"/>
+        </w:rPr>
+        <w:t>4.10</w:t>
+      </w:r>
       <w:r>
         <w:rPr>
           <w:lang w:val="fr_FR" w:bidi="fr_FR"/>
@@ -2928,36 +2418,24 @@
         </w:rPr>
         <w:t xml:space="preserve">Les commandements de </w:t>
       </w:r>
-      <w:hyperlink r:id="rId76">
-        <w:r>
-          <w:rPr>
-            <w:lang w:val="fr_FR" w:bidi="fr_FR"/>
-          </w:rPr>
-          <w:rPr>
-            <w:color w:val="0000EE"/>
-            <w:u w:val="single"/>
-          </w:rPr>
-          <w:t>2.1–10</w:t>
-        </w:r>
-      </w:hyperlink>
+      <w:r>
+        <w:rPr>
+          <w:lang w:val="fr_FR" w:bidi="fr_FR"/>
+        </w:rPr>
+        <w:t>2.1–10</w:t>
+      </w:r>
       <w:r>
         <w:rPr>
           <w:lang w:val="fr_FR" w:bidi="fr_FR"/>
         </w:rPr>
         <w:t xml:space="preserve"> trouvent leur origine et leur raison d'être dans les deux venues de Jésus. La grâce de Dieu est un modèle pour la conduite de l'église, de même le salut par la grâce permet de vivre convenablement, et suscite des personnes zélées pour de bonnes œuvres (voir aussi </w:t>
       </w:r>
-      <w:hyperlink r:id="rId83">
-        <w:r>
-          <w:rPr>
-            <w:lang w:val="fr_FR" w:bidi="fr_FR"/>
-          </w:rPr>
-          <w:rPr>
-            <w:color w:val="0000EE"/>
-            <w:u w:val="single"/>
-          </w:rPr>
-          <w:t>3.3–7</w:t>
-        </w:r>
-      </w:hyperlink>
+      <w:r>
+        <w:rPr>
+          <w:lang w:val="fr_FR" w:bidi="fr_FR"/>
+        </w:rPr>
+        <w:t>3.3–7</w:t>
+      </w:r>
       <w:r>
         <w:rPr>
           <w:lang w:val="fr_FR" w:bidi="fr_FR"/>
@@ -3012,36 +2490,24 @@
         </w:rPr>
         <w:t xml:space="preserve">L'accent ici est mis sur les vertus suivantes : la sagesse, la droiture et la piété. Dans les écrits gréco-romains, ces trois vertus représentent en général une conduite vertueuse. Ces vertus s'opposent aux vices crétois énumérés en </w:t>
       </w:r>
-      <w:hyperlink r:id="rId35">
-        <w:r>
-          <w:rPr>
-            <w:lang w:val="fr_FR" w:bidi="fr_FR"/>
-          </w:rPr>
-          <w:rPr>
-            <w:color w:val="0000EE"/>
-            <w:u w:val="single"/>
-          </w:rPr>
-          <w:t>1.12</w:t>
-        </w:r>
-      </w:hyperlink>
+      <w:r>
+        <w:rPr>
+          <w:lang w:val="fr_FR" w:bidi="fr_FR"/>
+        </w:rPr>
+        <w:t>1.12</w:t>
+      </w:r>
       <w:r>
         <w:rPr>
           <w:lang w:val="fr_FR" w:bidi="fr_FR"/>
         </w:rPr>
         <w:t xml:space="preserve"> et sont transformées en qualités profondément chrétiennes (voir </w:t>
       </w:r>
-      <w:hyperlink r:id="rId26">
-        <w:r>
-          <w:rPr>
-            <w:lang w:val="fr_FR" w:bidi="fr_FR"/>
-          </w:rPr>
-          <w:rPr>
-            <w:color w:val="0000EE"/>
-            <w:u w:val="single"/>
-          </w:rPr>
-          <w:t>2.13</w:t>
-        </w:r>
-      </w:hyperlink>
+      <w:r>
+        <w:rPr>
+          <w:lang w:val="fr_FR" w:bidi="fr_FR"/>
+        </w:rPr>
+        <w:t>2.13</w:t>
+      </w:r>
       <w:r>
         <w:rPr>
           <w:lang w:val="fr_FR" w:bidi="fr_FR"/>
@@ -3096,18 +2562,12 @@
         </w:rPr>
         <w:t xml:space="preserve">Cela implique à la fois l'espoir et la redevabilité future, qui incitent à se conduire avec piété dans le temps présent. • Il s'agit ici d'un mot grec important dans les lettres à Timothée et Tite (“épiphanie” ou “apparition”; aussi </w:t>
       </w:r>
-      <w:hyperlink r:id="rId84">
-        <w:r>
-          <w:rPr>
-            <w:lang w:val="fr_FR" w:bidi="fr_FR"/>
-          </w:rPr>
-          <w:rPr>
-            <w:color w:val="0000EE"/>
-            <w:u w:val="single"/>
-          </w:rPr>
-          <w:t>2.11</w:t>
-        </w:r>
-      </w:hyperlink>
+      <w:r>
+        <w:rPr>
+          <w:lang w:val="fr_FR" w:bidi="fr_FR"/>
+        </w:rPr>
+        <w:t>2.11</w:t>
+      </w:r>
       <w:r>
         <w:rPr>
           <w:lang w:val="fr_FR" w:bidi="fr_FR"/>
@@ -3126,108 +2586,72 @@
         </w:rPr>
         <w:t xml:space="preserve">). • C'est l'un des rares endroits du Nouveau Testament où Jésus-Christ est appelé ouvertement “Dieu” (voir aussi </w:t>
       </w:r>
-      <w:hyperlink r:id="rId85">
-        <w:r>
-          <w:rPr>
-            <w:lang w:val="fr_FR" w:bidi="fr_FR"/>
-          </w:rPr>
-          <w:rPr>
-            <w:color w:val="0000EE"/>
-            <w:u w:val="single"/>
-          </w:rPr>
-          <w:t>Jn 1.1</w:t>
-        </w:r>
-      </w:hyperlink>
+      <w:r>
+        <w:rPr>
+          <w:lang w:val="fr_FR" w:bidi="fr_FR"/>
+        </w:rPr>
+        <w:t>Jn 1.1</w:t>
+      </w:r>
       <w:r>
         <w:rPr>
           <w:lang w:val="fr_FR" w:bidi="fr_FR"/>
         </w:rPr>
         <w:t xml:space="preserve">; </w:t>
       </w:r>
-      <w:hyperlink r:id="rId86">
-        <w:r>
-          <w:rPr>
-            <w:lang w:val="fr_FR" w:bidi="fr_FR"/>
-          </w:rPr>
-          <w:rPr>
-            <w:color w:val="0000EE"/>
-            <w:u w:val="single"/>
-          </w:rPr>
-          <w:t>20.28</w:t>
-        </w:r>
-      </w:hyperlink>
+      <w:r>
+        <w:rPr>
+          <w:lang w:val="fr_FR" w:bidi="fr_FR"/>
+        </w:rPr>
+        <w:t>20.28</w:t>
+      </w:r>
       <w:r>
         <w:rPr>
           <w:lang w:val="fr_FR" w:bidi="fr_FR"/>
         </w:rPr>
         <w:t xml:space="preserve">; </w:t>
       </w:r>
-      <w:hyperlink r:id="rId87">
-        <w:r>
-          <w:rPr>
-            <w:lang w:val="fr_FR" w:bidi="fr_FR"/>
-          </w:rPr>
-          <w:rPr>
-            <w:color w:val="0000EE"/>
-            <w:u w:val="single"/>
-          </w:rPr>
-          <w:t>Rm 9.5</w:t>
-        </w:r>
-      </w:hyperlink>
+      <w:r>
+        <w:rPr>
+          <w:lang w:val="fr_FR" w:bidi="fr_FR"/>
+        </w:rPr>
+        <w:t>Rm 9.5</w:t>
+      </w:r>
       <w:r>
         <w:rPr>
           <w:lang w:val="fr_FR" w:bidi="fr_FR"/>
         </w:rPr>
         <w:t xml:space="preserve">; </w:t>
       </w:r>
-      <w:hyperlink r:id="rId88">
-        <w:r>
-          <w:rPr>
-            <w:lang w:val="fr_FR" w:bidi="fr_FR"/>
-          </w:rPr>
-          <w:rPr>
-            <w:color w:val="0000EE"/>
-            <w:u w:val="single"/>
-          </w:rPr>
-          <w:t>Hé 1.8</w:t>
-        </w:r>
-      </w:hyperlink>
+      <w:r>
+        <w:rPr>
+          <w:lang w:val="fr_FR" w:bidi="fr_FR"/>
+        </w:rPr>
+        <w:t>Hé 1.8</w:t>
+      </w:r>
       <w:r>
         <w:rPr>
           <w:lang w:val="fr_FR" w:bidi="fr_FR"/>
         </w:rPr>
         <w:t xml:space="preserve">; </w:t>
       </w:r>
-      <w:hyperlink r:id="rId89">
-        <w:r>
-          <w:rPr>
-            <w:lang w:val="fr_FR" w:bidi="fr_FR"/>
-          </w:rPr>
-          <w:rPr>
-            <w:color w:val="0000EE"/>
-            <w:u w:val="single"/>
-          </w:rPr>
-          <w:t>2Pi 1.1</w:t>
-        </w:r>
-      </w:hyperlink>
+      <w:r>
+        <w:rPr>
+          <w:lang w:val="fr_FR" w:bidi="fr_FR"/>
+        </w:rPr>
+        <w:t>2Pi 1.1</w:t>
+      </w:r>
       <w:r>
         <w:rPr>
           <w:lang w:val="fr_FR" w:bidi="fr_FR"/>
         </w:rPr>
         <w:t xml:space="preserve">; peut-être </w:t>
       </w:r>
-      <w:hyperlink r:id="rId90">
-        <w:r>
-          <w:rPr>
-            <w:lang w:val="fr_FR" w:bidi="fr_FR"/>
-          </w:rPr>
-          <w:rPr>
-            <w:color w:val="0000EE"/>
-            <w:u w:val="single"/>
-          </w:rPr>
-          <w:t>Jean 1.18</w:t>
-        </w:r>
-      </w:hyperlink>
+      <w:r>
+        <w:rPr>
+          <w:lang w:val="fr_FR" w:bidi="fr_FR"/>
+        </w:rPr>
+        <w:t>Jean 1.18</w:t>
+      </w:r>
       <w:r>
         <w:rPr>
           <w:lang w:val="fr_FR" w:bidi="fr_FR"/>
@@ -3294,180 +2718,120 @@
         </w:rPr>
         <w:t xml:space="preserve">Le salut engendre un peuple qui a le désir et la capacité d'accomplir les bonnes œuvres décrites en </w:t>
       </w:r>
-      <w:hyperlink r:id="rId37">
-        <w:r>
-          <w:rPr>
-            <w:lang w:val="fr_FR" w:bidi="fr_FR"/>
-          </w:rPr>
-          <w:rPr>
-            <w:color w:val="0000EE"/>
-            <w:u w:val="single"/>
-          </w:rPr>
-          <w:t>2.2–10</w:t>
-        </w:r>
-      </w:hyperlink>
+      <w:r>
+        <w:rPr>
+          <w:lang w:val="fr_FR" w:bidi="fr_FR"/>
+        </w:rPr>
+        <w:t>2.2–10</w:t>
+      </w:r>
       <w:r>
         <w:rPr>
           <w:lang w:val="fr_FR" w:bidi="fr_FR"/>
         </w:rPr>
         <w:t xml:space="preserve">. • Voir aussi </w:t>
       </w:r>
-      <w:hyperlink r:id="rId22">
-        <w:r>
-          <w:rPr>
-            <w:lang w:val="fr_FR" w:bidi="fr_FR"/>
-          </w:rPr>
-          <w:rPr>
-            <w:color w:val="0000EE"/>
-            <w:u w:val="single"/>
-          </w:rPr>
-          <w:t>1Tm 2.6</w:t>
-        </w:r>
-      </w:hyperlink>
+      <w:r>
+        <w:rPr>
+          <w:lang w:val="fr_FR" w:bidi="fr_FR"/>
+        </w:rPr>
+        <w:t>1Tm 2.6</w:t>
+      </w:r>
       <w:r>
         <w:rPr>
           <w:lang w:val="fr_FR" w:bidi="fr_FR"/>
         </w:rPr>
         <w:t xml:space="preserve">. • Voir </w:t>
       </w:r>
-      <w:hyperlink r:id="rId91">
-        <w:r>
-          <w:rPr>
-            <w:lang w:val="fr_FR" w:bidi="fr_FR"/>
-          </w:rPr>
-          <w:rPr>
-            <w:color w:val="0000EE"/>
-            <w:u w:val="single"/>
-          </w:rPr>
-          <w:t>Ga 3.22</w:t>
-        </w:r>
-      </w:hyperlink>
+      <w:r>
+        <w:rPr>
+          <w:lang w:val="fr_FR" w:bidi="fr_FR"/>
+        </w:rPr>
+        <w:t>Ga 3.22</w:t>
+      </w:r>
       <w:r>
         <w:rPr>
           <w:lang w:val="fr_FR" w:bidi="fr_FR"/>
         </w:rPr>
         <w:t xml:space="preserve">; </w:t>
       </w:r>
-      <w:hyperlink r:id="rId92">
-        <w:r>
-          <w:rPr>
-            <w:lang w:val="fr_FR" w:bidi="fr_FR"/>
-          </w:rPr>
-          <w:rPr>
-            <w:color w:val="0000EE"/>
-            <w:u w:val="single"/>
-          </w:rPr>
-          <w:t>4.4–5</w:t>
-        </w:r>
-      </w:hyperlink>
+      <w:r>
+        <w:rPr>
+          <w:lang w:val="fr_FR" w:bidi="fr_FR"/>
+        </w:rPr>
+        <w:t>4.4–5</w:t>
+      </w:r>
       <w:r>
         <w:rPr>
           <w:lang w:val="fr_FR" w:bidi="fr_FR"/>
         </w:rPr>
         <w:t xml:space="preserve">; cf. </w:t>
       </w:r>
-      <w:hyperlink r:id="rId93">
-        <w:r>
-          <w:rPr>
-            <w:lang w:val="fr_FR" w:bidi="fr_FR"/>
-          </w:rPr>
-          <w:rPr>
-            <w:color w:val="0000EE"/>
-            <w:u w:val="single"/>
-          </w:rPr>
-          <w:t>Ex 6.6–8</w:t>
-        </w:r>
-      </w:hyperlink>
+      <w:r>
+        <w:rPr>
+          <w:lang w:val="fr_FR" w:bidi="fr_FR"/>
+        </w:rPr>
+        <w:t>Ex 6.6–8</w:t>
+      </w:r>
       <w:r>
         <w:rPr>
           <w:lang w:val="fr_FR" w:bidi="fr_FR"/>
         </w:rPr>
         <w:t xml:space="preserve">. • L'expression “son propre peuple” rappelle la désignation d'Israël en tant que nation (voir </w:t>
       </w:r>
-      <w:hyperlink r:id="rId94">
-        <w:r>
-          <w:rPr>
-            <w:lang w:val="fr_FR" w:bidi="fr_FR"/>
-          </w:rPr>
-          <w:rPr>
-            <w:color w:val="0000EE"/>
-            <w:u w:val="single"/>
-          </w:rPr>
-          <w:t>Ex 19.5</w:t>
-        </w:r>
-      </w:hyperlink>
+      <w:r>
+        <w:rPr>
+          <w:lang w:val="fr_FR" w:bidi="fr_FR"/>
+        </w:rPr>
+        <w:t>Ex 19.5</w:t>
+      </w:r>
       <w:r>
         <w:rPr>
           <w:lang w:val="fr_FR" w:bidi="fr_FR"/>
         </w:rPr>
         <w:t xml:space="preserve">; </w:t>
       </w:r>
-      <w:hyperlink r:id="rId95">
-        <w:r>
-          <w:rPr>
-            <w:lang w:val="fr_FR" w:bidi="fr_FR"/>
-          </w:rPr>
-          <w:rPr>
-            <w:color w:val="0000EE"/>
-            <w:u w:val="single"/>
-          </w:rPr>
-          <w:t>Dt 7.6</w:t>
-        </w:r>
-      </w:hyperlink>
+      <w:r>
+        <w:rPr>
+          <w:lang w:val="fr_FR" w:bidi="fr_FR"/>
+        </w:rPr>
+        <w:t>Dt 7.6</w:t>
+      </w:r>
       <w:r>
         <w:rPr>
           <w:lang w:val="fr_FR" w:bidi="fr_FR"/>
         </w:rPr>
         <w:t xml:space="preserve">; </w:t>
       </w:r>
-      <w:hyperlink r:id="rId96">
-        <w:r>
-          <w:rPr>
-            <w:lang w:val="fr_FR" w:bidi="fr_FR"/>
-          </w:rPr>
-          <w:rPr>
-            <w:color w:val="0000EE"/>
-            <w:u w:val="single"/>
-          </w:rPr>
-          <w:t>14.2</w:t>
-        </w:r>
-      </w:hyperlink>
+      <w:r>
+        <w:rPr>
+          <w:lang w:val="fr_FR" w:bidi="fr_FR"/>
+        </w:rPr>
+        <w:t>14.2</w:t>
+      </w:r>
       <w:r>
         <w:rPr>
           <w:lang w:val="fr_FR" w:bidi="fr_FR"/>
         </w:rPr>
         <w:t xml:space="preserve">). Ceux qui suivent le Christ sont maintenant le peuple de Dieu (sa nation) et l'Esprit les conduit à respecter l'alliance de Dieu. • Voir </w:t>
       </w:r>
-      <w:hyperlink r:id="rId97">
-        <w:r>
-          <w:rPr>
-            <w:lang w:val="fr_FR" w:bidi="fr_FR"/>
-          </w:rPr>
-          <w:rPr>
-            <w:color w:val="0000EE"/>
-            <w:u w:val="single"/>
-          </w:rPr>
-          <w:t>Ti 1.16</w:t>
-        </w:r>
-      </w:hyperlink>
+      <w:r>
+        <w:rPr>
+          <w:lang w:val="fr_FR" w:bidi="fr_FR"/>
+        </w:rPr>
+        <w:t>Ti 1.16</w:t>
+      </w:r>
       <w:r>
         <w:rPr>
           <w:lang w:val="fr_FR" w:bidi="fr_FR"/>
         </w:rPr>
         <w:t xml:space="preserve">; </w:t>
       </w:r>
-      <w:hyperlink r:id="rId98">
-        <w:r>
-          <w:rPr>
-            <w:lang w:val="fr_FR" w:bidi="fr_FR"/>
-          </w:rPr>
-          <w:rPr>
-            <w:color w:val="0000EE"/>
-            <w:u w:val="single"/>
-          </w:rPr>
-          <w:t>Ep 2.10</w:t>
-        </w:r>
-      </w:hyperlink>
+      <w:r>
+        <w:rPr>
+          <w:lang w:val="fr_FR" w:bidi="fr_FR"/>
+        </w:rPr>
+        <w:t>Ep 2.10</w:t>
+      </w:r>
       <w:r>
         <w:rPr>
           <w:lang w:val="fr_FR" w:bidi="fr_FR"/>
@@ -3522,54 +2886,36 @@
         </w:rPr>
         <w:t>Paul est peut-être en train de dire aux croyants de faire une distinction claire entre eux et ceux qui se comportent de manière désordonnée. Si certains provoquent des divisions (</w:t>
       </w:r>
-      <w:hyperlink r:id="rId99">
-        <w:r>
-          <w:rPr>
-            <w:lang w:val="fr_FR" w:bidi="fr_FR"/>
-          </w:rPr>
-          <w:rPr>
-            <w:color w:val="0000EE"/>
-            <w:u w:val="single"/>
-          </w:rPr>
-          <w:t xml:space="preserve">1.10–15 </w:t>
-        </w:r>
-      </w:hyperlink>
+      <w:r>
+        <w:rPr>
+          <w:lang w:val="fr_FR" w:bidi="fr_FR"/>
+        </w:rPr>
+        <w:t xml:space="preserve">1.10–15 </w:t>
+      </w:r>
       <w:r>
         <w:rPr>
           <w:lang w:val="fr_FR" w:bidi="fr_FR"/>
         </w:rPr>
         <w:t xml:space="preserve">; </w:t>
       </w:r>
-      <w:hyperlink r:id="rId100">
-        <w:r>
-          <w:rPr>
-            <w:lang w:val="fr_FR" w:bidi="fr_FR"/>
-          </w:rPr>
-          <w:rPr>
-            <w:color w:val="0000EE"/>
-            <w:u w:val="single"/>
-          </w:rPr>
-          <w:t>3.10</w:t>
-        </w:r>
-      </w:hyperlink>
+      <w:r>
+        <w:rPr>
+          <w:lang w:val="fr_FR" w:bidi="fr_FR"/>
+        </w:rPr>
+        <w:t>3.10</w:t>
+      </w:r>
       <w:r>
         <w:rPr>
           <w:lang w:val="fr_FR" w:bidi="fr_FR"/>
         </w:rPr>
         <w:t xml:space="preserve">), leurs comportements répréhensibles découlent peut-être de leurs doctrines erronées (comme c'est probablement le cas dans </w:t>
       </w:r>
-      <w:hyperlink r:id="rId81">
-        <w:r>
-          <w:rPr>
-            <w:lang w:val="fr_FR" w:bidi="fr_FR"/>
-          </w:rPr>
-          <w:rPr>
-            <w:color w:val="0000EE"/>
-            <w:u w:val="single"/>
-          </w:rPr>
-          <w:t>1Tm 2.1–7</w:t>
-        </w:r>
-      </w:hyperlink>
+      <w:r>
+        <w:rPr>
+          <w:lang w:val="fr_FR" w:bidi="fr_FR"/>
+        </w:rPr>
+        <w:t>1Tm 2.1–7</w:t>
+      </w:r>
       <w:r>
         <w:rPr>
           <w:lang w:val="fr_FR" w:bidi="fr_FR"/>
@@ -3589,36 +2935,24 @@
         </w:rPr>
         <w:t xml:space="preserve"> voir </w:t>
       </w:r>
-      <w:hyperlink r:id="rId101">
-        <w:r>
-          <w:rPr>
-            <w:lang w:val="fr_FR" w:bidi="fr_FR"/>
-          </w:rPr>
-          <w:rPr>
-            <w:color w:val="0000EE"/>
-            <w:u w:val="single"/>
-          </w:rPr>
-          <w:t xml:space="preserve">1 Tm 2.2 </w:t>
-        </w:r>
-      </w:hyperlink>
+      <w:r>
+        <w:rPr>
+          <w:lang w:val="fr_FR" w:bidi="fr_FR"/>
+        </w:rPr>
+        <w:t xml:space="preserve">1 Tm 2.2 </w:t>
+      </w:r>
       <w:r>
         <w:rPr>
           <w:lang w:val="fr_FR" w:bidi="fr_FR"/>
         </w:rPr>
         <w:t xml:space="preserve">; </w:t>
       </w:r>
-      <w:hyperlink r:id="rId102">
-        <w:r>
-          <w:rPr>
-            <w:lang w:val="fr_FR" w:bidi="fr_FR"/>
-          </w:rPr>
-          <w:rPr>
-            <w:color w:val="0000EE"/>
-            <w:u w:val="single"/>
-          </w:rPr>
-          <w:t>Rm 13.1–7</w:t>
-        </w:r>
-      </w:hyperlink>
+      <w:r>
+        <w:rPr>
+          <w:lang w:val="fr_FR" w:bidi="fr_FR"/>
+        </w:rPr>
+        <w:t>Rm 13.1–7</w:t>
+      </w:r>
       <w:r>
         <w:rPr>
           <w:lang w:val="fr_FR" w:bidi="fr_FR"/>
@@ -3673,108 +3007,72 @@
         </w:rPr>
         <w:t>Dans ce chapitre 3, l'accent est toujours mis sur la nécessité d'un enseignement sain (</w:t>
       </w:r>
-      <w:hyperlink r:id="rId64">
-        <w:r>
-          <w:rPr>
-            <w:lang w:val="fr_FR" w:bidi="fr_FR"/>
-          </w:rPr>
-          <w:rPr>
-            <w:color w:val="0000EE"/>
-            <w:u w:val="single"/>
-          </w:rPr>
-          <w:t xml:space="preserve">1.9 </w:t>
-        </w:r>
-      </w:hyperlink>
+      <w:r>
+        <w:rPr>
+          <w:lang w:val="fr_FR" w:bidi="fr_FR"/>
+        </w:rPr>
+        <w:t xml:space="preserve">1.9 </w:t>
+      </w:r>
       <w:r>
         <w:rPr>
           <w:lang w:val="fr_FR" w:bidi="fr_FR"/>
         </w:rPr>
         <w:t xml:space="preserve">; </w:t>
       </w:r>
-      <w:hyperlink r:id="rId103">
-        <w:r>
-          <w:rPr>
-            <w:lang w:val="fr_FR" w:bidi="fr_FR"/>
-          </w:rPr>
-          <w:rPr>
-            <w:color w:val="0000EE"/>
-            <w:u w:val="single"/>
-          </w:rPr>
-          <w:t>2.1</w:t>
-        </w:r>
-      </w:hyperlink>
+      <w:r>
+        <w:rPr>
+          <w:lang w:val="fr_FR" w:bidi="fr_FR"/>
+        </w:rPr>
+        <w:t>2.1</w:t>
+      </w:r>
       <w:r>
         <w:rPr>
           <w:lang w:val="fr_FR" w:bidi="fr_FR"/>
         </w:rPr>
         <w:t xml:space="preserve">), et Paul se tourne maintenant vers les relations que doit avoir la communauté chrétienne avec la société en général (voir </w:t>
       </w:r>
-      <w:hyperlink r:id="rId104">
-        <w:r>
-          <w:rPr>
-            <w:lang w:val="fr_FR" w:bidi="fr_FR"/>
-          </w:rPr>
-          <w:rPr>
-            <w:color w:val="0000EE"/>
-            <w:u w:val="single"/>
-          </w:rPr>
-          <w:t>1Tm 2.2–4</w:t>
-        </w:r>
-      </w:hyperlink>
+      <w:r>
+        <w:rPr>
+          <w:lang w:val="fr_FR" w:bidi="fr_FR"/>
+        </w:rPr>
+        <w:t>1Tm 2.2–4</w:t>
+      </w:r>
       <w:r>
         <w:rPr>
           <w:lang w:val="fr_FR" w:bidi="fr_FR"/>
         </w:rPr>
         <w:t xml:space="preserve">). Comme dans </w:t>
       </w:r>
-      <w:hyperlink r:id="rId105">
-        <w:r>
-          <w:rPr>
-            <w:lang w:val="fr_FR" w:bidi="fr_FR"/>
-          </w:rPr>
-          <w:rPr>
-            <w:color w:val="0000EE"/>
-            <w:u w:val="single"/>
-          </w:rPr>
-          <w:t>Ti 2.1–15</w:t>
-        </w:r>
-      </w:hyperlink>
+      <w:r>
+        <w:rPr>
+          <w:lang w:val="fr_FR" w:bidi="fr_FR"/>
+        </w:rPr>
+        <w:t>Ti 2.1–15</w:t>
+      </w:r>
       <w:r>
         <w:rPr>
           <w:lang w:val="fr_FR" w:bidi="fr_FR"/>
         </w:rPr>
         <w:t>, les instructions de Dieu pour son peuple (</w:t>
       </w:r>
-      <w:hyperlink r:id="rId106">
-        <w:r>
-          <w:rPr>
-            <w:lang w:val="fr_FR" w:bidi="fr_FR"/>
-          </w:rPr>
-          <w:rPr>
-            <w:color w:val="0000EE"/>
-            <w:u w:val="single"/>
-          </w:rPr>
-          <w:t>3.1–2</w:t>
-        </w:r>
-      </w:hyperlink>
+      <w:r>
+        <w:rPr>
+          <w:lang w:val="fr_FR" w:bidi="fr_FR"/>
+        </w:rPr>
+        <w:t>3.1–2</w:t>
+      </w:r>
       <w:r>
         <w:rPr>
           <w:lang w:val="fr_FR" w:bidi="fr_FR"/>
         </w:rPr>
         <w:t>) sont fondées sur ses interactions avec eux (</w:t>
       </w:r>
-      <w:hyperlink r:id="rId83">
-        <w:r>
-          <w:rPr>
-            <w:lang w:val="fr_FR" w:bidi="fr_FR"/>
-          </w:rPr>
-          <w:rPr>
-            <w:color w:val="0000EE"/>
-            <w:u w:val="single"/>
-          </w:rPr>
-          <w:t xml:space="preserve">3.3–7 </w:t>
-        </w:r>
-      </w:hyperlink>
+      <w:r>
+        <w:rPr>
+          <w:lang w:val="fr_FR" w:bidi="fr_FR"/>
+        </w:rPr>
+        <w:t xml:space="preserve">3.3–7 </w:t>
+      </w:r>
       <w:r>
         <w:rPr>
           <w:lang w:val="fr_FR" w:bidi="fr_FR"/>
@@ -3793,18 +3091,12 @@
         </w:rPr>
         <w:t>). Paul recommande ensuite à Tite d'éviter les disputes inutiles, et de mettre l'accent sur l'enseignement qui porte du fruit (</w:t>
       </w:r>
-      <w:hyperlink r:id="rId107">
-        <w:r>
-          <w:rPr>
-            <w:lang w:val="fr_FR" w:bidi="fr_FR"/>
-          </w:rPr>
-          <w:rPr>
-            <w:color w:val="0000EE"/>
-            <w:u w:val="single"/>
-          </w:rPr>
-          <w:t>3.8–11</w:t>
-        </w:r>
-      </w:hyperlink>
+      <w:r>
+        <w:rPr>
+          <w:lang w:val="fr_FR" w:bidi="fr_FR"/>
+        </w:rPr>
+        <w:t>3.8–11</w:t>
+      </w:r>
       <w:r>
         <w:rPr>
           <w:lang w:val="fr_FR" w:bidi="fr_FR"/>
@@ -3859,108 +3151,72 @@
         </w:rPr>
         <w:t>Compte tenu de l'état où nous étions lorsque Dieu est venu nous chercher (</w:t>
       </w:r>
-      <w:hyperlink r:id="rId27">
-        <w:r>
-          <w:rPr>
-            <w:lang w:val="fr_FR" w:bidi="fr_FR"/>
-          </w:rPr>
-          <w:rPr>
-            <w:color w:val="0000EE"/>
-            <w:u w:val="single"/>
-          </w:rPr>
-          <w:t xml:space="preserve">3.4 </w:t>
-        </w:r>
-      </w:hyperlink>
+      <w:r>
+        <w:rPr>
+          <w:lang w:val="fr_FR" w:bidi="fr_FR"/>
+        </w:rPr>
+        <w:t xml:space="preserve">3.4 </w:t>
+      </w:r>
       <w:r>
         <w:rPr>
           <w:lang w:val="fr_FR" w:bidi="fr_FR"/>
         </w:rPr>
         <w:t xml:space="preserve">; voir </w:t>
       </w:r>
-      <w:hyperlink r:id="rId108">
-        <w:r>
-          <w:rPr>
-            <w:lang w:val="fr_FR" w:bidi="fr_FR"/>
-          </w:rPr>
-          <w:rPr>
-            <w:color w:val="0000EE"/>
-            <w:u w:val="single"/>
-          </w:rPr>
-          <w:t xml:space="preserve">Ep 2.1–4 </w:t>
-        </w:r>
-      </w:hyperlink>
+      <w:r>
+        <w:rPr>
+          <w:lang w:val="fr_FR" w:bidi="fr_FR"/>
+        </w:rPr>
+        <w:t xml:space="preserve">Ep 2.1–4 </w:t>
+      </w:r>
       <w:r>
         <w:rPr>
           <w:lang w:val="fr_FR" w:bidi="fr_FR"/>
         </w:rPr>
         <w:t xml:space="preserve">; </w:t>
       </w:r>
-      <w:hyperlink r:id="rId109">
-        <w:r>
-          <w:rPr>
-            <w:lang w:val="fr_FR" w:bidi="fr_FR"/>
-          </w:rPr>
-          <w:rPr>
-            <w:color w:val="0000EE"/>
-            <w:u w:val="single"/>
-          </w:rPr>
-          <w:t xml:space="preserve">5.8 </w:t>
-        </w:r>
-      </w:hyperlink>
+      <w:r>
+        <w:rPr>
+          <w:lang w:val="fr_FR" w:bidi="fr_FR"/>
+        </w:rPr>
+        <w:t xml:space="preserve">5.8 </w:t>
+      </w:r>
       <w:r>
         <w:rPr>
           <w:lang w:val="fr_FR" w:bidi="fr_FR"/>
         </w:rPr>
         <w:t xml:space="preserve">; </w:t>
       </w:r>
-      <w:hyperlink r:id="rId110">
-        <w:r>
-          <w:rPr>
-            <w:lang w:val="fr_FR" w:bidi="fr_FR"/>
-          </w:rPr>
-          <w:rPr>
-            <w:color w:val="0000EE"/>
-            <w:u w:val="single"/>
-          </w:rPr>
-          <w:t xml:space="preserve">Col 3.7 </w:t>
-        </w:r>
-      </w:hyperlink>
+      <w:r>
+        <w:rPr>
+          <w:lang w:val="fr_FR" w:bidi="fr_FR"/>
+        </w:rPr>
+        <w:t xml:space="preserve">Col 3.7 </w:t>
+      </w:r>
       <w:r>
         <w:rPr>
           <w:lang w:val="fr_FR" w:bidi="fr_FR"/>
         </w:rPr>
         <w:t xml:space="preserve">; </w:t>
       </w:r>
-      <w:hyperlink r:id="rId111">
-        <w:r>
-          <w:rPr>
-            <w:lang w:val="fr_FR" w:bidi="fr_FR"/>
-          </w:rPr>
-          <w:rPr>
-            <w:color w:val="0000EE"/>
-            <w:u w:val="single"/>
-          </w:rPr>
-          <w:t>1P 4.3</w:t>
-        </w:r>
-      </w:hyperlink>
+      <w:r>
+        <w:rPr>
+          <w:lang w:val="fr_FR" w:bidi="fr_FR"/>
+        </w:rPr>
+        <w:t>1P 4.3</w:t>
+      </w:r>
       <w:r>
         <w:rPr>
           <w:lang w:val="fr_FR" w:bidi="fr_FR"/>
         </w:rPr>
         <w:t>), nous devrions nous montrer humbles (</w:t>
       </w:r>
-      <w:hyperlink r:id="rId112">
-        <w:r>
-          <w:rPr>
-            <w:lang w:val="fr_FR" w:bidi="fr_FR"/>
-          </w:rPr>
-          <w:rPr>
-            <w:color w:val="0000EE"/>
-            <w:u w:val="single"/>
-          </w:rPr>
-          <w:t>3.2</w:t>
-        </w:r>
-      </w:hyperlink>
+      <w:r>
+        <w:rPr>
+          <w:lang w:val="fr_FR" w:bidi="fr_FR"/>
+        </w:rPr>
+        <w:t>3.2</w:t>
+      </w:r>
       <w:r>
         <w:rPr>
           <w:lang w:val="fr_FR" w:bidi="fr_FR"/>
@@ -4015,36 +3271,24 @@
         </w:rPr>
         <w:t xml:space="preserve">Nous devrions nous comporter envers nos concitoyens de la manière dont Dieu a agi envers nous, c'est-à-dire avec bonté et amour. Le salut de Dieu rend cela possible. • Le mot grec faisant référence à la révélation de l'amour et de la bonté de Dieu se rapporte à la venue du Christ (également en </w:t>
       </w:r>
-      <w:hyperlink r:id="rId84">
-        <w:r>
-          <w:rPr>
-            <w:lang w:val="fr_FR" w:bidi="fr_FR"/>
-          </w:rPr>
-          <w:rPr>
-            <w:color w:val="0000EE"/>
-            <w:u w:val="single"/>
-          </w:rPr>
-          <w:t>2.11</w:t>
-        </w:r>
-      </w:hyperlink>
+      <w:r>
+        <w:rPr>
+          <w:lang w:val="fr_FR" w:bidi="fr_FR"/>
+        </w:rPr>
+        <w:t>2.11</w:t>
+      </w:r>
       <w:r>
         <w:rPr>
           <w:lang w:val="fr_FR" w:bidi="fr_FR"/>
         </w:rPr>
         <w:t>,</w:t>
       </w:r>
-      <w:hyperlink r:id="rId26">
-        <w:r>
-          <w:rPr>
-            <w:lang w:val="fr_FR" w:bidi="fr_FR"/>
-          </w:rPr>
-          <w:rPr>
-            <w:color w:val="0000EE"/>
-            <w:u w:val="single"/>
-          </w:rPr>
-          <w:t xml:space="preserve">13 </w:t>
-        </w:r>
-      </w:hyperlink>
+      <w:r>
+        <w:rPr>
+          <w:lang w:val="fr_FR" w:bidi="fr_FR"/>
+        </w:rPr>
+        <w:t xml:space="preserve">13 </w:t>
+      </w:r>
       <w:r>
         <w:rPr>
           <w:lang w:val="fr_FR" w:bidi="fr_FR"/>
@@ -4111,36 +3355,24 @@
         </w:rPr>
         <w:t xml:space="preserve">Ce passage est peut-être une citation ou un résumé d'un enseignement traditionnel (voir </w:t>
       </w:r>
-      <w:hyperlink r:id="rId113">
-        <w:r>
-          <w:rPr>
-            <w:lang w:val="fr_FR" w:bidi="fr_FR"/>
-          </w:rPr>
-          <w:rPr>
-            <w:color w:val="0000EE"/>
-            <w:u w:val="single"/>
-          </w:rPr>
-          <w:t xml:space="preserve">1Tm 1.15 </w:t>
-        </w:r>
-      </w:hyperlink>
+      <w:r>
+        <w:rPr>
+          <w:lang w:val="fr_FR" w:bidi="fr_FR"/>
+        </w:rPr>
+        <w:t xml:space="preserve">1Tm 1.15 </w:t>
+      </w:r>
       <w:r>
         <w:rPr>
           <w:lang w:val="fr_FR" w:bidi="fr_FR"/>
         </w:rPr>
         <w:t xml:space="preserve">; </w:t>
       </w:r>
-      <w:hyperlink r:id="rId114">
-        <w:r>
-          <w:rPr>
-            <w:lang w:val="fr_FR" w:bidi="fr_FR"/>
-          </w:rPr>
-          <w:rPr>
-            <w:color w:val="0000EE"/>
-            <w:u w:val="single"/>
-          </w:rPr>
-          <w:t>2.5–6</w:t>
-        </w:r>
-      </w:hyperlink>
+      <w:r>
+        <w:rPr>
+          <w:lang w:val="fr_FR" w:bidi="fr_FR"/>
+        </w:rPr>
+        <w:t>2.5–6</w:t>
+      </w:r>
       <w:r>
         <w:rPr>
           <w:lang w:val="fr_FR" w:bidi="fr_FR"/>
@@ -4195,180 +3427,120 @@
         </w:rPr>
         <w:t xml:space="preserve">Le passage établit un contraste est entre les actions humaines (que certains croient faussement être méritoires pour le salut) et la grâce de Dieu (voir </w:t>
       </w:r>
-      <w:hyperlink r:id="rId115">
-        <w:r>
-          <w:rPr>
-            <w:lang w:val="fr_FR" w:bidi="fr_FR"/>
-          </w:rPr>
-          <w:rPr>
-            <w:color w:val="0000EE"/>
-            <w:u w:val="single"/>
-          </w:rPr>
-          <w:t>Ga 2.16</w:t>
-        </w:r>
-      </w:hyperlink>
+      <w:r>
+        <w:rPr>
+          <w:lang w:val="fr_FR" w:bidi="fr_FR"/>
+        </w:rPr>
+        <w:t>Ga 2.16</w:t>
+      </w:r>
       <w:r>
         <w:rPr>
           <w:lang w:val="fr_FR" w:bidi="fr_FR"/>
         </w:rPr>
         <w:t>). Le salut se fait par la foi, une foi qui ne s'appuie que sur la miséricorde de Dieu (</w:t>
       </w:r>
-      <w:hyperlink r:id="rId116">
-        <w:r>
-          <w:rPr>
-            <w:lang w:val="fr_FR" w:bidi="fr_FR"/>
-          </w:rPr>
-          <w:rPr>
-            <w:color w:val="0000EE"/>
-            <w:u w:val="single"/>
-          </w:rPr>
-          <w:t>Ep 2.8</w:t>
-        </w:r>
-      </w:hyperlink>
+      <w:r>
+        <w:rPr>
+          <w:lang w:val="fr_FR" w:bidi="fr_FR"/>
+        </w:rPr>
+        <w:t>Ep 2.8</w:t>
+      </w:r>
       <w:r>
         <w:rPr>
           <w:lang w:val="fr_FR" w:bidi="fr_FR"/>
         </w:rPr>
         <w:t xml:space="preserve">). • Sur l'effacement de nos péchés et la nouvelle naissance, voir </w:t>
       </w:r>
-      <w:hyperlink r:id="rId117">
-        <w:r>
-          <w:rPr>
-            <w:lang w:val="fr_FR" w:bidi="fr_FR"/>
-          </w:rPr>
-          <w:rPr>
-            <w:color w:val="0000EE"/>
-            <w:u w:val="single"/>
-          </w:rPr>
-          <w:t xml:space="preserve">Ez 16.9 </w:t>
-        </w:r>
-      </w:hyperlink>
+      <w:r>
+        <w:rPr>
+          <w:lang w:val="fr_FR" w:bidi="fr_FR"/>
+        </w:rPr>
+        <w:t xml:space="preserve">Ez 16.9 </w:t>
+      </w:r>
       <w:r>
         <w:rPr>
           <w:lang w:val="fr_FR" w:bidi="fr_FR"/>
         </w:rPr>
         <w:t xml:space="preserve">; </w:t>
       </w:r>
-      <w:hyperlink r:id="rId118">
-        <w:r>
-          <w:rPr>
-            <w:lang w:val="fr_FR" w:bidi="fr_FR"/>
-          </w:rPr>
-          <w:rPr>
-            <w:color w:val="0000EE"/>
-            <w:u w:val="single"/>
-          </w:rPr>
-          <w:t xml:space="preserve">Jn 3.1–15 </w:t>
-        </w:r>
-      </w:hyperlink>
+      <w:r>
+        <w:rPr>
+          <w:lang w:val="fr_FR" w:bidi="fr_FR"/>
+        </w:rPr>
+        <w:t xml:space="preserve">Jn 3.1–15 </w:t>
+      </w:r>
       <w:r>
         <w:rPr>
           <w:lang w:val="fr_FR" w:bidi="fr_FR"/>
         </w:rPr>
         <w:t xml:space="preserve">; </w:t>
       </w:r>
-      <w:hyperlink r:id="rId119">
-        <w:r>
-          <w:rPr>
-            <w:lang w:val="fr_FR" w:bidi="fr_FR"/>
-          </w:rPr>
-          <w:rPr>
-            <w:color w:val="0000EE"/>
-            <w:u w:val="single"/>
-          </w:rPr>
-          <w:t xml:space="preserve">Ep 5.26 </w:t>
-        </w:r>
-      </w:hyperlink>
+      <w:r>
+        <w:rPr>
+          <w:lang w:val="fr_FR" w:bidi="fr_FR"/>
+        </w:rPr>
+        <w:t xml:space="preserve">Ep 5.26 </w:t>
+      </w:r>
       <w:r>
         <w:rPr>
           <w:lang w:val="fr_FR" w:bidi="fr_FR"/>
         </w:rPr>
         <w:t xml:space="preserve">; </w:t>
       </w:r>
-      <w:hyperlink r:id="rId120">
-        <w:r>
-          <w:rPr>
-            <w:lang w:val="fr_FR" w:bidi="fr_FR"/>
-          </w:rPr>
-          <w:rPr>
-            <w:color w:val="0000EE"/>
-            <w:u w:val="single"/>
-          </w:rPr>
-          <w:t xml:space="preserve">Hé 10.22 </w:t>
-        </w:r>
-      </w:hyperlink>
+      <w:r>
+        <w:rPr>
+          <w:lang w:val="fr_FR" w:bidi="fr_FR"/>
+        </w:rPr>
+        <w:t xml:space="preserve">Hé 10.22 </w:t>
+      </w:r>
       <w:r>
         <w:rPr>
           <w:lang w:val="fr_FR" w:bidi="fr_FR"/>
         </w:rPr>
         <w:t xml:space="preserve">; </w:t>
       </w:r>
-      <w:hyperlink r:id="rId121">
-        <w:r>
-          <w:rPr>
-            <w:lang w:val="fr_FR" w:bidi="fr_FR"/>
-          </w:rPr>
-          <w:rPr>
-            <w:color w:val="0000EE"/>
-            <w:u w:val="single"/>
-          </w:rPr>
-          <w:t>2P 1.9</w:t>
-        </w:r>
-      </w:hyperlink>
+      <w:r>
+        <w:rPr>
+          <w:lang w:val="fr_FR" w:bidi="fr_FR"/>
+        </w:rPr>
+        <w:t>2P 1.9</w:t>
+      </w:r>
       <w:r>
         <w:rPr>
           <w:lang w:val="fr_FR" w:bidi="fr_FR"/>
         </w:rPr>
         <w:t xml:space="preserve">. • La vie nouvelle par le Saint-Esprit dont parle l'apôtre signifie un abandon complet de la vie de péché et de mort, pour être introduit dans le domaine de la vie et de la pureté (voir aussi </w:t>
       </w:r>
-      <w:hyperlink r:id="rId122">
-        <w:r>
-          <w:rPr>
-            <w:lang w:val="fr_FR" w:bidi="fr_FR"/>
-          </w:rPr>
-          <w:rPr>
-            <w:color w:val="0000EE"/>
-            <w:u w:val="single"/>
-          </w:rPr>
-          <w:t xml:space="preserve">Rm 12.2 </w:t>
-        </w:r>
-      </w:hyperlink>
+      <w:r>
+        <w:rPr>
+          <w:lang w:val="fr_FR" w:bidi="fr_FR"/>
+        </w:rPr>
+        <w:t xml:space="preserve">Rm 12.2 </w:t>
+      </w:r>
       <w:r>
         <w:rPr>
           <w:lang w:val="fr_FR" w:bidi="fr_FR"/>
         </w:rPr>
         <w:t xml:space="preserve">; </w:t>
       </w:r>
-      <w:hyperlink r:id="rId123">
-        <w:r>
-          <w:rPr>
-            <w:lang w:val="fr_FR" w:bidi="fr_FR"/>
-          </w:rPr>
-          <w:rPr>
-            <w:color w:val="0000EE"/>
-            <w:u w:val="single"/>
-          </w:rPr>
-          <w:t xml:space="preserve">2Co 5.17 </w:t>
-        </w:r>
-      </w:hyperlink>
+      <w:r>
+        <w:rPr>
+          <w:lang w:val="fr_FR" w:bidi="fr_FR"/>
+        </w:rPr>
+        <w:t xml:space="preserve">2Co 5.17 </w:t>
+      </w:r>
       <w:r>
         <w:rPr>
           <w:lang w:val="fr_FR" w:bidi="fr_FR"/>
         </w:rPr>
         <w:t xml:space="preserve">; </w:t>
       </w:r>
-      <w:hyperlink r:id="rId124">
-        <w:r>
-          <w:rPr>
-            <w:lang w:val="fr_FR" w:bidi="fr_FR"/>
-          </w:rPr>
-          <w:rPr>
-            <w:color w:val="0000EE"/>
-            <w:u w:val="single"/>
-          </w:rPr>
-          <w:t>Col 3.10</w:t>
-        </w:r>
-      </w:hyperlink>
+      <w:r>
+        <w:rPr>
+          <w:lang w:val="fr_FR" w:bidi="fr_FR"/>
+        </w:rPr>
+        <w:t>Col 3.10</w:t>
+      </w:r>
       <w:r>
         <w:rPr>
           <w:lang w:val="fr_FR" w:bidi="fr_FR"/>
@@ -4423,144 +3595,96 @@
         </w:rPr>
         <w:t xml:space="preserve">La première moitié de ce verset est un résumé de </w:t>
       </w:r>
-      <w:hyperlink r:id="rId125">
-        <w:r>
-          <w:rPr>
-            <w:lang w:val="fr_FR" w:bidi="fr_FR"/>
-          </w:rPr>
-          <w:rPr>
-            <w:color w:val="0000EE"/>
-            <w:u w:val="single"/>
-          </w:rPr>
-          <w:t>3.4–6</w:t>
-        </w:r>
-      </w:hyperlink>
+      <w:r>
+        <w:rPr>
+          <w:lang w:val="fr_FR" w:bidi="fr_FR"/>
+        </w:rPr>
+        <w:t>3.4–6</w:t>
+      </w:r>
       <w:r>
         <w:rPr>
           <w:lang w:val="fr_FR" w:bidi="fr_FR"/>
         </w:rPr>
         <w:t xml:space="preserve">. La seconde moitié nous donne la raison pour laquelle Dieu a agi ainsi. • Sur la justification, voir </w:t>
       </w:r>
-      <w:hyperlink r:id="rId126">
-        <w:r>
-          <w:rPr>
-            <w:lang w:val="fr_FR" w:bidi="fr_FR"/>
-          </w:rPr>
-          <w:rPr>
-            <w:color w:val="0000EE"/>
-            <w:u w:val="single"/>
-          </w:rPr>
-          <w:t xml:space="preserve">Rm 3.20–28 </w:t>
-        </w:r>
-      </w:hyperlink>
+      <w:r>
+        <w:rPr>
+          <w:lang w:val="fr_FR" w:bidi="fr_FR"/>
+        </w:rPr>
+        <w:t xml:space="preserve">Rm 3.20–28 </w:t>
+      </w:r>
       <w:r>
         <w:rPr>
           <w:lang w:val="fr_FR" w:bidi="fr_FR"/>
         </w:rPr>
         <w:t xml:space="preserve">; </w:t>
       </w:r>
-      <w:hyperlink r:id="rId127">
-        <w:r>
-          <w:rPr>
-            <w:lang w:val="fr_FR" w:bidi="fr_FR"/>
-          </w:rPr>
-          <w:rPr>
-            <w:color w:val="0000EE"/>
-            <w:u w:val="single"/>
-          </w:rPr>
-          <w:t>Ga 2.16–17</w:t>
-        </w:r>
-      </w:hyperlink>
+      <w:r>
+        <w:rPr>
+          <w:lang w:val="fr_FR" w:bidi="fr_FR"/>
+        </w:rPr>
+        <w:t>Ga 2.16–17</w:t>
+      </w:r>
       <w:r>
         <w:rPr>
           <w:lang w:val="fr_FR" w:bidi="fr_FR"/>
         </w:rPr>
         <w:t xml:space="preserve">. • Notre statut d'hériter (voir </w:t>
       </w:r>
-      <w:hyperlink r:id="rId128">
-        <w:r>
-          <w:rPr>
-            <w:lang w:val="fr_FR" w:bidi="fr_FR"/>
-          </w:rPr>
-          <w:rPr>
-            <w:color w:val="0000EE"/>
-            <w:u w:val="single"/>
-          </w:rPr>
-          <w:t xml:space="preserve">Rm 8.15–17 </w:t>
-        </w:r>
-      </w:hyperlink>
+      <w:r>
+        <w:rPr>
+          <w:lang w:val="fr_FR" w:bidi="fr_FR"/>
+        </w:rPr>
+        <w:t xml:space="preserve">Rm 8.15–17 </w:t>
+      </w:r>
       <w:r>
         <w:rPr>
           <w:lang w:val="fr_FR" w:bidi="fr_FR"/>
         </w:rPr>
         <w:t xml:space="preserve">; </w:t>
       </w:r>
-      <w:hyperlink r:id="rId129">
-        <w:r>
-          <w:rPr>
-            <w:lang w:val="fr_FR" w:bidi="fr_FR"/>
-          </w:rPr>
-          <w:rPr>
-            <w:color w:val="0000EE"/>
-            <w:u w:val="single"/>
-          </w:rPr>
-          <w:t xml:space="preserve">1Co 6.9–11 </w:t>
-        </w:r>
-      </w:hyperlink>
+      <w:r>
+        <w:rPr>
+          <w:lang w:val="fr_FR" w:bidi="fr_FR"/>
+        </w:rPr>
+        <w:t xml:space="preserve">1Co 6.9–11 </w:t>
+      </w:r>
       <w:r>
         <w:rPr>
           <w:lang w:val="fr_FR" w:bidi="fr_FR"/>
         </w:rPr>
         <w:t xml:space="preserve">; </w:t>
       </w:r>
-      <w:hyperlink r:id="rId130">
-        <w:r>
-          <w:rPr>
-            <w:lang w:val="fr_FR" w:bidi="fr_FR"/>
-          </w:rPr>
-          <w:rPr>
-            <w:color w:val="0000EE"/>
-            <w:u w:val="single"/>
-          </w:rPr>
-          <w:t xml:space="preserve">Ga 4.6–7 </w:t>
-        </w:r>
-      </w:hyperlink>
+      <w:r>
+        <w:rPr>
+          <w:lang w:val="fr_FR" w:bidi="fr_FR"/>
+        </w:rPr>
+        <w:t xml:space="preserve">Ga 4.6–7 </w:t>
+      </w:r>
       <w:r>
         <w:rPr>
           <w:lang w:val="fr_FR" w:bidi="fr_FR"/>
         </w:rPr>
         <w:t xml:space="preserve">; </w:t>
       </w:r>
-      <w:hyperlink r:id="rId131">
-        <w:r>
-          <w:rPr>
-            <w:lang w:val="fr_FR" w:bidi="fr_FR"/>
-          </w:rPr>
-          <w:rPr>
-            <w:color w:val="0000EE"/>
-            <w:u w:val="single"/>
-          </w:rPr>
-          <w:t>Ep 1.13–14</w:t>
-        </w:r>
-      </w:hyperlink>
+      <w:r>
+        <w:rPr>
+          <w:lang w:val="fr_FR" w:bidi="fr_FR"/>
+        </w:rPr>
+        <w:t>Ep 1.13–14</w:t>
+      </w:r>
       <w:r>
         <w:rPr>
           <w:lang w:val="fr_FR" w:bidi="fr_FR"/>
         </w:rPr>
         <w:t>) est lié au fait que nous ayons reçu l'Esprit Saint (</w:t>
       </w:r>
-      <w:hyperlink r:id="rId21">
-        <w:r>
-          <w:rPr>
-            <w:lang w:val="fr_FR" w:bidi="fr_FR"/>
-          </w:rPr>
-          <w:rPr>
-            <w:color w:val="0000EE"/>
-            <w:u w:val="single"/>
-          </w:rPr>
-          <w:t>Ti 3.5</w:t>
-        </w:r>
-      </w:hyperlink>
+      <w:r>
+        <w:rPr>
+          <w:lang w:val="fr_FR" w:bidi="fr_FR"/>
+        </w:rPr>
+        <w:t>Ti 3.5</w:t>
+      </w:r>
       <w:r>
         <w:rPr>
           <w:lang w:val="fr_FR" w:bidi="fr_FR"/>
@@ -4615,36 +3739,24 @@
         </w:rPr>
         <w:t xml:space="preserve">La parole vraie et digne d'être reçue est </w:t>
       </w:r>
-      <w:hyperlink r:id="rId132">
-        <w:r>
-          <w:rPr>
-            <w:lang w:val="fr_FR" w:bidi="fr_FR"/>
-          </w:rPr>
-          <w:rPr>
-            <w:color w:val="0000EE"/>
-            <w:u w:val="single"/>
-          </w:rPr>
-          <w:t>3.4–7</w:t>
-        </w:r>
-      </w:hyperlink>
+      <w:r>
+        <w:rPr>
+          <w:lang w:val="fr_FR" w:bidi="fr_FR"/>
+        </w:rPr>
+        <w:t>3.4–7</w:t>
+      </w:r>
       <w:r>
         <w:rPr>
           <w:lang w:val="fr_FR" w:bidi="fr_FR"/>
         </w:rPr>
         <w:t xml:space="preserve"> (voir </w:t>
       </w:r>
-      <w:hyperlink r:id="rId113">
-        <w:r>
-          <w:rPr>
-            <w:lang w:val="fr_FR" w:bidi="fr_FR"/>
-          </w:rPr>
-          <w:rPr>
-            <w:color w:val="0000EE"/>
-            <w:u w:val="single"/>
-          </w:rPr>
-          <w:t>1Tm 1.15</w:t>
-        </w:r>
-      </w:hyperlink>
+      <w:r>
+        <w:rPr>
+          <w:lang w:val="fr_FR" w:bidi="fr_FR"/>
+        </w:rPr>
+        <w:t>1Tm 1.15</w:t>
+      </w:r>
       <w:r>
         <w:rPr>
           <w:lang w:val="fr_FR" w:bidi="fr_FR"/>
@@ -4699,36 +3811,24 @@
         </w:rPr>
         <w:t xml:space="preserve">Paul parle de personnes très querelleuses qui provoquent des divisions (voir </w:t>
       </w:r>
-      <w:hyperlink r:id="rId36">
-        <w:r>
-          <w:rPr>
-            <w:lang w:val="fr_FR" w:bidi="fr_FR"/>
-          </w:rPr>
-          <w:rPr>
-            <w:color w:val="0000EE"/>
-            <w:u w:val="single"/>
-          </w:rPr>
-          <w:t>1.11</w:t>
-        </w:r>
-      </w:hyperlink>
+      <w:r>
+        <w:rPr>
+          <w:lang w:val="fr_FR" w:bidi="fr_FR"/>
+        </w:rPr>
+        <w:t>1.11</w:t>
+      </w:r>
       <w:r>
         <w:rPr>
           <w:lang w:val="fr_FR" w:bidi="fr_FR"/>
         </w:rPr>
         <w:t>,</w:t>
       </w:r>
-      <w:hyperlink r:id="rId46">
-        <w:r>
-          <w:rPr>
-            <w:lang w:val="fr_FR" w:bidi="fr_FR"/>
-          </w:rPr>
-          <w:rPr>
-            <w:color w:val="0000EE"/>
-            <w:u w:val="single"/>
-          </w:rPr>
-          <w:t>13</w:t>
-        </w:r>
-      </w:hyperlink>
+      <w:r>
+        <w:rPr>
+          <w:lang w:val="fr_FR" w:bidi="fr_FR"/>
+        </w:rPr>
+        <w:t>13</w:t>
+      </w:r>
       <w:r>
         <w:rPr>
           <w:lang w:val="fr_FR" w:bidi="fr_FR"/>
@@ -4783,36 +3883,24 @@
         </w:rPr>
         <w:t xml:space="preserve">De toute évidence, Artémas ou Tychique vont être les remplaçants de Tite en Crète. Puisque Tychique a finalement été envoyé à Éphèse (voir </w:t>
       </w:r>
-      <w:hyperlink r:id="rId133">
-        <w:r>
-          <w:rPr>
-            <w:lang w:val="fr_FR" w:bidi="fr_FR"/>
-          </w:rPr>
-          <w:rPr>
-            <w:color w:val="0000EE"/>
-            <w:u w:val="single"/>
-          </w:rPr>
-          <w:t>2Tm 4.12</w:t>
-        </w:r>
-      </w:hyperlink>
+      <w:r>
+        <w:rPr>
+          <w:lang w:val="fr_FR" w:bidi="fr_FR"/>
+        </w:rPr>
+        <w:t>2Tm 4.12</w:t>
+      </w:r>
       <w:r>
         <w:rPr>
           <w:lang w:val="fr_FR" w:bidi="fr_FR"/>
         </w:rPr>
         <w:t xml:space="preserve">), Artémas est peut-être celui qui est allé en Crète. • Au premier siècle, plusieurs villes portaient le nom de Nicopolis ; dans notre texte, il s'agissait probablement d'une grande ville située sur la côte ouest de la péninsule grecque. Paul a peut-être déjà travaillé là-bas auparavant (voir </w:t>
       </w:r>
-      <w:hyperlink r:id="rId134">
-        <w:r>
-          <w:rPr>
-            <w:lang w:val="fr_FR" w:bidi="fr_FR"/>
-          </w:rPr>
-          <w:rPr>
-            <w:color w:val="0000EE"/>
-            <w:u w:val="single"/>
-          </w:rPr>
-          <w:t>Rm 15.19</w:t>
-        </w:r>
-      </w:hyperlink>
+      <w:r>
+        <w:rPr>
+          <w:lang w:val="fr_FR" w:bidi="fr_FR"/>
+        </w:rPr>
+        <w:t>Rm 15.19</w:t>
+      </w:r>
       <w:r>
         <w:rPr>
           <w:lang w:val="fr_FR" w:bidi="fr_FR"/>
@@ -4867,54 +3955,36 @@
         </w:rPr>
         <w:t>La lettre se termine par des nouvelles (</w:t>
       </w:r>
-      <w:hyperlink r:id="rId135">
-        <w:r>
-          <w:rPr>
-            <w:lang w:val="fr_FR" w:bidi="fr_FR"/>
-          </w:rPr>
-          <w:rPr>
-            <w:color w:val="0000EE"/>
-            <w:u w:val="single"/>
-          </w:rPr>
-          <w:t>3.12</w:t>
-        </w:r>
-      </w:hyperlink>
+      <w:r>
+        <w:rPr>
+          <w:lang w:val="fr_FR" w:bidi="fr_FR"/>
+        </w:rPr>
+        <w:t>3.12</w:t>
+      </w:r>
       <w:r>
         <w:rPr>
           <w:lang w:val="fr_FR" w:bidi="fr_FR"/>
         </w:rPr>
         <w:t>), une exhortation finale (</w:t>
       </w:r>
-      <w:hyperlink r:id="rId136">
-        <w:r>
-          <w:rPr>
-            <w:lang w:val="fr_FR" w:bidi="fr_FR"/>
-          </w:rPr>
-          <w:rPr>
-            <w:color w:val="0000EE"/>
-            <w:u w:val="single"/>
-          </w:rPr>
-          <w:t>3.13–14</w:t>
-        </w:r>
-      </w:hyperlink>
+      <w:r>
+        <w:rPr>
+          <w:lang w:val="fr_FR" w:bidi="fr_FR"/>
+        </w:rPr>
+        <w:t>3.13–14</w:t>
+      </w:r>
       <w:r>
         <w:rPr>
           <w:lang w:val="fr_FR" w:bidi="fr_FR"/>
         </w:rPr>
         <w:t>), des salutations, et une bénédiction (</w:t>
       </w:r>
-      <w:hyperlink r:id="rId137">
-        <w:r>
-          <w:rPr>
-            <w:lang w:val="fr_FR" w:bidi="fr_FR"/>
-          </w:rPr>
-          <w:rPr>
-            <w:color w:val="0000EE"/>
-            <w:u w:val="single"/>
-          </w:rPr>
-          <w:t>3.15</w:t>
-        </w:r>
-      </w:hyperlink>
+      <w:r>
+        <w:rPr>
+          <w:lang w:val="fr_FR" w:bidi="fr_FR"/>
+        </w:rPr>
+        <w:t>3.15</w:t>
+      </w:r>
       <w:r>
         <w:rPr>
           <w:lang w:val="fr_FR" w:bidi="fr_FR"/>
@@ -4969,270 +4039,180 @@
         </w:rPr>
         <w:t xml:space="preserve">Zénas et Apollos ont été impliqués dans la diffusion de la Bonne Nouvelle, et ils ont peut-être été les messagers qui ont livré cette lettre à Tite. • Zénas était probablement un expert en droit romain ou un juriste romain (le même mot employé pour décrire sa fonction est utilisé dans </w:t>
       </w:r>
-      <w:hyperlink r:id="rId138">
-        <w:r>
-          <w:rPr>
-            <w:lang w:val="fr_FR" w:bidi="fr_FR"/>
-          </w:rPr>
-          <w:rPr>
-            <w:color w:val="0000EE"/>
-            <w:u w:val="single"/>
-          </w:rPr>
-          <w:t xml:space="preserve">Lc 7.30 </w:t>
-        </w:r>
-      </w:hyperlink>
+      <w:r>
+        <w:rPr>
+          <w:lang w:val="fr_FR" w:bidi="fr_FR"/>
+        </w:rPr>
+        <w:t xml:space="preserve">Lc 7.30 </w:t>
+      </w:r>
       <w:r>
         <w:rPr>
           <w:lang w:val="fr_FR" w:bidi="fr_FR"/>
         </w:rPr>
         <w:t xml:space="preserve">; </w:t>
       </w:r>
-      <w:hyperlink r:id="rId139">
-        <w:r>
-          <w:rPr>
-            <w:lang w:val="fr_FR" w:bidi="fr_FR"/>
-          </w:rPr>
-          <w:rPr>
-            <w:color w:val="0000EE"/>
-            <w:u w:val="single"/>
-          </w:rPr>
-          <w:t>10.25</w:t>
-        </w:r>
-      </w:hyperlink>
+      <w:r>
+        <w:rPr>
+          <w:lang w:val="fr_FR" w:bidi="fr_FR"/>
+        </w:rPr>
+        <w:t>10.25</w:t>
+      </w:r>
       <w:r>
         <w:rPr>
           <w:lang w:val="fr_FR" w:bidi="fr_FR"/>
         </w:rPr>
         <w:t xml:space="preserve">) ; son nom païen ("cadeau de Zeus") rend improbable qu'il soit un expert en droit juif. • Apollos est vraisemblablement le même homme que dans </w:t>
       </w:r>
-      <w:hyperlink r:id="rId140">
-        <w:r>
-          <w:rPr>
-            <w:lang w:val="fr_FR" w:bidi="fr_FR"/>
-          </w:rPr>
-          <w:rPr>
-            <w:color w:val="0000EE"/>
-            <w:u w:val="single"/>
-          </w:rPr>
-          <w:t xml:space="preserve">Ac 18.24 </w:t>
-        </w:r>
-      </w:hyperlink>
+      <w:r>
+        <w:rPr>
+          <w:lang w:val="fr_FR" w:bidi="fr_FR"/>
+        </w:rPr>
+        <w:t xml:space="preserve">Ac 18.24 </w:t>
+      </w:r>
       <w:r>
         <w:rPr>
           <w:lang w:val="fr_FR" w:bidi="fr_FR"/>
         </w:rPr>
         <w:t xml:space="preserve">; </w:t>
       </w:r>
-      <w:hyperlink r:id="rId141">
-        <w:r>
-          <w:rPr>
-            <w:lang w:val="fr_FR" w:bidi="fr_FR"/>
-          </w:rPr>
-          <w:rPr>
-            <w:color w:val="0000EE"/>
-            <w:u w:val="single"/>
-          </w:rPr>
-          <w:t xml:space="preserve">19.1 </w:t>
-        </w:r>
-      </w:hyperlink>
+      <w:r>
+        <w:rPr>
+          <w:lang w:val="fr_FR" w:bidi="fr_FR"/>
+        </w:rPr>
+        <w:t xml:space="preserve">19.1 </w:t>
+      </w:r>
       <w:r>
         <w:rPr>
           <w:lang w:val="fr_FR" w:bidi="fr_FR"/>
         </w:rPr>
         <w:t xml:space="preserve">; </w:t>
       </w:r>
-      <w:hyperlink r:id="rId142">
-        <w:r>
-          <w:rPr>
-            <w:lang w:val="fr_FR" w:bidi="fr_FR"/>
-          </w:rPr>
-          <w:rPr>
-            <w:color w:val="0000EE"/>
-            <w:u w:val="single"/>
-          </w:rPr>
-          <w:t xml:space="preserve">1Co 1.12 </w:t>
-        </w:r>
-      </w:hyperlink>
+      <w:r>
+        <w:rPr>
+          <w:lang w:val="fr_FR" w:bidi="fr_FR"/>
+        </w:rPr>
+        <w:t xml:space="preserve">1Co 1.12 </w:t>
+      </w:r>
       <w:r>
         <w:rPr>
           <w:lang w:val="fr_FR" w:bidi="fr_FR"/>
         </w:rPr>
         <w:t xml:space="preserve">; </w:t>
       </w:r>
-      <w:hyperlink r:id="rId143">
-        <w:r>
-          <w:rPr>
-            <w:lang w:val="fr_FR" w:bidi="fr_FR"/>
-          </w:rPr>
-          <w:rPr>
-            <w:color w:val="0000EE"/>
-            <w:u w:val="single"/>
-          </w:rPr>
-          <w:t>3.4–6</w:t>
-        </w:r>
-      </w:hyperlink>
+      <w:r>
+        <w:rPr>
+          <w:lang w:val="fr_FR" w:bidi="fr_FR"/>
+        </w:rPr>
+        <w:t>3.4–6</w:t>
+      </w:r>
       <w:r>
         <w:rPr>
           <w:lang w:val="fr_FR" w:bidi="fr_FR"/>
         </w:rPr>
         <w:t>,</w:t>
       </w:r>
-      <w:hyperlink r:id="rId144">
-        <w:r>
-          <w:rPr>
-            <w:lang w:val="fr_FR" w:bidi="fr_FR"/>
-          </w:rPr>
-          <w:rPr>
-            <w:color w:val="0000EE"/>
-            <w:u w:val="single"/>
-          </w:rPr>
-          <w:t xml:space="preserve">22 </w:t>
-        </w:r>
-      </w:hyperlink>
+      <w:r>
+        <w:rPr>
+          <w:lang w:val="fr_FR" w:bidi="fr_FR"/>
+        </w:rPr>
+        <w:t xml:space="preserve">22 </w:t>
+      </w:r>
       <w:r>
         <w:rPr>
           <w:lang w:val="fr_FR" w:bidi="fr_FR"/>
         </w:rPr>
         <w:t xml:space="preserve">; </w:t>
       </w:r>
-      <w:hyperlink r:id="rId145">
-        <w:r>
-          <w:rPr>
-            <w:lang w:val="fr_FR" w:bidi="fr_FR"/>
-          </w:rPr>
-          <w:rPr>
-            <w:color w:val="0000EE"/>
-            <w:u w:val="single"/>
-          </w:rPr>
-          <w:t xml:space="preserve">4.6 </w:t>
-        </w:r>
-      </w:hyperlink>
+      <w:r>
+        <w:rPr>
+          <w:lang w:val="fr_FR" w:bidi="fr_FR"/>
+        </w:rPr>
+        <w:t xml:space="preserve">4.6 </w:t>
+      </w:r>
       <w:r>
         <w:rPr>
           <w:lang w:val="fr_FR" w:bidi="fr_FR"/>
         </w:rPr>
         <w:t xml:space="preserve">; </w:t>
       </w:r>
-      <w:hyperlink r:id="rId146">
-        <w:r>
-          <w:rPr>
-            <w:lang w:val="fr_FR" w:bidi="fr_FR"/>
-          </w:rPr>
-          <w:rPr>
-            <w:color w:val="0000EE"/>
-            <w:u w:val="single"/>
-          </w:rPr>
-          <w:t>16.12</w:t>
-        </w:r>
-      </w:hyperlink>
+      <w:r>
+        <w:rPr>
+          <w:lang w:val="fr_FR" w:bidi="fr_FR"/>
+        </w:rPr>
+        <w:t>16.12</w:t>
+      </w:r>
       <w:r>
         <w:rPr>
           <w:lang w:val="fr_FR" w:bidi="fr_FR"/>
         </w:rPr>
         <w:t xml:space="preserve">. • Pour le soutien au serviteurs de l'Évangile, voir </w:t>
       </w:r>
-      <w:hyperlink r:id="rId147">
-        <w:r>
-          <w:rPr>
-            <w:lang w:val="fr_FR" w:bidi="fr_FR"/>
-          </w:rPr>
-          <w:rPr>
-            <w:color w:val="0000EE"/>
-            <w:u w:val="single"/>
-          </w:rPr>
-          <w:t xml:space="preserve">1Tm 3.2 </w:t>
-        </w:r>
-      </w:hyperlink>
+      <w:r>
+        <w:rPr>
+          <w:lang w:val="fr_FR" w:bidi="fr_FR"/>
+        </w:rPr>
+        <w:t xml:space="preserve">1Tm 3.2 </w:t>
+      </w:r>
       <w:r>
         <w:rPr>
           <w:lang w:val="fr_FR" w:bidi="fr_FR"/>
         </w:rPr>
         <w:t xml:space="preserve">; </w:t>
       </w:r>
-      <w:hyperlink r:id="rId148">
-        <w:r>
-          <w:rPr>
-            <w:lang w:val="fr_FR" w:bidi="fr_FR"/>
-          </w:rPr>
-          <w:rPr>
-            <w:color w:val="0000EE"/>
-            <w:u w:val="single"/>
-          </w:rPr>
-          <w:t xml:space="preserve">3Jn 1.5–8 </w:t>
-        </w:r>
-      </w:hyperlink>
+      <w:r>
+        <w:rPr>
+          <w:lang w:val="fr_FR" w:bidi="fr_FR"/>
+        </w:rPr>
+        <w:t xml:space="preserve">3Jn 1.5–8 </w:t>
+      </w:r>
       <w:r>
         <w:rPr>
           <w:lang w:val="fr_FR" w:bidi="fr_FR"/>
         </w:rPr>
         <w:t xml:space="preserve">; </w:t>
       </w:r>
-      <w:hyperlink r:id="rId149">
-        <w:r>
-          <w:rPr>
-            <w:lang w:val="fr_FR" w:bidi="fr_FR"/>
-          </w:rPr>
-          <w:rPr>
-            <w:color w:val="0000EE"/>
-            <w:u w:val="single"/>
-          </w:rPr>
-          <w:t xml:space="preserve">Rm 15.24 </w:t>
-        </w:r>
-      </w:hyperlink>
+      <w:r>
+        <w:rPr>
+          <w:lang w:val="fr_FR" w:bidi="fr_FR"/>
+        </w:rPr>
+        <w:t xml:space="preserve">Rm 15.24 </w:t>
+      </w:r>
       <w:r>
         <w:rPr>
           <w:lang w:val="fr_FR" w:bidi="fr_FR"/>
         </w:rPr>
         <w:t xml:space="preserve">; </w:t>
       </w:r>
-      <w:hyperlink r:id="rId150">
-        <w:r>
-          <w:rPr>
-            <w:lang w:val="fr_FR" w:bidi="fr_FR"/>
-          </w:rPr>
-          <w:rPr>
-            <w:color w:val="0000EE"/>
-            <w:u w:val="single"/>
-          </w:rPr>
-          <w:t>1Co 16.6</w:t>
-        </w:r>
-      </w:hyperlink>
+      <w:r>
+        <w:rPr>
+          <w:lang w:val="fr_FR" w:bidi="fr_FR"/>
+        </w:rPr>
+        <w:t>1Co 16.6</w:t>
+      </w:r>
       <w:r>
         <w:rPr>
           <w:lang w:val="fr_FR" w:bidi="fr_FR"/>
         </w:rPr>
         <w:t>,</w:t>
       </w:r>
-      <w:hyperlink r:id="rId151">
-        <w:r>
-          <w:rPr>
-            <w:lang w:val="fr_FR" w:bidi="fr_FR"/>
-          </w:rPr>
-          <w:rPr>
-            <w:color w:val="0000EE"/>
-            <w:u w:val="single"/>
-          </w:rPr>
-          <w:t xml:space="preserve">11 </w:t>
-        </w:r>
-      </w:hyperlink>
+      <w:r>
+        <w:rPr>
+          <w:lang w:val="fr_FR" w:bidi="fr_FR"/>
+        </w:rPr>
+        <w:t xml:space="preserve">11 </w:t>
+      </w:r>
       <w:r>
         <w:rPr>
           <w:lang w:val="fr_FR" w:bidi="fr_FR"/>
         </w:rPr>
         <w:t xml:space="preserve">; </w:t>
       </w:r>
-      <w:hyperlink r:id="rId152">
-        <w:r>
-          <w:rPr>
-            <w:lang w:val="fr_FR" w:bidi="fr_FR"/>
-          </w:rPr>
-          <w:rPr>
-            <w:color w:val="0000EE"/>
-            <w:u w:val="single"/>
-          </w:rPr>
-          <w:t>2Co 1.16</w:t>
-        </w:r>
-      </w:hyperlink>
+      <w:r>
+        <w:rPr>
+          <w:lang w:val="fr_FR" w:bidi="fr_FR"/>
+        </w:rPr>
+        <w:t>2Co 1.16</w:t>
+      </w:r>
       <w:r>
         <w:rPr>
           <w:lang w:val="fr_FR" w:bidi="fr_FR"/>
@@ -5287,108 +4267,72 @@
         </w:rPr>
         <w:t xml:space="preserve">Cette exhortation finale est liée à la responsabilité de prendre soin de Zénas et d'Apollos (voir </w:t>
       </w:r>
-      <w:hyperlink r:id="rId153">
-        <w:r>
-          <w:rPr>
-            <w:lang w:val="fr_FR" w:bidi="fr_FR"/>
-          </w:rPr>
-          <w:rPr>
-            <w:color w:val="0000EE"/>
-            <w:u w:val="single"/>
-          </w:rPr>
-          <w:t xml:space="preserve">Rm 12.13 </w:t>
-        </w:r>
-      </w:hyperlink>
+      <w:r>
+        <w:rPr>
+          <w:lang w:val="fr_FR" w:bidi="fr_FR"/>
+        </w:rPr>
+        <w:t xml:space="preserve">Rm 12.13 </w:t>
+      </w:r>
       <w:r>
         <w:rPr>
           <w:lang w:val="fr_FR" w:bidi="fr_FR"/>
         </w:rPr>
         <w:t xml:space="preserve">; </w:t>
       </w:r>
-      <w:hyperlink r:id="rId154">
-        <w:r>
-          <w:rPr>
-            <w:lang w:val="fr_FR" w:bidi="fr_FR"/>
-          </w:rPr>
-          <w:rPr>
-            <w:color w:val="0000EE"/>
-            <w:u w:val="single"/>
-          </w:rPr>
-          <w:t xml:space="preserve">Ep 4.28 </w:t>
-        </w:r>
-      </w:hyperlink>
+      <w:r>
+        <w:rPr>
+          <w:lang w:val="fr_FR" w:bidi="fr_FR"/>
+        </w:rPr>
+        <w:t xml:space="preserve">Ep 4.28 </w:t>
+      </w:r>
       <w:r>
         <w:rPr>
           <w:lang w:val="fr_FR" w:bidi="fr_FR"/>
         </w:rPr>
         <w:t xml:space="preserve">; </w:t>
       </w:r>
-      <w:hyperlink r:id="rId155">
-        <w:r>
-          <w:rPr>
-            <w:lang w:val="fr_FR" w:bidi="fr_FR"/>
-          </w:rPr>
-          <w:rPr>
-            <w:color w:val="0000EE"/>
-            <w:u w:val="single"/>
-          </w:rPr>
-          <w:t xml:space="preserve">1Th 4.11 </w:t>
-        </w:r>
-      </w:hyperlink>
+      <w:r>
+        <w:rPr>
+          <w:lang w:val="fr_FR" w:bidi="fr_FR"/>
+        </w:rPr>
+        <w:t xml:space="preserve">1Th 4.11 </w:t>
+      </w:r>
       <w:r>
         <w:rPr>
           <w:lang w:val="fr_FR" w:bidi="fr_FR"/>
         </w:rPr>
         <w:t xml:space="preserve">; </w:t>
       </w:r>
-      <w:hyperlink r:id="rId156">
-        <w:r>
-          <w:rPr>
-            <w:lang w:val="fr_FR" w:bidi="fr_FR"/>
-          </w:rPr>
-          <w:rPr>
-            <w:color w:val="0000EE"/>
-            <w:u w:val="single"/>
-          </w:rPr>
-          <w:t>1Tm 5.8</w:t>
-        </w:r>
-      </w:hyperlink>
+      <w:r>
+        <w:rPr>
+          <w:lang w:val="fr_FR" w:bidi="fr_FR"/>
+        </w:rPr>
+        <w:t>1Tm 5.8</w:t>
+      </w:r>
       <w:r>
         <w:rPr>
           <w:lang w:val="fr_FR" w:bidi="fr_FR"/>
         </w:rPr>
         <w:t>,</w:t>
       </w:r>
-      <w:hyperlink r:id="rId157">
-        <w:r>
-          <w:rPr>
-            <w:lang w:val="fr_FR" w:bidi="fr_FR"/>
-          </w:rPr>
-          <w:rPr>
-            <w:color w:val="0000EE"/>
-            <w:u w:val="single"/>
-          </w:rPr>
-          <w:t xml:space="preserve">16 </w:t>
-        </w:r>
-      </w:hyperlink>
+      <w:r>
+        <w:rPr>
+          <w:lang w:val="fr_FR" w:bidi="fr_FR"/>
+        </w:rPr>
+        <w:t xml:space="preserve">16 </w:t>
+      </w:r>
       <w:r>
         <w:rPr>
           <w:lang w:val="fr_FR" w:bidi="fr_FR"/>
         </w:rPr>
         <w:t xml:space="preserve">; </w:t>
       </w:r>
-      <w:hyperlink r:id="rId158">
-        <w:r>
-          <w:rPr>
-            <w:lang w:val="fr_FR" w:bidi="fr_FR"/>
-          </w:rPr>
-          <w:rPr>
-            <w:color w:val="0000EE"/>
-            <w:u w:val="single"/>
-          </w:rPr>
-          <w:t>6.18</w:t>
-        </w:r>
-      </w:hyperlink>
+      <w:r>
+        <w:rPr>
+          <w:lang w:val="fr_FR" w:bidi="fr_FR"/>
+        </w:rPr>
+        <w:t>6.18</w:t>
+      </w:r>
       <w:r>
         <w:rPr>
           <w:lang w:val="fr_FR" w:bidi="fr_FR"/>
@@ -5443,18 +4387,12 @@
         </w:rPr>
         <w:t>La lettre est adressée à Tite (</w:t>
       </w:r>
-      <w:hyperlink r:id="rId24">
-        <w:r>
-          <w:rPr>
-            <w:lang w:val="fr_FR" w:bidi="fr_FR"/>
-          </w:rPr>
-          <w:rPr>
-            <w:color w:val="0000EE"/>
-            <w:u w:val="single"/>
-          </w:rPr>
-          <w:t>1.4</w:t>
-        </w:r>
-      </w:hyperlink>
+      <w:r>
+        <w:rPr>
+          <w:lang w:val="fr_FR" w:bidi="fr_FR"/>
+        </w:rPr>
+        <w:t>1.4</w:t>
+      </w:r>
       <w:r>
         <w:rPr>
           <w:lang w:val="fr_FR" w:bidi="fr_FR"/>
